--- a/Laporan/03_Ahmad Dzul Fadhli Jobsheet 12,13&14.docx
+++ b/Laporan/03_Ahmad Dzul Fadhli Jobsheet 12,13&14.docx
@@ -344,18 +344,13 @@
       </w:r>
       <w:proofErr w:type="spellEnd"/>
       <w:r>
-        <w:t xml:space="preserve">: </w:t>
-      </w:r>
-      <w:proofErr w:type="gramStart"/>
-      <w:r>
-        <w:t xml:space="preserve">( </w:t>
+        <w:t xml:space="preserve">: ( </w:t>
       </w:r>
       <w:proofErr w:type="spellStart"/>
       <w:r>
         <w:t>lakukan</w:t>
       </w:r>
       <w:proofErr w:type="spellEnd"/>
-      <w:proofErr w:type="gramEnd"/>
       <w:r>
         <w:t xml:space="preserve"> </w:t>
       </w:r>
@@ -882,13 +877,8 @@
       </w:r>
     </w:p>
     <w:p>
-      <w:proofErr w:type="gramStart"/>
-      <w:r>
-        <w:t>Note :</w:t>
-      </w:r>
-      <w:proofErr w:type="gramEnd"/>
-      <w:r>
-        <w:t xml:space="preserve"> </w:t>
+      <w:r>
+        <w:t xml:space="preserve">Note : </w:t>
       </w:r>
       <w:proofErr w:type="spellStart"/>
       <w:r>
@@ -1212,21 +1202,7 @@
         <w:rPr>
           <w:lang w:val="en-ID"/>
         </w:rPr>
-        <w:t xml:space="preserve"> </w:t>
-      </w:r>
-      <w:proofErr w:type="gramStart"/>
-      <w:r>
-        <w:rPr>
-          <w:lang w:val="en-ID"/>
-        </w:rPr>
-        <w:t>( pada</w:t>
-      </w:r>
-      <w:proofErr w:type="gramEnd"/>
-      <w:r>
-        <w:rPr>
-          <w:lang w:val="en-ID"/>
-        </w:rPr>
-        <w:t xml:space="preserve"> </w:t>
+        <w:t xml:space="preserve"> ( pada </w:t>
       </w:r>
       <w:proofErr w:type="spellStart"/>
       <w:r>
@@ -1534,33 +1510,18 @@
         <w:t xml:space="preserve"> (</w:t>
       </w:r>
       <w:proofErr w:type="spellStart"/>
-      <w:proofErr w:type="gramStart"/>
-      <w:r>
-        <w:rPr>
-          <w:lang w:val="en-ID"/>
-        </w:rPr>
-        <w:t>req.query</w:t>
-      </w:r>
-      <w:proofErr w:type="gramEnd"/>
-      <w:r>
-        <w:rPr>
-          <w:lang w:val="en-ID"/>
-        </w:rPr>
-        <w:t>.data</w:t>
-      </w:r>
-      <w:proofErr w:type="spellEnd"/>
-      <w:r>
-        <w:rPr>
-          <w:lang w:val="en-ID"/>
-        </w:rPr>
-        <w:t xml:space="preserve"> ==</w:t>
-      </w:r>
-      <w:proofErr w:type="gramStart"/>
-      <w:r>
-        <w:rPr>
-          <w:lang w:val="en-ID"/>
-        </w:rPr>
-        <w:t>=”</w:t>
+      <w:r>
+        <w:rPr>
+          <w:lang w:val="en-ID"/>
+        </w:rPr>
+        <w:t>req.query.data</w:t>
+      </w:r>
+      <w:proofErr w:type="spellEnd"/>
+      <w:r>
+        <w:rPr>
+          <w:lang w:val="en-ID"/>
+        </w:rPr>
+        <w:t xml:space="preserve"> ===”</w:t>
       </w:r>
       <w:proofErr w:type="spellStart"/>
       <w:r>
@@ -1570,7 +1531,6 @@
         <w:t>produk</w:t>
       </w:r>
       <w:proofErr w:type="spellEnd"/>
-      <w:proofErr w:type="gramEnd"/>
       <w:r>
         <w:rPr>
           <w:lang w:val="en-ID"/>
@@ -2120,28 +2080,12 @@
           <w:lang w:val="en-ID"/>
         </w:rPr>
       </w:pPr>
-      <w:proofErr w:type="gramStart"/>
-      <w:r>
-        <w:rPr>
-          <w:lang w:val="en-ID"/>
-        </w:rPr>
-        <w:t>{ revalidate</w:t>
-      </w:r>
-      <w:proofErr w:type="gramEnd"/>
-      <w:r>
-        <w:rPr>
-          <w:lang w:val="en-ID"/>
-        </w:rPr>
-        <w:t xml:space="preserve">: </w:t>
-      </w:r>
-      <w:proofErr w:type="gramStart"/>
-      <w:r>
-        <w:rPr>
-          <w:lang w:val="en-ID"/>
-        </w:rPr>
-        <w:t>true }</w:t>
-      </w:r>
-      <w:proofErr w:type="gramEnd"/>
+      <w:r>
+        <w:rPr>
+          <w:lang w:val="en-ID"/>
+        </w:rPr>
+        <w:t>{ revalidate: true }</w:t>
+      </w:r>
     </w:p>
     <w:p>
       <w:pPr>
@@ -3769,21 +3713,7 @@
         <w:rPr>
           <w:lang w:val="en-ID"/>
         </w:rPr>
-        <w:t xml:space="preserve"> dan </w:t>
-      </w:r>
-      <w:proofErr w:type="gramStart"/>
-      <w:r>
-        <w:rPr>
-          <w:lang w:val="en-ID"/>
-        </w:rPr>
-        <w:t>on-demand</w:t>
-      </w:r>
-      <w:proofErr w:type="gramEnd"/>
-      <w:r>
-        <w:rPr>
-          <w:lang w:val="en-ID"/>
-        </w:rPr>
-        <w:t>?</w:t>
+        <w:t xml:space="preserve"> dan on-demand?</w:t>
       </w:r>
     </w:p>
     <w:p>
@@ -3898,21 +3828,7 @@
         <w:rPr>
           <w:u w:val="single"/>
         </w:rPr>
-        <w:t xml:space="preserve"> </w:t>
-      </w:r>
-      <w:proofErr w:type="gramStart"/>
-      <w:r>
-        <w:rPr>
-          <w:u w:val="single"/>
-        </w:rPr>
-        <w:t>on-demand</w:t>
-      </w:r>
-      <w:proofErr w:type="gramEnd"/>
-      <w:r>
-        <w:rPr>
-          <w:u w:val="single"/>
-        </w:rPr>
-        <w:t xml:space="preserve"> </w:t>
+        <w:t xml:space="preserve"> on-demand </w:t>
       </w:r>
       <w:proofErr w:type="spellStart"/>
       <w:r>
@@ -5618,6 +5534,11 @@
       </w:r>
     </w:p>
     <w:p>
+      <w:pPr>
+        <w:rPr>
+          <w:lang w:val="en-ID"/>
+        </w:rPr>
+      </w:pPr>
       <w:proofErr w:type="spellStart"/>
       <w:r>
         <w:rPr>
@@ -5647,6 +5568,1131 @@
         <w:t xml:space="preserve"> home</w:t>
       </w:r>
     </w:p>
+    <w:p>
+      <w:pPr>
+        <w:pStyle w:val="Heading3"/>
+        <w:rPr>
+          <w:lang w:val="en-ID"/>
+        </w:rPr>
+      </w:pPr>
+      <w:r>
+        <w:rPr>
+          <w:lang w:val="en-ID"/>
+        </w:rPr>
+        <w:t xml:space="preserve">Bagian 5 – </w:t>
+      </w:r>
+      <w:proofErr w:type="spellStart"/>
+      <w:r>
+        <w:rPr>
+          <w:lang w:val="en-ID"/>
+        </w:rPr>
+        <w:t>Simulasi</w:t>
+      </w:r>
+      <w:proofErr w:type="spellEnd"/>
+      <w:r>
+        <w:rPr>
+          <w:lang w:val="en-ID"/>
+        </w:rPr>
+        <w:t xml:space="preserve"> </w:t>
+      </w:r>
+      <w:proofErr w:type="spellStart"/>
+      <w:r>
+        <w:rPr>
+          <w:lang w:val="en-ID"/>
+        </w:rPr>
+        <w:t>Sistem</w:t>
+      </w:r>
+      <w:proofErr w:type="spellEnd"/>
+      <w:r>
+        <w:rPr>
+          <w:lang w:val="en-ID"/>
+        </w:rPr>
+        <w:t xml:space="preserve"> Login</w:t>
+      </w:r>
+    </w:p>
+    <w:p>
+      <w:pPr>
+        <w:rPr>
+          <w:lang w:val="en-ID"/>
+        </w:rPr>
+      </w:pPr>
+      <w:r>
+        <w:rPr>
+          <w:lang w:val="en-ID"/>
+        </w:rPr>
+        <w:t xml:space="preserve">o </w:t>
+      </w:r>
+      <w:proofErr w:type="spellStart"/>
+      <w:r>
+        <w:rPr>
+          <w:lang w:val="en-ID"/>
+        </w:rPr>
+        <w:t>Modifikasi</w:t>
+      </w:r>
+      <w:proofErr w:type="spellEnd"/>
+      <w:r>
+        <w:rPr>
+          <w:lang w:val="en-ID"/>
+        </w:rPr>
+        <w:t xml:space="preserve"> file </w:t>
+      </w:r>
+      <w:proofErr w:type="spellStart"/>
+      <w:r>
+        <w:rPr>
+          <w:lang w:val="en-ID"/>
+        </w:rPr>
+        <w:t>middleware.ts</w:t>
+      </w:r>
+      <w:proofErr w:type="spellEnd"/>
+    </w:p>
+    <w:p>
+      <w:r>
+        <w:lastRenderedPageBreak/>
+        <w:drawing>
+          <wp:inline distT="0" distB="0" distL="0" distR="0" wp14:anchorId="684089A7" wp14:editId="566EC595">
+            <wp:extent cx="2880000" cy="1837538"/>
+            <wp:effectExtent l="0" t="0" r="0" b="0"/>
+            <wp:docPr id="521303601" name="Picture 1"/>
+            <wp:cNvGraphicFramePr>
+              <a:graphicFrameLocks xmlns:a="http://schemas.openxmlformats.org/drawingml/2006/main" noChangeAspect="1"/>
+            </wp:cNvGraphicFramePr>
+            <a:graphic xmlns:a="http://schemas.openxmlformats.org/drawingml/2006/main">
+              <a:graphicData uri="http://schemas.openxmlformats.org/drawingml/2006/picture">
+                <pic:pic xmlns:pic="http://schemas.openxmlformats.org/drawingml/2006/picture">
+                  <pic:nvPicPr>
+                    <pic:cNvPr id="521303601" name=""/>
+                    <pic:cNvPicPr/>
+                  </pic:nvPicPr>
+                  <pic:blipFill>
+                    <a:blip r:embed="rId37"/>
+                    <a:stretch>
+                      <a:fillRect/>
+                    </a:stretch>
+                  </pic:blipFill>
+                  <pic:spPr>
+                    <a:xfrm>
+                      <a:off x="0" y="0"/>
+                      <a:ext cx="2880000" cy="1837538"/>
+                    </a:xfrm>
+                    <a:prstGeom prst="rect">
+                      <a:avLst/>
+                    </a:prstGeom>
+                  </pic:spPr>
+                </pic:pic>
+              </a:graphicData>
+            </a:graphic>
+          </wp:inline>
+        </w:drawing>
+      </w:r>
+    </w:p>
+    <w:p>
+      <w:pPr>
+        <w:rPr>
+          <w:lang w:val="en-ID"/>
+        </w:rPr>
+      </w:pPr>
+      <w:r>
+        <w:rPr>
+          <w:lang w:val="en-ID"/>
+        </w:rPr>
+        <w:t xml:space="preserve">Jika user </w:t>
+      </w:r>
+      <w:proofErr w:type="spellStart"/>
+      <w:r>
+        <w:rPr>
+          <w:lang w:val="en-ID"/>
+        </w:rPr>
+        <w:t>langsung</w:t>
+      </w:r>
+      <w:proofErr w:type="spellEnd"/>
+      <w:r>
+        <w:rPr>
+          <w:lang w:val="en-ID"/>
+        </w:rPr>
+        <w:t xml:space="preserve"> </w:t>
+      </w:r>
+      <w:proofErr w:type="spellStart"/>
+      <w:r>
+        <w:rPr>
+          <w:lang w:val="en-ID"/>
+        </w:rPr>
+        <w:t>mengakses</w:t>
+      </w:r>
+      <w:proofErr w:type="spellEnd"/>
+      <w:r>
+        <w:rPr>
+          <w:lang w:val="en-ID"/>
+        </w:rPr>
+        <w:t xml:space="preserve"> </w:t>
+      </w:r>
+      <w:proofErr w:type="spellStart"/>
+      <w:r>
+        <w:rPr>
+          <w:lang w:val="en-ID"/>
+        </w:rPr>
+        <w:t>ke</w:t>
+      </w:r>
+      <w:proofErr w:type="spellEnd"/>
+      <w:r>
+        <w:rPr>
+          <w:lang w:val="en-ID"/>
+        </w:rPr>
+        <w:t xml:space="preserve"> </w:t>
+      </w:r>
+      <w:proofErr w:type="spellStart"/>
+      <w:r>
+        <w:rPr>
+          <w:lang w:val="en-ID"/>
+        </w:rPr>
+        <w:t>alamat</w:t>
+      </w:r>
+      <w:proofErr w:type="spellEnd"/>
+      <w:r>
+        <w:rPr>
+          <w:lang w:val="en-ID"/>
+        </w:rPr>
+        <w:t xml:space="preserve"> http://localhost:3000/produk </w:t>
+      </w:r>
+      <w:proofErr w:type="spellStart"/>
+      <w:r>
+        <w:rPr>
+          <w:lang w:val="en-ID"/>
+        </w:rPr>
+        <w:t>tidak</w:t>
+      </w:r>
+      <w:proofErr w:type="spellEnd"/>
+      <w:r>
+        <w:rPr>
+          <w:lang w:val="en-ID"/>
+        </w:rPr>
+        <w:t xml:space="preserve"> </w:t>
+      </w:r>
+      <w:proofErr w:type="spellStart"/>
+      <w:r>
+        <w:rPr>
+          <w:lang w:val="en-ID"/>
+        </w:rPr>
+        <w:t>akan</w:t>
+      </w:r>
+      <w:proofErr w:type="spellEnd"/>
+      <w:r>
+        <w:rPr>
+          <w:lang w:val="en-ID"/>
+        </w:rPr>
+        <w:t xml:space="preserve"> </w:t>
+      </w:r>
+      <w:proofErr w:type="spellStart"/>
+      <w:r>
+        <w:rPr>
+          <w:lang w:val="en-ID"/>
+        </w:rPr>
+        <w:t>bisa</w:t>
+      </w:r>
+      <w:proofErr w:type="spellEnd"/>
+    </w:p>
+    <w:p>
+      <w:pPr>
+        <w:rPr>
+          <w:lang w:val="en-ID"/>
+        </w:rPr>
+      </w:pPr>
+      <w:r>
+        <w:rPr>
+          <w:lang w:val="en-ID"/>
+        </w:rPr>
+        <w:t xml:space="preserve">user </w:t>
+      </w:r>
+      <w:proofErr w:type="spellStart"/>
+      <w:r>
+        <w:rPr>
+          <w:lang w:val="en-ID"/>
+        </w:rPr>
+        <w:t>akan</w:t>
+      </w:r>
+      <w:proofErr w:type="spellEnd"/>
+      <w:r>
+        <w:rPr>
+          <w:lang w:val="en-ID"/>
+        </w:rPr>
+        <w:t xml:space="preserve"> </w:t>
+      </w:r>
+      <w:proofErr w:type="spellStart"/>
+      <w:r>
+        <w:rPr>
+          <w:lang w:val="en-ID"/>
+        </w:rPr>
+        <w:t>diarahkan</w:t>
+      </w:r>
+      <w:proofErr w:type="spellEnd"/>
+      <w:r>
+        <w:rPr>
+          <w:lang w:val="en-ID"/>
+        </w:rPr>
+        <w:t xml:space="preserve"> </w:t>
+      </w:r>
+      <w:proofErr w:type="spellStart"/>
+      <w:r>
+        <w:rPr>
+          <w:lang w:val="en-ID"/>
+        </w:rPr>
+        <w:t>ke</w:t>
+      </w:r>
+      <w:proofErr w:type="spellEnd"/>
+      <w:r>
+        <w:rPr>
+          <w:lang w:val="en-ID"/>
+        </w:rPr>
+        <w:t xml:space="preserve"> </w:t>
+      </w:r>
+      <w:proofErr w:type="spellStart"/>
+      <w:r>
+        <w:rPr>
+          <w:lang w:val="en-ID"/>
+        </w:rPr>
+        <w:t>halaman</w:t>
+      </w:r>
+      <w:proofErr w:type="spellEnd"/>
+      <w:r>
+        <w:rPr>
+          <w:lang w:val="en-ID"/>
+        </w:rPr>
+        <w:t xml:space="preserve"> login</w:t>
+      </w:r>
+    </w:p>
+    <w:p>
+      <w:pPr>
+        <w:pStyle w:val="Heading2"/>
+        <w:rPr>
+          <w:lang w:val="en-ID"/>
+        </w:rPr>
+      </w:pPr>
+      <w:r>
+        <w:rPr>
+          <w:lang w:val="en-ID"/>
+        </w:rPr>
+        <w:t xml:space="preserve">D. </w:t>
+      </w:r>
+      <w:proofErr w:type="spellStart"/>
+      <w:r>
+        <w:rPr>
+          <w:lang w:val="en-ID"/>
+        </w:rPr>
+        <w:t>Pengujian</w:t>
+      </w:r>
+      <w:proofErr w:type="spellEnd"/>
+    </w:p>
+    <w:p>
+      <w:pPr>
+        <w:pStyle w:val="Heading3"/>
+        <w:rPr>
+          <w:lang w:val="en-ID"/>
+        </w:rPr>
+      </w:pPr>
+      <w:r>
+        <w:rPr>
+          <w:lang w:val="en-ID"/>
+        </w:rPr>
+        <w:t xml:space="preserve">Uji 1 – </w:t>
+      </w:r>
+      <w:proofErr w:type="spellStart"/>
+      <w:r>
+        <w:rPr>
+          <w:lang w:val="en-ID"/>
+        </w:rPr>
+        <w:t>isLogin</w:t>
+      </w:r>
+      <w:proofErr w:type="spellEnd"/>
+      <w:r>
+        <w:rPr>
+          <w:lang w:val="en-ID"/>
+        </w:rPr>
+        <w:t xml:space="preserve"> = false</w:t>
+      </w:r>
+    </w:p>
+    <w:p>
+      <w:pPr>
+        <w:rPr>
+          <w:lang w:val="en-ID"/>
+        </w:rPr>
+      </w:pPr>
+      <w:r>
+        <w:rPr>
+          <w:lang w:val="en-ID"/>
+        </w:rPr>
+        <w:drawing>
+          <wp:inline distT="0" distB="0" distL="0" distR="0" wp14:anchorId="45603458" wp14:editId="3063271D">
+            <wp:extent cx="2880000" cy="611385"/>
+            <wp:effectExtent l="0" t="0" r="0" b="0"/>
+            <wp:docPr id="27538991" name="Picture 1"/>
+            <wp:cNvGraphicFramePr>
+              <a:graphicFrameLocks xmlns:a="http://schemas.openxmlformats.org/drawingml/2006/main" noChangeAspect="1"/>
+            </wp:cNvGraphicFramePr>
+            <a:graphic xmlns:a="http://schemas.openxmlformats.org/drawingml/2006/main">
+              <a:graphicData uri="http://schemas.openxmlformats.org/drawingml/2006/picture">
+                <pic:pic xmlns:pic="http://schemas.openxmlformats.org/drawingml/2006/picture">
+                  <pic:nvPicPr>
+                    <pic:cNvPr id="27538991" name=""/>
+                    <pic:cNvPicPr/>
+                  </pic:nvPicPr>
+                  <pic:blipFill>
+                    <a:blip r:embed="rId38"/>
+                    <a:stretch>
+                      <a:fillRect/>
+                    </a:stretch>
+                  </pic:blipFill>
+                  <pic:spPr>
+                    <a:xfrm>
+                      <a:off x="0" y="0"/>
+                      <a:ext cx="2880000" cy="611385"/>
+                    </a:xfrm>
+                    <a:prstGeom prst="rect">
+                      <a:avLst/>
+                    </a:prstGeom>
+                  </pic:spPr>
+                </pic:pic>
+              </a:graphicData>
+            </a:graphic>
+          </wp:inline>
+        </w:drawing>
+      </w:r>
+    </w:p>
+    <w:p>
+      <w:pPr>
+        <w:rPr>
+          <w:lang w:val="en-ID"/>
+        </w:rPr>
+      </w:pPr>
+      <w:r>
+        <w:rPr>
+          <w:lang w:val="en-ID"/>
+        </w:rPr>
+        <w:t>Akses:</w:t>
+      </w:r>
+    </w:p>
+    <w:p>
+      <w:pPr>
+        <w:rPr>
+          <w:lang w:val="en-ID"/>
+        </w:rPr>
+      </w:pPr>
+      <w:r>
+        <w:rPr>
+          <w:lang w:val="en-ID"/>
+        </w:rPr>
+        <w:t>/products</w:t>
+      </w:r>
+    </w:p>
+    <w:p>
+      <w:pPr>
+        <w:rPr>
+          <w:lang w:val="en-ID"/>
+        </w:rPr>
+      </w:pPr>
+      <w:r>
+        <w:rPr>
+          <w:lang w:val="en-ID"/>
+        </w:rPr>
+        <w:t xml:space="preserve">Hasil: Redirect </w:t>
+      </w:r>
+      <w:proofErr w:type="spellStart"/>
+      <w:r>
+        <w:rPr>
+          <w:lang w:val="en-ID"/>
+        </w:rPr>
+        <w:t>ke</w:t>
+      </w:r>
+      <w:proofErr w:type="spellEnd"/>
+      <w:r>
+        <w:rPr>
+          <w:lang w:val="en-ID"/>
+        </w:rPr>
+        <w:t xml:space="preserve"> /login</w:t>
+      </w:r>
+    </w:p>
+    <w:p>
+      <w:pPr>
+        <w:rPr>
+          <w:lang w:val="en-ID"/>
+        </w:rPr>
+      </w:pPr>
+      <w:r>
+        <w:rPr>
+          <w:lang w:val="en-ID"/>
+        </w:rPr>
+        <w:drawing>
+          <wp:inline distT="0" distB="0" distL="0" distR="0" wp14:anchorId="6C3B68B3" wp14:editId="2EAEB6E1">
+            <wp:extent cx="2880000" cy="1383692"/>
+            <wp:effectExtent l="0" t="0" r="0" b="6985"/>
+            <wp:docPr id="889537254" name="Picture 1"/>
+            <wp:cNvGraphicFramePr>
+              <a:graphicFrameLocks xmlns:a="http://schemas.openxmlformats.org/drawingml/2006/main" noChangeAspect="1"/>
+            </wp:cNvGraphicFramePr>
+            <a:graphic xmlns:a="http://schemas.openxmlformats.org/drawingml/2006/main">
+              <a:graphicData uri="http://schemas.openxmlformats.org/drawingml/2006/picture">
+                <pic:pic xmlns:pic="http://schemas.openxmlformats.org/drawingml/2006/picture">
+                  <pic:nvPicPr>
+                    <pic:cNvPr id="889537254" name=""/>
+                    <pic:cNvPicPr/>
+                  </pic:nvPicPr>
+                  <pic:blipFill>
+                    <a:blip r:embed="rId39"/>
+                    <a:stretch>
+                      <a:fillRect/>
+                    </a:stretch>
+                  </pic:blipFill>
+                  <pic:spPr>
+                    <a:xfrm>
+                      <a:off x="0" y="0"/>
+                      <a:ext cx="2880000" cy="1383692"/>
+                    </a:xfrm>
+                    <a:prstGeom prst="rect">
+                      <a:avLst/>
+                    </a:prstGeom>
+                  </pic:spPr>
+                </pic:pic>
+              </a:graphicData>
+            </a:graphic>
+          </wp:inline>
+        </w:drawing>
+      </w:r>
+    </w:p>
+    <w:p>
+      <w:pPr>
+        <w:rPr>
+          <w:lang w:val="en-ID"/>
+        </w:rPr>
+      </w:pPr>
+      <w:proofErr w:type="spellStart"/>
+      <w:r>
+        <w:rPr>
+          <w:lang w:val="en-ID"/>
+        </w:rPr>
+        <w:t>Benar</w:t>
+      </w:r>
+      <w:proofErr w:type="spellEnd"/>
+    </w:p>
+    <w:p>
+      <w:pPr>
+        <w:pStyle w:val="Heading3"/>
+        <w:rPr>
+          <w:lang w:val="en-ID"/>
+        </w:rPr>
+      </w:pPr>
+      <w:r>
+        <w:rPr>
+          <w:lang w:val="en-ID"/>
+        </w:rPr>
+        <w:t xml:space="preserve">Uji 2 – </w:t>
+      </w:r>
+      <w:proofErr w:type="spellStart"/>
+      <w:r>
+        <w:rPr>
+          <w:lang w:val="en-ID"/>
+        </w:rPr>
+        <w:t>isLogin</w:t>
+      </w:r>
+      <w:proofErr w:type="spellEnd"/>
+      <w:r>
+        <w:rPr>
+          <w:lang w:val="en-ID"/>
+        </w:rPr>
+        <w:t xml:space="preserve"> = true</w:t>
+      </w:r>
+    </w:p>
+    <w:p>
+      <w:pPr>
+        <w:rPr>
+          <w:lang w:val="en-ID"/>
+        </w:rPr>
+      </w:pPr>
+      <w:r>
+        <w:rPr>
+          <w:lang w:val="en-ID"/>
+        </w:rPr>
+        <w:drawing>
+          <wp:inline distT="0" distB="0" distL="0" distR="0" wp14:anchorId="718C263C" wp14:editId="3CA9BBC5">
+            <wp:extent cx="2880000" cy="611385"/>
+            <wp:effectExtent l="0" t="0" r="0" b="0"/>
+            <wp:docPr id="68630972" name="Picture 1"/>
+            <wp:cNvGraphicFramePr>
+              <a:graphicFrameLocks xmlns:a="http://schemas.openxmlformats.org/drawingml/2006/main" noChangeAspect="1"/>
+            </wp:cNvGraphicFramePr>
+            <a:graphic xmlns:a="http://schemas.openxmlformats.org/drawingml/2006/main">
+              <a:graphicData uri="http://schemas.openxmlformats.org/drawingml/2006/picture">
+                <pic:pic xmlns:pic="http://schemas.openxmlformats.org/drawingml/2006/picture">
+                  <pic:nvPicPr>
+                    <pic:cNvPr id="68630972" name=""/>
+                    <pic:cNvPicPr/>
+                  </pic:nvPicPr>
+                  <pic:blipFill>
+                    <a:blip r:embed="rId40"/>
+                    <a:stretch>
+                      <a:fillRect/>
+                    </a:stretch>
+                  </pic:blipFill>
+                  <pic:spPr>
+                    <a:xfrm>
+                      <a:off x="0" y="0"/>
+                      <a:ext cx="2880000" cy="611385"/>
+                    </a:xfrm>
+                    <a:prstGeom prst="rect">
+                      <a:avLst/>
+                    </a:prstGeom>
+                  </pic:spPr>
+                </pic:pic>
+              </a:graphicData>
+            </a:graphic>
+          </wp:inline>
+        </w:drawing>
+      </w:r>
+    </w:p>
+    <w:p>
+      <w:pPr>
+        <w:rPr>
+          <w:lang w:val="en-ID"/>
+        </w:rPr>
+      </w:pPr>
+      <w:r>
+        <w:rPr>
+          <w:lang w:val="en-ID"/>
+        </w:rPr>
+        <w:t>Ubah:</w:t>
+      </w:r>
+    </w:p>
+    <w:p>
+      <w:pPr>
+        <w:rPr>
+          <w:lang w:val="en-ID"/>
+        </w:rPr>
+      </w:pPr>
+      <w:proofErr w:type="spellStart"/>
+      <w:r>
+        <w:rPr>
+          <w:lang w:val="en-ID"/>
+        </w:rPr>
+        <w:t>const</w:t>
+      </w:r>
+      <w:proofErr w:type="spellEnd"/>
+      <w:r>
+        <w:rPr>
+          <w:lang w:val="en-ID"/>
+        </w:rPr>
+        <w:t xml:space="preserve"> </w:t>
+      </w:r>
+      <w:proofErr w:type="spellStart"/>
+      <w:r>
+        <w:rPr>
+          <w:lang w:val="en-ID"/>
+        </w:rPr>
+        <w:t>isLogin</w:t>
+      </w:r>
+      <w:proofErr w:type="spellEnd"/>
+      <w:r>
+        <w:rPr>
+          <w:lang w:val="en-ID"/>
+        </w:rPr>
+        <w:t xml:space="preserve"> = true</w:t>
+      </w:r>
+    </w:p>
+    <w:p>
+      <w:pPr>
+        <w:rPr>
+          <w:lang w:val="en-ID"/>
+        </w:rPr>
+      </w:pPr>
+      <w:r>
+        <w:rPr>
+          <w:lang w:val="en-ID"/>
+        </w:rPr>
+        <w:lastRenderedPageBreak/>
+        <w:t xml:space="preserve">Hasil: Bisa </w:t>
+      </w:r>
+      <w:proofErr w:type="spellStart"/>
+      <w:r>
+        <w:rPr>
+          <w:lang w:val="en-ID"/>
+        </w:rPr>
+        <w:t>mengakses</w:t>
+      </w:r>
+      <w:proofErr w:type="spellEnd"/>
+      <w:r>
+        <w:rPr>
+          <w:lang w:val="en-ID"/>
+        </w:rPr>
+        <w:t xml:space="preserve"> /products</w:t>
+      </w:r>
+    </w:p>
+    <w:p>
+      <w:pPr>
+        <w:rPr>
+          <w:lang w:val="en-ID"/>
+        </w:rPr>
+      </w:pPr>
+      <w:r>
+        <w:rPr>
+          <w:lang w:val="en-ID"/>
+        </w:rPr>
+        <w:drawing>
+          <wp:inline distT="0" distB="0" distL="0" distR="0" wp14:anchorId="623FC777" wp14:editId="10CC722D">
+            <wp:extent cx="2880000" cy="1600000"/>
+            <wp:effectExtent l="0" t="0" r="0" b="635"/>
+            <wp:docPr id="80635692" name="Picture 1"/>
+            <wp:cNvGraphicFramePr>
+              <a:graphicFrameLocks xmlns:a="http://schemas.openxmlformats.org/drawingml/2006/main" noChangeAspect="1"/>
+            </wp:cNvGraphicFramePr>
+            <a:graphic xmlns:a="http://schemas.openxmlformats.org/drawingml/2006/main">
+              <a:graphicData uri="http://schemas.openxmlformats.org/drawingml/2006/picture">
+                <pic:pic xmlns:pic="http://schemas.openxmlformats.org/drawingml/2006/picture">
+                  <pic:nvPicPr>
+                    <pic:cNvPr id="80635692" name=""/>
+                    <pic:cNvPicPr/>
+                  </pic:nvPicPr>
+                  <pic:blipFill>
+                    <a:blip r:embed="rId41"/>
+                    <a:stretch>
+                      <a:fillRect/>
+                    </a:stretch>
+                  </pic:blipFill>
+                  <pic:spPr>
+                    <a:xfrm>
+                      <a:off x="0" y="0"/>
+                      <a:ext cx="2880000" cy="1600000"/>
+                    </a:xfrm>
+                    <a:prstGeom prst="rect">
+                      <a:avLst/>
+                    </a:prstGeom>
+                  </pic:spPr>
+                </pic:pic>
+              </a:graphicData>
+            </a:graphic>
+          </wp:inline>
+        </w:drawing>
+      </w:r>
+    </w:p>
+    <w:p>
+      <w:pPr>
+        <w:rPr>
+          <w:lang w:val="en-ID"/>
+        </w:rPr>
+      </w:pPr>
+      <w:proofErr w:type="spellStart"/>
+      <w:r>
+        <w:rPr>
+          <w:lang w:val="en-ID"/>
+        </w:rPr>
+        <w:t>Benar</w:t>
+      </w:r>
+      <w:proofErr w:type="spellEnd"/>
+    </w:p>
+    <w:p>
+      <w:pPr>
+        <w:pStyle w:val="Heading3"/>
+        <w:rPr>
+          <w:lang w:val="en-ID"/>
+        </w:rPr>
+      </w:pPr>
+      <w:r>
+        <w:rPr>
+          <w:lang w:val="en-ID"/>
+        </w:rPr>
+        <w:t xml:space="preserve">Uji 3 – </w:t>
+      </w:r>
+      <w:proofErr w:type="spellStart"/>
+      <w:r>
+        <w:rPr>
+          <w:lang w:val="en-ID"/>
+        </w:rPr>
+        <w:t>Tambahkan</w:t>
+      </w:r>
+      <w:proofErr w:type="spellEnd"/>
+      <w:r>
+        <w:rPr>
+          <w:lang w:val="en-ID"/>
+        </w:rPr>
+        <w:t xml:space="preserve"> Multiple Route</w:t>
+      </w:r>
+    </w:p>
+    <w:p>
+      <w:pPr>
+        <w:rPr>
+          <w:lang w:val="en-ID"/>
+        </w:rPr>
+      </w:pPr>
+      <w:r>
+        <w:rPr>
+          <w:lang w:val="en-ID"/>
+        </w:rPr>
+        <w:t xml:space="preserve">export </w:t>
+      </w:r>
+      <w:proofErr w:type="spellStart"/>
+      <w:r>
+        <w:rPr>
+          <w:lang w:val="en-ID"/>
+        </w:rPr>
+        <w:t>const</w:t>
+      </w:r>
+      <w:proofErr w:type="spellEnd"/>
+      <w:r>
+        <w:rPr>
+          <w:lang w:val="en-ID"/>
+        </w:rPr>
+        <w:t xml:space="preserve"> config = {</w:t>
+      </w:r>
+    </w:p>
+    <w:p>
+      <w:pPr>
+        <w:rPr>
+          <w:lang w:val="en-ID"/>
+        </w:rPr>
+      </w:pPr>
+      <w:r>
+        <w:rPr>
+          <w:lang w:val="en-ID"/>
+        </w:rPr>
+        <w:t>matcher: ['/products', '/about']</w:t>
+      </w:r>
+    </w:p>
+    <w:p>
+      <w:pPr>
+        <w:rPr>
+          <w:lang w:val="en-ID"/>
+        </w:rPr>
+      </w:pPr>
+      <w:r>
+        <w:rPr>
+          <w:lang w:val="en-ID"/>
+        </w:rPr>
+        <w:t>}</w:t>
+      </w:r>
+    </w:p>
+    <w:p>
+      <w:pPr>
+        <w:rPr>
+          <w:lang w:val="en-ID"/>
+        </w:rPr>
+      </w:pPr>
+      <w:r>
+        <w:rPr>
+          <w:lang w:val="en-ID"/>
+        </w:rPr>
+        <w:drawing>
+          <wp:inline distT="0" distB="0" distL="0" distR="0" wp14:anchorId="3FCC54B4" wp14:editId="22882222">
+            <wp:extent cx="2880000" cy="611385"/>
+            <wp:effectExtent l="0" t="0" r="0" b="0"/>
+            <wp:docPr id="211028695" name="Picture 1"/>
+            <wp:cNvGraphicFramePr>
+              <a:graphicFrameLocks xmlns:a="http://schemas.openxmlformats.org/drawingml/2006/main" noChangeAspect="1"/>
+            </wp:cNvGraphicFramePr>
+            <a:graphic xmlns:a="http://schemas.openxmlformats.org/drawingml/2006/main">
+              <a:graphicData uri="http://schemas.openxmlformats.org/drawingml/2006/picture">
+                <pic:pic xmlns:pic="http://schemas.openxmlformats.org/drawingml/2006/picture">
+                  <pic:nvPicPr>
+                    <pic:cNvPr id="211028695" name=""/>
+                    <pic:cNvPicPr/>
+                  </pic:nvPicPr>
+                  <pic:blipFill>
+                    <a:blip r:embed="rId42"/>
+                    <a:stretch>
+                      <a:fillRect/>
+                    </a:stretch>
+                  </pic:blipFill>
+                  <pic:spPr>
+                    <a:xfrm>
+                      <a:off x="0" y="0"/>
+                      <a:ext cx="2880000" cy="611385"/>
+                    </a:xfrm>
+                    <a:prstGeom prst="rect">
+                      <a:avLst/>
+                    </a:prstGeom>
+                  </pic:spPr>
+                </pic:pic>
+              </a:graphicData>
+            </a:graphic>
+          </wp:inline>
+        </w:drawing>
+      </w:r>
+    </w:p>
+    <w:p>
+      <w:pPr>
+        <w:rPr>
+          <w:lang w:val="en-ID"/>
+        </w:rPr>
+      </w:pPr>
+      <w:proofErr w:type="spellStart"/>
+      <w:r>
+        <w:rPr>
+          <w:lang w:val="en-ID"/>
+        </w:rPr>
+        <w:t>Sekarang</w:t>
+      </w:r>
+      <w:proofErr w:type="spellEnd"/>
+      <w:r>
+        <w:rPr>
+          <w:lang w:val="en-ID"/>
+        </w:rPr>
+        <w:t>:</w:t>
+      </w:r>
+    </w:p>
+    <w:p>
+      <w:pPr>
+        <w:rPr>
+          <w:lang w:val="en-ID"/>
+        </w:rPr>
+      </w:pPr>
+      <w:r>
+        <w:rPr>
+          <w:lang w:val="en-ID"/>
+        </w:rPr>
+        <w:t xml:space="preserve">• /products dan /about </w:t>
+      </w:r>
+      <w:proofErr w:type="spellStart"/>
+      <w:r>
+        <w:rPr>
+          <w:lang w:val="en-ID"/>
+        </w:rPr>
+        <w:t>butuh</w:t>
+      </w:r>
+      <w:proofErr w:type="spellEnd"/>
+      <w:r>
+        <w:rPr>
+          <w:lang w:val="en-ID"/>
+        </w:rPr>
+        <w:t xml:space="preserve"> login</w:t>
+      </w:r>
+    </w:p>
+    <w:p>
+      <w:pPr>
+        <w:rPr>
+          <w:lang w:val="en-ID"/>
+        </w:rPr>
+      </w:pPr>
+      <w:r>
+        <w:rPr>
+          <w:lang w:val="en-ID"/>
+        </w:rPr>
+        <w:drawing>
+          <wp:inline distT="0" distB="0" distL="0" distR="0" wp14:anchorId="4B670B5F" wp14:editId="2F3257F0">
+            <wp:extent cx="2879725" cy="1237956"/>
+            <wp:effectExtent l="0" t="0" r="0" b="635"/>
+            <wp:docPr id="1360427801" name="Picture 1"/>
+            <wp:cNvGraphicFramePr>
+              <a:graphicFrameLocks xmlns:a="http://schemas.openxmlformats.org/drawingml/2006/main" noChangeAspect="1"/>
+            </wp:cNvGraphicFramePr>
+            <a:graphic xmlns:a="http://schemas.openxmlformats.org/drawingml/2006/main">
+              <a:graphicData uri="http://schemas.openxmlformats.org/drawingml/2006/picture">
+                <pic:pic xmlns:pic="http://schemas.openxmlformats.org/drawingml/2006/picture">
+                  <pic:nvPicPr>
+                    <pic:cNvPr id="889537254" name=""/>
+                    <pic:cNvPicPr/>
+                  </pic:nvPicPr>
+                  <pic:blipFill rotWithShape="1">
+                    <a:blip r:embed="rId39"/>
+                    <a:srcRect b="10524"/>
+                    <a:stretch>
+                      <a:fillRect/>
+                    </a:stretch>
+                  </pic:blipFill>
+                  <pic:spPr bwMode="auto">
+                    <a:xfrm>
+                      <a:off x="0" y="0"/>
+                      <a:ext cx="2880000" cy="1238074"/>
+                    </a:xfrm>
+                    <a:prstGeom prst="rect">
+                      <a:avLst/>
+                    </a:prstGeom>
+                    <a:ln>
+                      <a:noFill/>
+                    </a:ln>
+                    <a:extLst>
+                      <a:ext uri="{53640926-AAD7-44D8-BBD7-CCE9431645EC}">
+                        <a14:shadowObscured xmlns:a14="http://schemas.microsoft.com/office/drawing/2010/main"/>
+                      </a:ext>
+                    </a:extLst>
+                  </pic:spPr>
+                </pic:pic>
+              </a:graphicData>
+            </a:graphic>
+          </wp:inline>
+        </w:drawing>
+      </w:r>
+    </w:p>
+    <w:p>
+      <w:pPr>
+        <w:rPr>
+          <w:lang w:val="en-ID"/>
+        </w:rPr>
+      </w:pPr>
+      <w:r>
+        <w:rPr>
+          <w:lang w:val="en-ID"/>
+        </w:rPr>
+        <w:t xml:space="preserve">Lalu </w:t>
+      </w:r>
+      <w:proofErr w:type="spellStart"/>
+      <w:r>
+        <w:rPr>
+          <w:lang w:val="en-ID"/>
+        </w:rPr>
+        <w:t>akses</w:t>
+      </w:r>
+      <w:proofErr w:type="spellEnd"/>
+      <w:r>
+        <w:rPr>
+          <w:lang w:val="en-ID"/>
+        </w:rPr>
+        <w:t xml:space="preserve"> /about</w:t>
+      </w:r>
+    </w:p>
+    <w:p>
+      <w:pPr>
+        <w:rPr>
+          <w:lang w:val="en-ID"/>
+        </w:rPr>
+      </w:pPr>
+      <w:r>
+        <w:rPr>
+          <w:lang w:val="en-ID"/>
+        </w:rPr>
+        <w:drawing>
+          <wp:inline distT="0" distB="0" distL="0" distR="0" wp14:anchorId="325A5FC0" wp14:editId="0556507D">
+            <wp:extent cx="2880000" cy="844923"/>
+            <wp:effectExtent l="0" t="0" r="0" b="0"/>
+            <wp:docPr id="1278031743" name="Picture 1"/>
+            <wp:cNvGraphicFramePr>
+              <a:graphicFrameLocks xmlns:a="http://schemas.openxmlformats.org/drawingml/2006/main" noChangeAspect="1"/>
+            </wp:cNvGraphicFramePr>
+            <a:graphic xmlns:a="http://schemas.openxmlformats.org/drawingml/2006/main">
+              <a:graphicData uri="http://schemas.openxmlformats.org/drawingml/2006/picture">
+                <pic:pic xmlns:pic="http://schemas.openxmlformats.org/drawingml/2006/picture">
+                  <pic:nvPicPr>
+                    <pic:cNvPr id="1278031743" name=""/>
+                    <pic:cNvPicPr/>
+                  </pic:nvPicPr>
+                  <pic:blipFill>
+                    <a:blip r:embed="rId43"/>
+                    <a:stretch>
+                      <a:fillRect/>
+                    </a:stretch>
+                  </pic:blipFill>
+                  <pic:spPr>
+                    <a:xfrm>
+                      <a:off x="0" y="0"/>
+                      <a:ext cx="2880000" cy="844923"/>
+                    </a:xfrm>
+                    <a:prstGeom prst="rect">
+                      <a:avLst/>
+                    </a:prstGeom>
+                  </pic:spPr>
+                </pic:pic>
+              </a:graphicData>
+            </a:graphic>
+          </wp:inline>
+        </w:drawing>
+      </w:r>
+    </w:p>
+    <w:p>
+      <w:pPr>
+        <w:rPr>
+          <w:lang w:val="en-ID"/>
+        </w:rPr>
+      </w:pPr>
+      <w:proofErr w:type="spellStart"/>
+      <w:r>
+        <w:rPr>
+          <w:lang w:val="en-ID"/>
+        </w:rPr>
+        <w:t>benar</w:t>
+      </w:r>
+      <w:proofErr w:type="spellEnd"/>
+    </w:p>
+    <w:p>
+      <w:pPr>
+        <w:rPr>
+          <w:lang w:val="en-ID"/>
+        </w:rPr>
+      </w:pPr>
+      <w:r>
+        <w:rPr>
+          <w:lang w:val="en-ID"/>
+        </w:rPr>
+        <w:t xml:space="preserve">• Halaman lain </w:t>
+      </w:r>
+      <w:proofErr w:type="spellStart"/>
+      <w:r>
+        <w:rPr>
+          <w:lang w:val="en-ID"/>
+        </w:rPr>
+        <w:t>bebas</w:t>
+      </w:r>
+      <w:proofErr w:type="spellEnd"/>
+    </w:p>
+    <w:p>
+      <w:r>
+        <w:lastRenderedPageBreak/>
+        <w:drawing>
+          <wp:inline distT="0" distB="0" distL="0" distR="0" wp14:anchorId="7A393B68" wp14:editId="65A97193">
+            <wp:extent cx="2880000" cy="1240923"/>
+            <wp:effectExtent l="0" t="0" r="0" b="0"/>
+            <wp:docPr id="1085426994" name="Picture 1"/>
+            <wp:cNvGraphicFramePr>
+              <a:graphicFrameLocks xmlns:a="http://schemas.openxmlformats.org/drawingml/2006/main" noChangeAspect="1"/>
+            </wp:cNvGraphicFramePr>
+            <a:graphic xmlns:a="http://schemas.openxmlformats.org/drawingml/2006/main">
+              <a:graphicData uri="http://schemas.openxmlformats.org/drawingml/2006/picture">
+                <pic:pic xmlns:pic="http://schemas.openxmlformats.org/drawingml/2006/picture">
+                  <pic:nvPicPr>
+                    <pic:cNvPr id="1085426994" name=""/>
+                    <pic:cNvPicPr/>
+                  </pic:nvPicPr>
+                  <pic:blipFill>
+                    <a:blip r:embed="rId44"/>
+                    <a:stretch>
+                      <a:fillRect/>
+                    </a:stretch>
+                  </pic:blipFill>
+                  <pic:spPr>
+                    <a:xfrm>
+                      <a:off x="0" y="0"/>
+                      <a:ext cx="2880000" cy="1240923"/>
+                    </a:xfrm>
+                    <a:prstGeom prst="rect">
+                      <a:avLst/>
+                    </a:prstGeom>
+                  </pic:spPr>
+                </pic:pic>
+              </a:graphicData>
+            </a:graphic>
+          </wp:inline>
+        </w:drawing>
+      </w:r>
+    </w:p>
+    <w:p>
+      <w:proofErr w:type="spellStart"/>
+      <w:r>
+        <w:t>Benar</w:t>
+      </w:r>
+      <w:proofErr w:type="spellEnd"/>
+      <w:r>
+        <w:t xml:space="preserve">. </w:t>
+      </w:r>
+      <w:proofErr w:type="spellStart"/>
+      <w:r>
+        <w:t>Contoh</w:t>
+      </w:r>
+      <w:proofErr w:type="spellEnd"/>
+      <w:r>
+        <w:t xml:space="preserve"> /</w:t>
+      </w:r>
+      <w:proofErr w:type="spellStart"/>
+      <w:r>
+        <w:t>lapar</w:t>
+      </w:r>
+      <w:proofErr w:type="spellEnd"/>
+      <w:r>
+        <w:t>.</w:t>
+      </w:r>
+    </w:p>
+    <w:p/>
     <w:p>
       <w:pPr>
         <w:rPr>

--- a/Laporan/03_Ahmad Dzul Fadhli Jobsheet 12,13&14.docx
+++ b/Laporan/03_Ahmad Dzul Fadhli Jobsheet 12,13&14.docx
@@ -344,13 +344,18 @@
       </w:r>
       <w:proofErr w:type="spellEnd"/>
       <w:r>
-        <w:t xml:space="preserve">: ( </w:t>
+        <w:t xml:space="preserve">: </w:t>
+      </w:r>
+      <w:proofErr w:type="gramStart"/>
+      <w:r>
+        <w:t xml:space="preserve">( </w:t>
       </w:r>
       <w:proofErr w:type="spellStart"/>
       <w:r>
         <w:t>lakukan</w:t>
       </w:r>
       <w:proofErr w:type="spellEnd"/>
+      <w:proofErr w:type="gramEnd"/>
       <w:r>
         <w:t xml:space="preserve"> </w:t>
       </w:r>
@@ -877,8 +882,13 @@
       </w:r>
     </w:p>
     <w:p>
-      <w:r>
-        <w:t xml:space="preserve">Note : </w:t>
+      <w:proofErr w:type="gramStart"/>
+      <w:r>
+        <w:t>Note :</w:t>
+      </w:r>
+      <w:proofErr w:type="gramEnd"/>
+      <w:r>
+        <w:t xml:space="preserve"> </w:t>
       </w:r>
       <w:proofErr w:type="spellStart"/>
       <w:r>
@@ -1202,7 +1212,21 @@
         <w:rPr>
           <w:lang w:val="en-ID"/>
         </w:rPr>
-        <w:t xml:space="preserve"> ( pada </w:t>
+        <w:t xml:space="preserve"> </w:t>
+      </w:r>
+      <w:proofErr w:type="gramStart"/>
+      <w:r>
+        <w:rPr>
+          <w:lang w:val="en-ID"/>
+        </w:rPr>
+        <w:t>( pada</w:t>
+      </w:r>
+      <w:proofErr w:type="gramEnd"/>
+      <w:r>
+        <w:rPr>
+          <w:lang w:val="en-ID"/>
+        </w:rPr>
+        <w:t xml:space="preserve"> </w:t>
       </w:r>
       <w:proofErr w:type="spellStart"/>
       <w:r>
@@ -1510,18 +1534,33 @@
         <w:t xml:space="preserve"> (</w:t>
       </w:r>
       <w:proofErr w:type="spellStart"/>
-      <w:r>
-        <w:rPr>
-          <w:lang w:val="en-ID"/>
-        </w:rPr>
-        <w:t>req.query.data</w:t>
-      </w:r>
-      <w:proofErr w:type="spellEnd"/>
-      <w:r>
-        <w:rPr>
-          <w:lang w:val="en-ID"/>
-        </w:rPr>
-        <w:t xml:space="preserve"> ===”</w:t>
+      <w:proofErr w:type="gramStart"/>
+      <w:r>
+        <w:rPr>
+          <w:lang w:val="en-ID"/>
+        </w:rPr>
+        <w:t>req.query</w:t>
+      </w:r>
+      <w:proofErr w:type="gramEnd"/>
+      <w:r>
+        <w:rPr>
+          <w:lang w:val="en-ID"/>
+        </w:rPr>
+        <w:t>.data</w:t>
+      </w:r>
+      <w:proofErr w:type="spellEnd"/>
+      <w:r>
+        <w:rPr>
+          <w:lang w:val="en-ID"/>
+        </w:rPr>
+        <w:t xml:space="preserve"> ==</w:t>
+      </w:r>
+      <w:proofErr w:type="gramStart"/>
+      <w:r>
+        <w:rPr>
+          <w:lang w:val="en-ID"/>
+        </w:rPr>
+        <w:t>=”</w:t>
       </w:r>
       <w:proofErr w:type="spellStart"/>
       <w:r>
@@ -1531,6 +1570,7 @@
         <w:t>produk</w:t>
       </w:r>
       <w:proofErr w:type="spellEnd"/>
+      <w:proofErr w:type="gramEnd"/>
       <w:r>
         <w:rPr>
           <w:lang w:val="en-ID"/>
@@ -2080,12 +2120,28 @@
           <w:lang w:val="en-ID"/>
         </w:rPr>
       </w:pPr>
-      <w:r>
-        <w:rPr>
-          <w:lang w:val="en-ID"/>
-        </w:rPr>
-        <w:t>{ revalidate: true }</w:t>
-      </w:r>
+      <w:proofErr w:type="gramStart"/>
+      <w:r>
+        <w:rPr>
+          <w:lang w:val="en-ID"/>
+        </w:rPr>
+        <w:t>{ revalidate</w:t>
+      </w:r>
+      <w:proofErr w:type="gramEnd"/>
+      <w:r>
+        <w:rPr>
+          <w:lang w:val="en-ID"/>
+        </w:rPr>
+        <w:t xml:space="preserve">: </w:t>
+      </w:r>
+      <w:proofErr w:type="gramStart"/>
+      <w:r>
+        <w:rPr>
+          <w:lang w:val="en-ID"/>
+        </w:rPr>
+        <w:t>true }</w:t>
+      </w:r>
+      <w:proofErr w:type="gramEnd"/>
     </w:p>
     <w:p>
       <w:pPr>
@@ -2586,33 +2642,89 @@
     </w:p>
     <w:p>
       <w:pPr>
+        <w:rPr>
+          <w:lang w:val="en-ID"/>
+        </w:rPr>
+      </w:pPr>
+      <w:proofErr w:type="spellStart"/>
+      <w:r>
+        <w:rPr>
+          <w:lang w:val="en-ID"/>
+        </w:rPr>
+        <w:t>Tugas</w:t>
+      </w:r>
+      <w:proofErr w:type="spellEnd"/>
+      <w:r>
+        <w:rPr>
+          <w:lang w:val="en-ID"/>
+        </w:rPr>
+        <w:t xml:space="preserve"> </w:t>
+      </w:r>
+      <w:proofErr w:type="spellStart"/>
+      <w:r>
+        <w:rPr>
+          <w:lang w:val="en-ID"/>
+        </w:rPr>
+        <w:t>Individu</w:t>
+      </w:r>
+      <w:proofErr w:type="spellEnd"/>
+    </w:p>
+    <w:p>
+      <w:pPr>
         <w:pStyle w:val="Heading3"/>
         <w:rPr>
           <w:lang w:val="en-ID"/>
         </w:rPr>
       </w:pPr>
-      <w:proofErr w:type="spellStart"/>
-      <w:r>
-        <w:rPr>
-          <w:lang w:val="en-ID"/>
-        </w:rPr>
-        <w:t>Tugas</w:t>
-      </w:r>
-      <w:proofErr w:type="spellEnd"/>
-      <w:r>
-        <w:rPr>
-          <w:lang w:val="en-ID"/>
-        </w:rPr>
-        <w:t xml:space="preserve"> </w:t>
-      </w:r>
-      <w:proofErr w:type="spellStart"/>
-      <w:r>
-        <w:rPr>
-          <w:lang w:val="en-ID"/>
-        </w:rPr>
-        <w:t>Individu</w:t>
-      </w:r>
-      <w:proofErr w:type="spellEnd"/>
+      <w:r>
+        <w:rPr>
+          <w:lang w:val="en-ID"/>
+        </w:rPr>
+        <w:lastRenderedPageBreak/>
+        <w:t xml:space="preserve">1. </w:t>
+      </w:r>
+      <w:proofErr w:type="spellStart"/>
+      <w:r>
+        <w:rPr>
+          <w:lang w:val="en-ID"/>
+        </w:rPr>
+        <w:t>Tambahkan</w:t>
+      </w:r>
+      <w:proofErr w:type="spellEnd"/>
+      <w:r>
+        <w:rPr>
+          <w:lang w:val="en-ID"/>
+        </w:rPr>
+        <w:t xml:space="preserve"> </w:t>
+      </w:r>
+      <w:proofErr w:type="spellStart"/>
+      <w:r>
+        <w:rPr>
+          <w:lang w:val="en-ID"/>
+        </w:rPr>
+        <w:t>lagi</w:t>
+      </w:r>
+      <w:proofErr w:type="spellEnd"/>
+      <w:r>
+        <w:rPr>
+          <w:lang w:val="en-ID"/>
+        </w:rPr>
+        <w:t xml:space="preserve"> </w:t>
+      </w:r>
+      <w:proofErr w:type="spellStart"/>
+      <w:r>
+        <w:rPr>
+          <w:lang w:val="en-ID"/>
+        </w:rPr>
+        <w:t>produk</w:t>
+      </w:r>
+      <w:proofErr w:type="spellEnd"/>
+      <w:r>
+        <w:rPr>
+          <w:lang w:val="en-ID"/>
+        </w:rPr>
+        <w:t xml:space="preserve"> pada firebase</w:t>
+      </w:r>
     </w:p>
     <w:p>
       <w:pPr>
@@ -2625,63 +2737,6 @@
         <w:rPr>
           <w:lang w:val="en-ID"/>
         </w:rPr>
-        <w:t xml:space="preserve">1. </w:t>
-      </w:r>
-      <w:proofErr w:type="spellStart"/>
-      <w:r>
-        <w:rPr>
-          <w:lang w:val="en-ID"/>
-        </w:rPr>
-        <w:t>Tambahkan</w:t>
-      </w:r>
-      <w:proofErr w:type="spellEnd"/>
-      <w:r>
-        <w:rPr>
-          <w:lang w:val="en-ID"/>
-        </w:rPr>
-        <w:t xml:space="preserve"> </w:t>
-      </w:r>
-      <w:proofErr w:type="spellStart"/>
-      <w:r>
-        <w:rPr>
-          <w:lang w:val="en-ID"/>
-        </w:rPr>
-        <w:t>lagi</w:t>
-      </w:r>
-      <w:proofErr w:type="spellEnd"/>
-      <w:r>
-        <w:rPr>
-          <w:lang w:val="en-ID"/>
-        </w:rPr>
-        <w:t xml:space="preserve"> </w:t>
-      </w:r>
-      <w:proofErr w:type="spellStart"/>
-      <w:r>
-        <w:rPr>
-          <w:lang w:val="en-ID"/>
-        </w:rPr>
-        <w:t>produk</w:t>
-      </w:r>
-      <w:proofErr w:type="spellEnd"/>
-      <w:r>
-        <w:rPr>
-          <w:lang w:val="en-ID"/>
-        </w:rPr>
-        <w:t xml:space="preserve"> pada firebase</w:t>
-      </w:r>
-    </w:p>
-    <w:p>
-      <w:pPr>
-        <w:jc w:val="left"/>
-        <w:rPr>
-          <w:lang w:val="en-ID"/>
-        </w:rPr>
-      </w:pPr>
-      <w:r>
-        <w:rPr>
-          <w:lang w:val="en-ID"/>
-        </w:rPr>
-        <w:lastRenderedPageBreak/>
         <w:drawing>
           <wp:inline distT="0" distB="0" distL="0" distR="0" wp14:anchorId="27C37A6B" wp14:editId="1B205A08">
             <wp:extent cx="2880000" cy="4417864"/>
@@ -2721,7 +2776,7 @@
     </w:p>
     <w:p>
       <w:pPr>
-        <w:jc w:val="left"/>
+        <w:pStyle w:val="Heading3"/>
         <w:rPr>
           <w:lang w:val="en-ID"/>
         </w:rPr>
@@ -2909,6 +2964,35 @@
     </w:p>
     <w:p>
       <w:pPr>
+        <w:pStyle w:val="Heading3"/>
+        <w:rPr>
+          <w:lang w:val="en-ID"/>
+        </w:rPr>
+      </w:pPr>
+      <w:r>
+        <w:rPr>
+          <w:lang w:val="en-ID"/>
+        </w:rPr>
+        <w:lastRenderedPageBreak/>
+        <w:t xml:space="preserve">3. </w:t>
+      </w:r>
+      <w:proofErr w:type="spellStart"/>
+      <w:r>
+        <w:rPr>
+          <w:lang w:val="en-ID"/>
+        </w:rPr>
+        <w:t>Tambahkan</w:t>
+      </w:r>
+      <w:proofErr w:type="spellEnd"/>
+      <w:r>
+        <w:rPr>
+          <w:lang w:val="en-ID"/>
+        </w:rPr>
+        <w:t xml:space="preserve"> endpoint On-Demand Revalidation.</w:t>
+      </w:r>
+    </w:p>
+    <w:p>
+      <w:pPr>
         <w:jc w:val="left"/>
         <w:rPr>
           <w:lang w:val="en-ID"/>
@@ -2918,35 +3002,6 @@
         <w:rPr>
           <w:lang w:val="en-ID"/>
         </w:rPr>
-        <w:t xml:space="preserve">3. </w:t>
-      </w:r>
-      <w:proofErr w:type="spellStart"/>
-      <w:r>
-        <w:rPr>
-          <w:lang w:val="en-ID"/>
-        </w:rPr>
-        <w:t>Tambahkan</w:t>
-      </w:r>
-      <w:proofErr w:type="spellEnd"/>
-      <w:r>
-        <w:rPr>
-          <w:lang w:val="en-ID"/>
-        </w:rPr>
-        <w:t xml:space="preserve"> endpoint On-Demand Revalidation.</w:t>
-      </w:r>
-    </w:p>
-    <w:p>
-      <w:pPr>
-        <w:jc w:val="left"/>
-        <w:rPr>
-          <w:lang w:val="en-ID"/>
-        </w:rPr>
-      </w:pPr>
-      <w:r>
-        <w:rPr>
-          <w:lang w:val="en-ID"/>
-        </w:rPr>
-        <w:lastRenderedPageBreak/>
         <w:drawing>
           <wp:inline distT="0" distB="0" distL="0" distR="0" wp14:anchorId="3F013C52" wp14:editId="0E3921A2">
             <wp:extent cx="2880000" cy="2892308"/>
@@ -2986,7 +3041,7 @@
     </w:p>
     <w:p>
       <w:pPr>
-        <w:jc w:val="left"/>
+        <w:pStyle w:val="Heading3"/>
         <w:rPr>
           <w:lang w:val="en-ID"/>
         </w:rPr>
@@ -3076,7 +3131,7 @@
     </w:p>
     <w:p>
       <w:pPr>
-        <w:jc w:val="left"/>
+        <w:pStyle w:val="Heading3"/>
         <w:rPr>
           <w:lang w:val="en-ID"/>
         </w:rPr>
@@ -3713,7 +3768,21 @@
         <w:rPr>
           <w:lang w:val="en-ID"/>
         </w:rPr>
-        <w:t xml:space="preserve"> dan on-demand?</w:t>
+        <w:t xml:space="preserve"> dan </w:t>
+      </w:r>
+      <w:proofErr w:type="gramStart"/>
+      <w:r>
+        <w:rPr>
+          <w:lang w:val="en-ID"/>
+        </w:rPr>
+        <w:t>on-demand</w:t>
+      </w:r>
+      <w:proofErr w:type="gramEnd"/>
+      <w:r>
+        <w:rPr>
+          <w:lang w:val="en-ID"/>
+        </w:rPr>
+        <w:t>?</w:t>
       </w:r>
     </w:p>
     <w:p>
@@ -3828,7 +3897,21 @@
         <w:rPr>
           <w:u w:val="single"/>
         </w:rPr>
-        <w:t xml:space="preserve"> on-demand </w:t>
+        <w:t xml:space="preserve"> </w:t>
+      </w:r>
+      <w:proofErr w:type="gramStart"/>
+      <w:r>
+        <w:rPr>
+          <w:u w:val="single"/>
+        </w:rPr>
+        <w:t>on-demand</w:t>
+      </w:r>
+      <w:proofErr w:type="gramEnd"/>
+      <w:r>
+        <w:rPr>
+          <w:u w:val="single"/>
+        </w:rPr>
+        <w:t xml:space="preserve"> </w:t>
       </w:r>
       <w:proofErr w:type="spellStart"/>
       <w:r>
@@ -5979,8 +6062,16 @@
         <w:rPr>
           <w:lang w:val="en-ID"/>
         </w:rPr>
-        <w:t>/products</w:t>
-      </w:r>
+        <w:t>/</w:t>
+      </w:r>
+      <w:proofErr w:type="gramStart"/>
+      <w:r>
+        <w:rPr>
+          <w:lang w:val="en-ID"/>
+        </w:rPr>
+        <w:t>products</w:t>
+      </w:r>
+      <w:proofErr w:type="gramEnd"/>
     </w:p>
     <w:p>
       <w:pPr>
@@ -6458,6 +6549,33 @@
           <w:lang w:val="en-ID"/>
         </w:rPr>
         <w:t xml:space="preserve"> login</w:t>
+      </w:r>
+    </w:p>
+    <w:p>
+      <w:pPr>
+        <w:rPr>
+          <w:lang w:val="en-ID"/>
+        </w:rPr>
+      </w:pPr>
+      <w:r>
+        <w:rPr>
+          <w:lang w:val="en-ID"/>
+        </w:rPr>
+        <w:t xml:space="preserve">Set </w:t>
+      </w:r>
+      <w:proofErr w:type="spellStart"/>
+      <w:r>
+        <w:rPr>
+          <w:lang w:val="en-ID"/>
+        </w:rPr>
+        <w:t>isLogin</w:t>
+      </w:r>
+      <w:proofErr w:type="spellEnd"/>
+      <w:r>
+        <w:rPr>
+          <w:lang w:val="en-ID"/>
+        </w:rPr>
+        <w:t xml:space="preserve"> = false</w:t>
       </w:r>
     </w:p>
     <w:p>
@@ -6522,25 +6640,47 @@
           <w:lang w:val="en-ID"/>
         </w:rPr>
       </w:pPr>
-      <w:r>
-        <w:rPr>
-          <w:lang w:val="en-ID"/>
-        </w:rPr>
-        <w:t xml:space="preserve">Lalu </w:t>
-      </w:r>
-      <w:proofErr w:type="spellStart"/>
-      <w:r>
-        <w:rPr>
-          <w:lang w:val="en-ID"/>
-        </w:rPr>
-        <w:t>akses</w:t>
-      </w:r>
-      <w:proofErr w:type="spellEnd"/>
-      <w:r>
-        <w:rPr>
-          <w:lang w:val="en-ID"/>
-        </w:rPr>
-        <w:t xml:space="preserve"> /about</w:t>
+      <w:proofErr w:type="spellStart"/>
+      <w:r>
+        <w:rPr>
+          <w:lang w:val="en-ID"/>
+        </w:rPr>
+        <w:t>Setelah</w:t>
+      </w:r>
+      <w:proofErr w:type="spellEnd"/>
+      <w:r>
+        <w:rPr>
+          <w:lang w:val="en-ID"/>
+        </w:rPr>
+        <w:t xml:space="preserve"> </w:t>
+      </w:r>
+      <w:proofErr w:type="spellStart"/>
+      <w:r>
+        <w:rPr>
+          <w:lang w:val="en-ID"/>
+        </w:rPr>
+        <w:t>isLogin</w:t>
+      </w:r>
+      <w:proofErr w:type="spellEnd"/>
+      <w:r>
+        <w:rPr>
+          <w:lang w:val="en-ID"/>
+        </w:rPr>
+        <w:t xml:space="preserve"> </w:t>
+      </w:r>
+      <w:proofErr w:type="spellStart"/>
+      <w:r>
+        <w:rPr>
+          <w:lang w:val="en-ID"/>
+        </w:rPr>
+        <w:t>diset</w:t>
+      </w:r>
+      <w:proofErr w:type="spellEnd"/>
+      <w:r>
+        <w:rPr>
+          <w:lang w:val="en-ID"/>
+        </w:rPr>
+        <w:t xml:space="preserve"> true</w:t>
       </w:r>
     </w:p>
     <w:p>
@@ -6615,6 +6755,7 @@
         <w:rPr>
           <w:lang w:val="en-ID"/>
         </w:rPr>
+        <w:lastRenderedPageBreak/>
         <w:t xml:space="preserve">• Halaman lain </w:t>
       </w:r>
       <w:proofErr w:type="spellStart"/>
@@ -6628,7 +6769,6 @@
     </w:p>
     <w:p>
       <w:r>
-        <w:lastRenderedPageBreak/>
         <w:drawing>
           <wp:inline distT="0" distB="0" distL="0" distR="0" wp14:anchorId="7A393B68" wp14:editId="65A97193">
             <wp:extent cx="2880000" cy="1240923"/>
@@ -6692,7 +6832,2731 @@
         <w:t>.</w:t>
       </w:r>
     </w:p>
+    <w:p>
+      <w:pPr>
+        <w:pStyle w:val="Heading2"/>
+        <w:rPr>
+          <w:lang w:val="en-ID"/>
+        </w:rPr>
+      </w:pPr>
+      <w:r>
+        <w:rPr>
+          <w:lang w:val="en-ID"/>
+        </w:rPr>
+        <w:t xml:space="preserve">E. </w:t>
+      </w:r>
+      <w:proofErr w:type="spellStart"/>
+      <w:r>
+        <w:rPr>
+          <w:lang w:val="en-ID"/>
+        </w:rPr>
+        <w:t>Perbandingan</w:t>
+      </w:r>
+      <w:proofErr w:type="spellEnd"/>
+      <w:r>
+        <w:rPr>
+          <w:lang w:val="en-ID"/>
+        </w:rPr>
+        <w:t xml:space="preserve"> Middleware vs </w:t>
+      </w:r>
+      <w:proofErr w:type="spellStart"/>
+      <w:r>
+        <w:rPr>
+          <w:lang w:val="en-ID"/>
+        </w:rPr>
+        <w:t>useEffect</w:t>
+      </w:r>
+      <w:proofErr w:type="spellEnd"/>
+    </w:p>
+    <w:tbl>
+      <w:tblPr>
+        <w:tblStyle w:val="TableGrid"/>
+        <w:tblW w:w="0" w:type="auto"/>
+        <w:tblLayout w:type="fixed"/>
+        <w:tblLook w:val="04A0" w:firstRow="1" w:lastRow="0" w:firstColumn="1" w:lastColumn="0" w:noHBand="0" w:noVBand="1"/>
+      </w:tblPr>
+      <w:tblGrid>
+        <w:gridCol w:w="3000"/>
+        <w:gridCol w:w="3000"/>
+        <w:gridCol w:w="3000"/>
+      </w:tblGrid>
+      <w:tr>
+        <w:tc>
+          <w:tcPr>
+            <w:tcW w:w="3000" w:type="dxa"/>
+            <w:hideMark/>
+          </w:tcPr>
+          <w:p>
+            <w:pPr>
+              <w:spacing w:after="160" w:line="278" w:lineRule="auto"/>
+              <w:rPr>
+                <w:lang w:val="en-ID"/>
+              </w:rPr>
+            </w:pPr>
+            <w:proofErr w:type="spellStart"/>
+            <w:r>
+              <w:rPr>
+                <w:lang w:val="en-ID"/>
+              </w:rPr>
+              <w:t>Aspek</w:t>
+            </w:r>
+            <w:proofErr w:type="spellEnd"/>
+            <w:r>
+              <w:rPr>
+                <w:lang w:val="en-ID"/>
+              </w:rPr>
+              <w:t xml:space="preserve"> </w:t>
+            </w:r>
+          </w:p>
+        </w:tc>
+        <w:tc>
+          <w:tcPr>
+            <w:tcW w:w="3000" w:type="dxa"/>
+            <w:hideMark/>
+          </w:tcPr>
+          <w:p>
+            <w:pPr>
+              <w:spacing w:after="160" w:line="278" w:lineRule="auto"/>
+              <w:rPr>
+                <w:lang w:val="en-ID"/>
+              </w:rPr>
+            </w:pPr>
+            <w:proofErr w:type="spellStart"/>
+            <w:r>
+              <w:rPr>
+                <w:lang w:val="en-ID"/>
+              </w:rPr>
+              <w:t>useEffect</w:t>
+            </w:r>
+            <w:proofErr w:type="spellEnd"/>
+            <w:r>
+              <w:rPr>
+                <w:lang w:val="en-ID"/>
+              </w:rPr>
+              <w:t xml:space="preserve"> </w:t>
+            </w:r>
+          </w:p>
+        </w:tc>
+        <w:tc>
+          <w:tcPr>
+            <w:tcW w:w="3000" w:type="dxa"/>
+            <w:hideMark/>
+          </w:tcPr>
+          <w:p>
+            <w:pPr>
+              <w:spacing w:after="160" w:line="278" w:lineRule="auto"/>
+              <w:rPr>
+                <w:lang w:val="en-ID"/>
+              </w:rPr>
+            </w:pPr>
+            <w:r>
+              <w:rPr>
+                <w:lang w:val="en-ID"/>
+              </w:rPr>
+              <w:t>Middleware</w:t>
+            </w:r>
+          </w:p>
+        </w:tc>
+      </w:tr>
+      <w:tr>
+        <w:tc>
+          <w:tcPr>
+            <w:tcW w:w="3000" w:type="dxa"/>
+            <w:hideMark/>
+          </w:tcPr>
+          <w:p>
+            <w:pPr>
+              <w:spacing w:after="160" w:line="278" w:lineRule="auto"/>
+              <w:rPr>
+                <w:lang w:val="en-ID"/>
+              </w:rPr>
+            </w:pPr>
+            <w:r>
+              <w:rPr>
+                <w:lang w:val="en-ID"/>
+              </w:rPr>
+              <w:t xml:space="preserve">Redirect timing </w:t>
+            </w:r>
+          </w:p>
+        </w:tc>
+        <w:tc>
+          <w:tcPr>
+            <w:tcW w:w="3000" w:type="dxa"/>
+            <w:hideMark/>
+          </w:tcPr>
+          <w:p>
+            <w:pPr>
+              <w:spacing w:after="160" w:line="278" w:lineRule="auto"/>
+              <w:rPr>
+                <w:lang w:val="en-ID"/>
+              </w:rPr>
+            </w:pPr>
+            <w:proofErr w:type="spellStart"/>
+            <w:r>
+              <w:rPr>
+                <w:lang w:val="en-ID"/>
+              </w:rPr>
+              <w:t>Setelah</w:t>
+            </w:r>
+            <w:proofErr w:type="spellEnd"/>
+            <w:r>
+              <w:rPr>
+                <w:lang w:val="en-ID"/>
+              </w:rPr>
+              <w:t xml:space="preserve"> render </w:t>
+            </w:r>
+          </w:p>
+        </w:tc>
+        <w:tc>
+          <w:tcPr>
+            <w:tcW w:w="3000" w:type="dxa"/>
+            <w:hideMark/>
+          </w:tcPr>
+          <w:p>
+            <w:pPr>
+              <w:spacing w:after="160" w:line="278" w:lineRule="auto"/>
+              <w:rPr>
+                <w:lang w:val="en-ID"/>
+              </w:rPr>
+            </w:pPr>
+            <w:proofErr w:type="spellStart"/>
+            <w:r>
+              <w:rPr>
+                <w:lang w:val="en-ID"/>
+              </w:rPr>
+              <w:t>Sebelum</w:t>
+            </w:r>
+            <w:proofErr w:type="spellEnd"/>
+            <w:r>
+              <w:rPr>
+                <w:lang w:val="en-ID"/>
+              </w:rPr>
+              <w:t xml:space="preserve"> render</w:t>
+            </w:r>
+          </w:p>
+        </w:tc>
+      </w:tr>
+      <w:tr>
+        <w:tc>
+          <w:tcPr>
+            <w:tcW w:w="3000" w:type="dxa"/>
+            <w:hideMark/>
+          </w:tcPr>
+          <w:p>
+            <w:pPr>
+              <w:spacing w:after="160" w:line="278" w:lineRule="auto"/>
+              <w:rPr>
+                <w:lang w:val="en-ID"/>
+              </w:rPr>
+            </w:pPr>
+            <w:r>
+              <w:rPr>
+                <w:lang w:val="en-ID"/>
+              </w:rPr>
+              <w:t xml:space="preserve">Glitch </w:t>
+            </w:r>
+          </w:p>
+        </w:tc>
+        <w:tc>
+          <w:tcPr>
+            <w:tcW w:w="3000" w:type="dxa"/>
+            <w:hideMark/>
+          </w:tcPr>
+          <w:p>
+            <w:pPr>
+              <w:spacing w:after="160" w:line="278" w:lineRule="auto"/>
+              <w:rPr>
+                <w:lang w:val="en-ID"/>
+              </w:rPr>
+            </w:pPr>
+            <w:r>
+              <w:rPr>
+                <w:lang w:val="en-ID"/>
+              </w:rPr>
+              <w:t xml:space="preserve">Ada </w:t>
+            </w:r>
+          </w:p>
+        </w:tc>
+        <w:tc>
+          <w:tcPr>
+            <w:tcW w:w="3000" w:type="dxa"/>
+            <w:hideMark/>
+          </w:tcPr>
+          <w:p>
+            <w:pPr>
+              <w:spacing w:after="160" w:line="278" w:lineRule="auto"/>
+              <w:rPr>
+                <w:lang w:val="en-ID"/>
+              </w:rPr>
+            </w:pPr>
+            <w:r>
+              <w:rPr>
+                <w:lang w:val="en-ID"/>
+              </w:rPr>
+              <w:t>Tidak</w:t>
+            </w:r>
+          </w:p>
+        </w:tc>
+      </w:tr>
+      <w:tr>
+        <w:tc>
+          <w:tcPr>
+            <w:tcW w:w="3000" w:type="dxa"/>
+            <w:hideMark/>
+          </w:tcPr>
+          <w:p>
+            <w:pPr>
+              <w:spacing w:after="160" w:line="278" w:lineRule="auto"/>
+              <w:rPr>
+                <w:lang w:val="en-ID"/>
+              </w:rPr>
+            </w:pPr>
+            <w:r>
+              <w:rPr>
+                <w:lang w:val="en-ID"/>
+              </w:rPr>
+              <w:t xml:space="preserve">Security </w:t>
+            </w:r>
+          </w:p>
+        </w:tc>
+        <w:tc>
+          <w:tcPr>
+            <w:tcW w:w="3000" w:type="dxa"/>
+            <w:hideMark/>
+          </w:tcPr>
+          <w:p>
+            <w:pPr>
+              <w:spacing w:after="160" w:line="278" w:lineRule="auto"/>
+              <w:rPr>
+                <w:lang w:val="en-ID"/>
+              </w:rPr>
+            </w:pPr>
+            <w:proofErr w:type="spellStart"/>
+            <w:r>
+              <w:rPr>
+                <w:lang w:val="en-ID"/>
+              </w:rPr>
+              <w:t>Lemah</w:t>
+            </w:r>
+            <w:proofErr w:type="spellEnd"/>
+            <w:r>
+              <w:rPr>
+                <w:lang w:val="en-ID"/>
+              </w:rPr>
+              <w:t xml:space="preserve"> </w:t>
+            </w:r>
+          </w:p>
+        </w:tc>
+        <w:tc>
+          <w:tcPr>
+            <w:tcW w:w="3000" w:type="dxa"/>
+            <w:hideMark/>
+          </w:tcPr>
+          <w:p>
+            <w:pPr>
+              <w:spacing w:after="160" w:line="278" w:lineRule="auto"/>
+              <w:rPr>
+                <w:lang w:val="en-ID"/>
+              </w:rPr>
+            </w:pPr>
+            <w:proofErr w:type="spellStart"/>
+            <w:r>
+              <w:rPr>
+                <w:lang w:val="en-ID"/>
+              </w:rPr>
+              <w:t>Lebih</w:t>
+            </w:r>
+            <w:proofErr w:type="spellEnd"/>
+            <w:r>
+              <w:rPr>
+                <w:lang w:val="en-ID"/>
+              </w:rPr>
+              <w:t xml:space="preserve"> </w:t>
+            </w:r>
+            <w:proofErr w:type="spellStart"/>
+            <w:r>
+              <w:rPr>
+                <w:lang w:val="en-ID"/>
+              </w:rPr>
+              <w:t>aman</w:t>
+            </w:r>
+            <w:proofErr w:type="spellEnd"/>
+          </w:p>
+        </w:tc>
+      </w:tr>
+      <w:tr>
+        <w:tc>
+          <w:tcPr>
+            <w:tcW w:w="3000" w:type="dxa"/>
+            <w:hideMark/>
+          </w:tcPr>
+          <w:p>
+            <w:pPr>
+              <w:spacing w:after="160" w:line="278" w:lineRule="auto"/>
+              <w:rPr>
+                <w:lang w:val="en-ID"/>
+              </w:rPr>
+            </w:pPr>
+            <w:proofErr w:type="spellStart"/>
+            <w:r>
+              <w:rPr>
+                <w:lang w:val="en-ID"/>
+              </w:rPr>
+              <w:t>Skalabilitas</w:t>
+            </w:r>
+            <w:proofErr w:type="spellEnd"/>
+            <w:r>
+              <w:rPr>
+                <w:lang w:val="en-ID"/>
+              </w:rPr>
+              <w:t xml:space="preserve"> </w:t>
+            </w:r>
+          </w:p>
+        </w:tc>
+        <w:tc>
+          <w:tcPr>
+            <w:tcW w:w="3000" w:type="dxa"/>
+            <w:hideMark/>
+          </w:tcPr>
+          <w:p>
+            <w:pPr>
+              <w:spacing w:after="160" w:line="278" w:lineRule="auto"/>
+              <w:rPr>
+                <w:lang w:val="en-ID"/>
+              </w:rPr>
+            </w:pPr>
+            <w:r>
+              <w:rPr>
+                <w:lang w:val="en-ID"/>
+              </w:rPr>
+              <w:t xml:space="preserve">Harus </w:t>
+            </w:r>
+            <w:proofErr w:type="spellStart"/>
+            <w:r>
+              <w:rPr>
+                <w:lang w:val="en-ID"/>
+              </w:rPr>
+              <w:t>tiap</w:t>
+            </w:r>
+            <w:proofErr w:type="spellEnd"/>
+            <w:r>
+              <w:rPr>
+                <w:lang w:val="en-ID"/>
+              </w:rPr>
+              <w:t xml:space="preserve"> </w:t>
+            </w:r>
+            <w:proofErr w:type="spellStart"/>
+            <w:r>
+              <w:rPr>
+                <w:lang w:val="en-ID"/>
+              </w:rPr>
+              <w:t>halaman</w:t>
+            </w:r>
+            <w:proofErr w:type="spellEnd"/>
+            <w:r>
+              <w:rPr>
+                <w:lang w:val="en-ID"/>
+              </w:rPr>
+              <w:t xml:space="preserve"> </w:t>
+            </w:r>
+          </w:p>
+        </w:tc>
+        <w:tc>
+          <w:tcPr>
+            <w:tcW w:w="3000" w:type="dxa"/>
+            <w:hideMark/>
+          </w:tcPr>
+          <w:p>
+            <w:pPr>
+              <w:spacing w:after="160" w:line="278" w:lineRule="auto"/>
+              <w:rPr>
+                <w:lang w:val="en-ID"/>
+              </w:rPr>
+            </w:pPr>
+            <w:proofErr w:type="spellStart"/>
+            <w:r>
+              <w:rPr>
+                <w:lang w:val="en-ID"/>
+              </w:rPr>
+              <w:t>Sekali</w:t>
+            </w:r>
+            <w:proofErr w:type="spellEnd"/>
+            <w:r>
+              <w:rPr>
+                <w:lang w:val="en-ID"/>
+              </w:rPr>
+              <w:t xml:space="preserve"> di middleware</w:t>
+            </w:r>
+          </w:p>
+        </w:tc>
+      </w:tr>
+    </w:tbl>
     <w:p/>
+    <w:p>
+      <w:pPr>
+        <w:pStyle w:val="Heading2"/>
+        <w:rPr>
+          <w:lang w:val="en-ID"/>
+        </w:rPr>
+      </w:pPr>
+      <w:r>
+        <w:rPr>
+          <w:lang w:val="en-ID"/>
+        </w:rPr>
+        <w:t xml:space="preserve">F. </w:t>
+      </w:r>
+      <w:proofErr w:type="spellStart"/>
+      <w:r>
+        <w:rPr>
+          <w:lang w:val="en-ID"/>
+        </w:rPr>
+        <w:t>Tugas</w:t>
+      </w:r>
+      <w:proofErr w:type="spellEnd"/>
+      <w:r>
+        <w:rPr>
+          <w:lang w:val="en-ID"/>
+        </w:rPr>
+        <w:t xml:space="preserve"> </w:t>
+      </w:r>
+      <w:proofErr w:type="spellStart"/>
+      <w:r>
+        <w:rPr>
+          <w:lang w:val="en-ID"/>
+        </w:rPr>
+        <w:t>Praktikum</w:t>
+      </w:r>
+      <w:proofErr w:type="spellEnd"/>
+    </w:p>
+    <w:p>
+      <w:pPr>
+        <w:rPr>
+          <w:lang w:val="en-ID"/>
+        </w:rPr>
+      </w:pPr>
+      <w:proofErr w:type="spellStart"/>
+      <w:r>
+        <w:rPr>
+          <w:lang w:val="en-ID"/>
+        </w:rPr>
+        <w:t>Tugas</w:t>
+      </w:r>
+      <w:proofErr w:type="spellEnd"/>
+      <w:r>
+        <w:rPr>
+          <w:lang w:val="en-ID"/>
+        </w:rPr>
+        <w:t xml:space="preserve"> </w:t>
+      </w:r>
+      <w:proofErr w:type="spellStart"/>
+      <w:r>
+        <w:rPr>
+          <w:lang w:val="en-ID"/>
+        </w:rPr>
+        <w:t>Individu</w:t>
+      </w:r>
+      <w:proofErr w:type="spellEnd"/>
+    </w:p>
+    <w:p>
+      <w:pPr>
+        <w:pStyle w:val="Heading3"/>
+        <w:rPr>
+          <w:lang w:val="en-ID"/>
+        </w:rPr>
+      </w:pPr>
+      <w:r>
+        <w:rPr>
+          <w:lang w:val="en-ID"/>
+        </w:rPr>
+        <w:t xml:space="preserve">1. Buat </w:t>
+      </w:r>
+      <w:proofErr w:type="spellStart"/>
+      <w:r>
+        <w:rPr>
+          <w:lang w:val="en-ID"/>
+        </w:rPr>
+        <w:t>halaman</w:t>
+      </w:r>
+      <w:proofErr w:type="spellEnd"/>
+      <w:r>
+        <w:rPr>
+          <w:lang w:val="en-ID"/>
+        </w:rPr>
+        <w:t>:</w:t>
+      </w:r>
+    </w:p>
+    <w:p>
+      <w:pPr>
+        <w:rPr>
+          <w:lang w:val="en-ID"/>
+        </w:rPr>
+      </w:pPr>
+      <w:r>
+        <w:rPr>
+          <w:lang w:val="en-ID"/>
+        </w:rPr>
+        <w:t>o /products</w:t>
+      </w:r>
+    </w:p>
+    <w:p>
+      <w:pPr>
+        <w:rPr>
+          <w:lang w:val="en-ID"/>
+        </w:rPr>
+      </w:pPr>
+      <w:r>
+        <w:rPr>
+          <w:lang w:val="en-ID"/>
+        </w:rPr>
+        <w:drawing>
+          <wp:inline distT="0" distB="0" distL="0" distR="0" wp14:anchorId="355FA409" wp14:editId="66B4093B">
+            <wp:extent cx="2880000" cy="1667385"/>
+            <wp:effectExtent l="0" t="0" r="0" b="9525"/>
+            <wp:docPr id="1837135391" name="Picture 1"/>
+            <wp:cNvGraphicFramePr>
+              <a:graphicFrameLocks xmlns:a="http://schemas.openxmlformats.org/drawingml/2006/main" noChangeAspect="1"/>
+            </wp:cNvGraphicFramePr>
+            <a:graphic xmlns:a="http://schemas.openxmlformats.org/drawingml/2006/main">
+              <a:graphicData uri="http://schemas.openxmlformats.org/drawingml/2006/picture">
+                <pic:pic xmlns:pic="http://schemas.openxmlformats.org/drawingml/2006/picture">
+                  <pic:nvPicPr>
+                    <pic:cNvPr id="1837135391" name=""/>
+                    <pic:cNvPicPr/>
+                  </pic:nvPicPr>
+                  <pic:blipFill>
+                    <a:blip r:embed="rId45"/>
+                    <a:stretch>
+                      <a:fillRect/>
+                    </a:stretch>
+                  </pic:blipFill>
+                  <pic:spPr>
+                    <a:xfrm>
+                      <a:off x="0" y="0"/>
+                      <a:ext cx="2880000" cy="1667385"/>
+                    </a:xfrm>
+                    <a:prstGeom prst="rect">
+                      <a:avLst/>
+                    </a:prstGeom>
+                  </pic:spPr>
+                </pic:pic>
+              </a:graphicData>
+            </a:graphic>
+          </wp:inline>
+        </w:drawing>
+      </w:r>
+    </w:p>
+    <w:p>
+      <w:pPr>
+        <w:rPr>
+          <w:lang w:val="en-ID"/>
+        </w:rPr>
+      </w:pPr>
+      <w:r>
+        <w:rPr>
+          <w:lang w:val="en-ID"/>
+        </w:rPr>
+        <w:t>o /about</w:t>
+      </w:r>
+    </w:p>
+    <w:p>
+      <w:pPr>
+        <w:rPr>
+          <w:lang w:val="en-ID"/>
+        </w:rPr>
+      </w:pPr>
+      <w:r>
+        <w:rPr>
+          <w:lang w:val="en-ID"/>
+        </w:rPr>
+        <w:lastRenderedPageBreak/>
+        <w:drawing>
+          <wp:inline distT="0" distB="0" distL="0" distR="0" wp14:anchorId="73AD4871" wp14:editId="3895E97D">
+            <wp:extent cx="2880000" cy="1185538"/>
+            <wp:effectExtent l="0" t="0" r="0" b="0"/>
+            <wp:docPr id="897460060" name="Picture 1"/>
+            <wp:cNvGraphicFramePr>
+              <a:graphicFrameLocks xmlns:a="http://schemas.openxmlformats.org/drawingml/2006/main" noChangeAspect="1"/>
+            </wp:cNvGraphicFramePr>
+            <a:graphic xmlns:a="http://schemas.openxmlformats.org/drawingml/2006/main">
+              <a:graphicData uri="http://schemas.openxmlformats.org/drawingml/2006/picture">
+                <pic:pic xmlns:pic="http://schemas.openxmlformats.org/drawingml/2006/picture">
+                  <pic:nvPicPr>
+                    <pic:cNvPr id="897460060" name=""/>
+                    <pic:cNvPicPr/>
+                  </pic:nvPicPr>
+                  <pic:blipFill>
+                    <a:blip r:embed="rId46"/>
+                    <a:stretch>
+                      <a:fillRect/>
+                    </a:stretch>
+                  </pic:blipFill>
+                  <pic:spPr>
+                    <a:xfrm>
+                      <a:off x="0" y="0"/>
+                      <a:ext cx="2880000" cy="1185538"/>
+                    </a:xfrm>
+                    <a:prstGeom prst="rect">
+                      <a:avLst/>
+                    </a:prstGeom>
+                  </pic:spPr>
+                </pic:pic>
+              </a:graphicData>
+            </a:graphic>
+          </wp:inline>
+        </w:drawing>
+      </w:r>
+    </w:p>
+    <w:p>
+      <w:pPr>
+        <w:rPr>
+          <w:lang w:val="en-ID"/>
+        </w:rPr>
+      </w:pPr>
+      <w:r>
+        <w:rPr>
+          <w:lang w:val="en-ID"/>
+        </w:rPr>
+        <w:t>o /login</w:t>
+      </w:r>
+    </w:p>
+    <w:p>
+      <w:pPr>
+        <w:rPr>
+          <w:lang w:val="en-ID"/>
+        </w:rPr>
+      </w:pPr>
+      <w:r>
+        <w:rPr>
+          <w:lang w:val="en-ID"/>
+        </w:rPr>
+        <w:drawing>
+          <wp:inline distT="0" distB="0" distL="0" distR="0" wp14:anchorId="2ABA7EB5" wp14:editId="6AB5F7CE">
+            <wp:extent cx="2880000" cy="1415077"/>
+            <wp:effectExtent l="0" t="0" r="0" b="0"/>
+            <wp:docPr id="1921712825" name="Picture 1"/>
+            <wp:cNvGraphicFramePr>
+              <a:graphicFrameLocks xmlns:a="http://schemas.openxmlformats.org/drawingml/2006/main" noChangeAspect="1"/>
+            </wp:cNvGraphicFramePr>
+            <a:graphic xmlns:a="http://schemas.openxmlformats.org/drawingml/2006/main">
+              <a:graphicData uri="http://schemas.openxmlformats.org/drawingml/2006/picture">
+                <pic:pic xmlns:pic="http://schemas.openxmlformats.org/drawingml/2006/picture">
+                  <pic:nvPicPr>
+                    <pic:cNvPr id="1921712825" name=""/>
+                    <pic:cNvPicPr/>
+                  </pic:nvPicPr>
+                  <pic:blipFill>
+                    <a:blip r:embed="rId47"/>
+                    <a:stretch>
+                      <a:fillRect/>
+                    </a:stretch>
+                  </pic:blipFill>
+                  <pic:spPr>
+                    <a:xfrm>
+                      <a:off x="0" y="0"/>
+                      <a:ext cx="2880000" cy="1415077"/>
+                    </a:xfrm>
+                    <a:prstGeom prst="rect">
+                      <a:avLst/>
+                    </a:prstGeom>
+                  </pic:spPr>
+                </pic:pic>
+              </a:graphicData>
+            </a:graphic>
+          </wp:inline>
+        </w:drawing>
+      </w:r>
+    </w:p>
+    <w:p>
+      <w:pPr>
+        <w:pStyle w:val="Heading3"/>
+        <w:rPr>
+          <w:lang w:val="en-ID"/>
+        </w:rPr>
+      </w:pPr>
+      <w:r>
+        <w:rPr>
+          <w:lang w:val="en-ID"/>
+        </w:rPr>
+        <w:t xml:space="preserve">2. </w:t>
+      </w:r>
+      <w:proofErr w:type="spellStart"/>
+      <w:r>
+        <w:rPr>
+          <w:lang w:val="en-ID"/>
+        </w:rPr>
+        <w:t>Implementasikan</w:t>
+      </w:r>
+      <w:proofErr w:type="spellEnd"/>
+      <w:r>
+        <w:rPr>
+          <w:lang w:val="en-ID"/>
+        </w:rPr>
+        <w:t xml:space="preserve"> Middleware:</w:t>
+      </w:r>
+    </w:p>
+    <w:p>
+      <w:pPr>
+        <w:rPr>
+          <w:lang w:val="en-ID"/>
+        </w:rPr>
+      </w:pPr>
+      <w:r>
+        <w:rPr>
+          <w:lang w:val="en-ID"/>
+        </w:rPr>
+        <w:t xml:space="preserve">o Redirect </w:t>
+      </w:r>
+      <w:proofErr w:type="spellStart"/>
+      <w:r>
+        <w:rPr>
+          <w:lang w:val="en-ID"/>
+        </w:rPr>
+        <w:t>ke</w:t>
+      </w:r>
+      <w:proofErr w:type="spellEnd"/>
+      <w:r>
+        <w:rPr>
+          <w:lang w:val="en-ID"/>
+        </w:rPr>
+        <w:t xml:space="preserve"> /login </w:t>
+      </w:r>
+      <w:proofErr w:type="spellStart"/>
+      <w:r>
+        <w:rPr>
+          <w:lang w:val="en-ID"/>
+        </w:rPr>
+        <w:t>jika</w:t>
+      </w:r>
+      <w:proofErr w:type="spellEnd"/>
+      <w:r>
+        <w:rPr>
+          <w:lang w:val="en-ID"/>
+        </w:rPr>
+        <w:t xml:space="preserve"> </w:t>
+      </w:r>
+      <w:proofErr w:type="spellStart"/>
+      <w:r>
+        <w:rPr>
+          <w:lang w:val="en-ID"/>
+        </w:rPr>
+        <w:t>belum</w:t>
+      </w:r>
+      <w:proofErr w:type="spellEnd"/>
+      <w:r>
+        <w:rPr>
+          <w:lang w:val="en-ID"/>
+        </w:rPr>
+        <w:t xml:space="preserve"> login.</w:t>
+      </w:r>
+    </w:p>
+    <w:p>
+      <w:pPr>
+        <w:rPr>
+          <w:lang w:val="en-ID"/>
+        </w:rPr>
+      </w:pPr>
+      <w:r>
+        <w:rPr>
+          <w:lang w:val="en-ID"/>
+        </w:rPr>
+        <w:t xml:space="preserve">o </w:t>
+      </w:r>
+      <w:proofErr w:type="spellStart"/>
+      <w:r>
+        <w:rPr>
+          <w:lang w:val="en-ID"/>
+        </w:rPr>
+        <w:t>Izinkan</w:t>
+      </w:r>
+      <w:proofErr w:type="spellEnd"/>
+      <w:r>
+        <w:rPr>
+          <w:lang w:val="en-ID"/>
+        </w:rPr>
+        <w:t xml:space="preserve"> </w:t>
+      </w:r>
+      <w:proofErr w:type="spellStart"/>
+      <w:r>
+        <w:rPr>
+          <w:lang w:val="en-ID"/>
+        </w:rPr>
+        <w:t>akses</w:t>
+      </w:r>
+      <w:proofErr w:type="spellEnd"/>
+      <w:r>
+        <w:rPr>
+          <w:lang w:val="en-ID"/>
+        </w:rPr>
+        <w:t xml:space="preserve"> </w:t>
+      </w:r>
+      <w:proofErr w:type="spellStart"/>
+      <w:r>
+        <w:rPr>
+          <w:lang w:val="en-ID"/>
+        </w:rPr>
+        <w:t>jika</w:t>
+      </w:r>
+      <w:proofErr w:type="spellEnd"/>
+      <w:r>
+        <w:rPr>
+          <w:lang w:val="en-ID"/>
+        </w:rPr>
+        <w:t xml:space="preserve"> login true.</w:t>
+      </w:r>
+    </w:p>
+    <w:p>
+      <w:pPr>
+        <w:rPr>
+          <w:lang w:val="en-ID"/>
+        </w:rPr>
+      </w:pPr>
+      <w:r>
+        <w:rPr>
+          <w:lang w:val="en-ID"/>
+        </w:rPr>
+        <w:drawing>
+          <wp:inline distT="0" distB="0" distL="0" distR="0" wp14:anchorId="62AA3C9E" wp14:editId="78899C43">
+            <wp:extent cx="2879243" cy="1104314"/>
+            <wp:effectExtent l="0" t="0" r="0" b="635"/>
+            <wp:docPr id="864432245" name="Picture 1"/>
+            <wp:cNvGraphicFramePr>
+              <a:graphicFrameLocks xmlns:a="http://schemas.openxmlformats.org/drawingml/2006/main" noChangeAspect="1"/>
+            </wp:cNvGraphicFramePr>
+            <a:graphic xmlns:a="http://schemas.openxmlformats.org/drawingml/2006/main">
+              <a:graphicData uri="http://schemas.openxmlformats.org/drawingml/2006/picture">
+                <pic:pic xmlns:pic="http://schemas.openxmlformats.org/drawingml/2006/picture">
+                  <pic:nvPicPr>
+                    <pic:cNvPr id="864432245" name=""/>
+                    <pic:cNvPicPr/>
+                  </pic:nvPicPr>
+                  <pic:blipFill rotWithShape="1">
+                    <a:blip r:embed="rId48"/>
+                    <a:srcRect b="39887"/>
+                    <a:stretch>
+                      <a:fillRect/>
+                    </a:stretch>
+                  </pic:blipFill>
+                  <pic:spPr bwMode="auto">
+                    <a:xfrm>
+                      <a:off x="0" y="0"/>
+                      <a:ext cx="2880000" cy="1104604"/>
+                    </a:xfrm>
+                    <a:prstGeom prst="rect">
+                      <a:avLst/>
+                    </a:prstGeom>
+                    <a:ln>
+                      <a:noFill/>
+                    </a:ln>
+                    <a:extLst>
+                      <a:ext uri="{53640926-AAD7-44D8-BBD7-CCE9431645EC}">
+                        <a14:shadowObscured xmlns:a14="http://schemas.microsoft.com/office/drawing/2010/main"/>
+                      </a:ext>
+                    </a:extLst>
+                  </pic:spPr>
+                </pic:pic>
+              </a:graphicData>
+            </a:graphic>
+          </wp:inline>
+        </w:drawing>
+      </w:r>
+    </w:p>
+    <w:p>
+      <w:pPr>
+        <w:pStyle w:val="Heading3"/>
+        <w:rPr>
+          <w:lang w:val="en-ID"/>
+        </w:rPr>
+      </w:pPr>
+      <w:r>
+        <w:rPr>
+          <w:lang w:val="en-ID"/>
+        </w:rPr>
+        <w:t xml:space="preserve">3. </w:t>
+      </w:r>
+      <w:proofErr w:type="spellStart"/>
+      <w:r>
+        <w:rPr>
+          <w:lang w:val="en-ID"/>
+        </w:rPr>
+        <w:t>Tambahkan</w:t>
+      </w:r>
+      <w:proofErr w:type="spellEnd"/>
+      <w:r>
+        <w:rPr>
+          <w:lang w:val="en-ID"/>
+        </w:rPr>
+        <w:t xml:space="preserve"> </w:t>
+      </w:r>
+      <w:proofErr w:type="spellStart"/>
+      <w:r>
+        <w:rPr>
+          <w:lang w:val="en-ID"/>
+        </w:rPr>
+        <w:t>proteksi</w:t>
+      </w:r>
+      <w:proofErr w:type="spellEnd"/>
+      <w:r>
+        <w:rPr>
+          <w:lang w:val="en-ID"/>
+        </w:rPr>
+        <w:t xml:space="preserve"> </w:t>
+      </w:r>
+      <w:proofErr w:type="spellStart"/>
+      <w:r>
+        <w:rPr>
+          <w:lang w:val="en-ID"/>
+        </w:rPr>
+        <w:t>hanya</w:t>
+      </w:r>
+      <w:proofErr w:type="spellEnd"/>
+      <w:r>
+        <w:rPr>
+          <w:lang w:val="en-ID"/>
+        </w:rPr>
+        <w:t xml:space="preserve"> </w:t>
+      </w:r>
+      <w:proofErr w:type="spellStart"/>
+      <w:r>
+        <w:rPr>
+          <w:lang w:val="en-ID"/>
+        </w:rPr>
+        <w:t>untuk</w:t>
+      </w:r>
+      <w:proofErr w:type="spellEnd"/>
+      <w:r>
+        <w:rPr>
+          <w:lang w:val="en-ID"/>
+        </w:rPr>
+        <w:t xml:space="preserve"> route </w:t>
+      </w:r>
+      <w:proofErr w:type="spellStart"/>
+      <w:r>
+        <w:rPr>
+          <w:lang w:val="en-ID"/>
+        </w:rPr>
+        <w:t>tertentu</w:t>
+      </w:r>
+      <w:proofErr w:type="spellEnd"/>
+      <w:r>
+        <w:rPr>
+          <w:lang w:val="en-ID"/>
+        </w:rPr>
+        <w:t>.</w:t>
+      </w:r>
+    </w:p>
+    <w:p>
+      <w:pPr>
+        <w:rPr>
+          <w:lang w:val="en-ID"/>
+        </w:rPr>
+      </w:pPr>
+      <w:r>
+        <w:rPr>
+          <w:lang w:val="en-ID"/>
+        </w:rPr>
+        <w:drawing>
+          <wp:inline distT="0" distB="0" distL="0" distR="0" wp14:anchorId="0EFE66AC" wp14:editId="237B1BF0">
+            <wp:extent cx="2520000" cy="753577"/>
+            <wp:effectExtent l="0" t="0" r="0" b="8890"/>
+            <wp:docPr id="1991595266" name="Picture 1"/>
+            <wp:cNvGraphicFramePr>
+              <a:graphicFrameLocks xmlns:a="http://schemas.openxmlformats.org/drawingml/2006/main" noChangeAspect="1"/>
+            </wp:cNvGraphicFramePr>
+            <a:graphic xmlns:a="http://schemas.openxmlformats.org/drawingml/2006/main">
+              <a:graphicData uri="http://schemas.openxmlformats.org/drawingml/2006/picture">
+                <pic:pic xmlns:pic="http://schemas.openxmlformats.org/drawingml/2006/picture">
+                  <pic:nvPicPr>
+                    <pic:cNvPr id="1991595266" name=""/>
+                    <pic:cNvPicPr/>
+                  </pic:nvPicPr>
+                  <pic:blipFill>
+                    <a:blip r:embed="rId49"/>
+                    <a:stretch>
+                      <a:fillRect/>
+                    </a:stretch>
+                  </pic:blipFill>
+                  <pic:spPr>
+                    <a:xfrm>
+                      <a:off x="0" y="0"/>
+                      <a:ext cx="2520000" cy="753577"/>
+                    </a:xfrm>
+                    <a:prstGeom prst="rect">
+                      <a:avLst/>
+                    </a:prstGeom>
+                  </pic:spPr>
+                </pic:pic>
+              </a:graphicData>
+            </a:graphic>
+          </wp:inline>
+        </w:drawing>
+      </w:r>
+    </w:p>
+    <w:p>
+      <w:pPr>
+        <w:pStyle w:val="Heading3"/>
+        <w:rPr>
+          <w:lang w:val="en-ID"/>
+        </w:rPr>
+      </w:pPr>
+      <w:r>
+        <w:rPr>
+          <w:lang w:val="en-ID"/>
+        </w:rPr>
+        <w:t xml:space="preserve">4. </w:t>
+      </w:r>
+      <w:proofErr w:type="spellStart"/>
+      <w:r>
+        <w:rPr>
+          <w:lang w:val="en-ID"/>
+        </w:rPr>
+        <w:t>Dokumentasikan</w:t>
+      </w:r>
+      <w:proofErr w:type="spellEnd"/>
+      <w:r>
+        <w:rPr>
+          <w:lang w:val="en-ID"/>
+        </w:rPr>
+        <w:t>:</w:t>
+      </w:r>
+    </w:p>
+    <w:p>
+      <w:pPr>
+        <w:rPr>
+          <w:lang w:val="en-ID"/>
+        </w:rPr>
+      </w:pPr>
+      <w:r>
+        <w:rPr>
+          <w:lang w:val="en-ID"/>
+        </w:rPr>
+        <w:t xml:space="preserve">o Screenshot </w:t>
+      </w:r>
+      <w:proofErr w:type="spellStart"/>
+      <w:r>
+        <w:rPr>
+          <w:lang w:val="en-ID"/>
+        </w:rPr>
+        <w:t>sebelum</w:t>
+      </w:r>
+      <w:proofErr w:type="spellEnd"/>
+      <w:r>
+        <w:rPr>
+          <w:lang w:val="en-ID"/>
+        </w:rPr>
+        <w:t xml:space="preserve"> dan </w:t>
+      </w:r>
+      <w:proofErr w:type="spellStart"/>
+      <w:r>
+        <w:rPr>
+          <w:lang w:val="en-ID"/>
+        </w:rPr>
+        <w:t>sesudah</w:t>
+      </w:r>
+      <w:proofErr w:type="spellEnd"/>
+      <w:r>
+        <w:rPr>
+          <w:lang w:val="en-ID"/>
+        </w:rPr>
+        <w:t xml:space="preserve"> redirect.</w:t>
+      </w:r>
+    </w:p>
+    <w:p>
+      <w:pPr>
+        <w:rPr>
+          <w:lang w:val="en-ID"/>
+        </w:rPr>
+      </w:pPr>
+      <w:proofErr w:type="spellStart"/>
+      <w:r>
+        <w:rPr>
+          <w:lang w:val="en-ID"/>
+        </w:rPr>
+        <w:t>Sebelum</w:t>
+      </w:r>
+      <w:proofErr w:type="spellEnd"/>
+      <w:r>
+        <w:rPr>
+          <w:lang w:val="en-ID"/>
+        </w:rPr>
+        <w:t xml:space="preserve"> redirect</w:t>
+      </w:r>
+    </w:p>
+    <w:p>
+      <w:pPr>
+        <w:rPr>
+          <w:lang w:val="en-ID"/>
+        </w:rPr>
+      </w:pPr>
+      <w:r>
+        <w:rPr>
+          <w:lang w:val="en-ID"/>
+        </w:rPr>
+        <w:lastRenderedPageBreak/>
+        <w:drawing>
+          <wp:inline distT="0" distB="0" distL="0" distR="0" wp14:anchorId="3270EE02" wp14:editId="31679260">
+            <wp:extent cx="2880000" cy="1415077"/>
+            <wp:effectExtent l="0" t="0" r="0" b="0"/>
+            <wp:docPr id="130572613" name="Picture 1"/>
+            <wp:cNvGraphicFramePr>
+              <a:graphicFrameLocks xmlns:a="http://schemas.openxmlformats.org/drawingml/2006/main" noChangeAspect="1"/>
+            </wp:cNvGraphicFramePr>
+            <a:graphic xmlns:a="http://schemas.openxmlformats.org/drawingml/2006/main">
+              <a:graphicData uri="http://schemas.openxmlformats.org/drawingml/2006/picture">
+                <pic:pic xmlns:pic="http://schemas.openxmlformats.org/drawingml/2006/picture">
+                  <pic:nvPicPr>
+                    <pic:cNvPr id="1921712825" name=""/>
+                    <pic:cNvPicPr/>
+                  </pic:nvPicPr>
+                  <pic:blipFill>
+                    <a:blip r:embed="rId47"/>
+                    <a:stretch>
+                      <a:fillRect/>
+                    </a:stretch>
+                  </pic:blipFill>
+                  <pic:spPr>
+                    <a:xfrm>
+                      <a:off x="0" y="0"/>
+                      <a:ext cx="2880000" cy="1415077"/>
+                    </a:xfrm>
+                    <a:prstGeom prst="rect">
+                      <a:avLst/>
+                    </a:prstGeom>
+                  </pic:spPr>
+                </pic:pic>
+              </a:graphicData>
+            </a:graphic>
+          </wp:inline>
+        </w:drawing>
+      </w:r>
+    </w:p>
+    <w:p>
+      <w:pPr>
+        <w:rPr>
+          <w:lang w:val="en-ID"/>
+        </w:rPr>
+      </w:pPr>
+      <w:proofErr w:type="spellStart"/>
+      <w:r>
+        <w:rPr>
+          <w:lang w:val="en-ID"/>
+        </w:rPr>
+        <w:t>Sesudah</w:t>
+      </w:r>
+      <w:proofErr w:type="spellEnd"/>
+      <w:r>
+        <w:rPr>
+          <w:lang w:val="en-ID"/>
+        </w:rPr>
+        <w:t xml:space="preserve"> redirect </w:t>
+      </w:r>
+      <w:proofErr w:type="spellStart"/>
+      <w:r>
+        <w:rPr>
+          <w:lang w:val="en-ID"/>
+        </w:rPr>
+        <w:t>bisa</w:t>
+      </w:r>
+      <w:proofErr w:type="spellEnd"/>
+      <w:r>
+        <w:rPr>
+          <w:lang w:val="en-ID"/>
+        </w:rPr>
+        <w:t xml:space="preserve"> </w:t>
+      </w:r>
+      <w:proofErr w:type="spellStart"/>
+      <w:r>
+        <w:rPr>
+          <w:lang w:val="en-ID"/>
+        </w:rPr>
+        <w:t>akses</w:t>
+      </w:r>
+      <w:proofErr w:type="spellEnd"/>
+      <w:r>
+        <w:rPr>
+          <w:lang w:val="en-ID"/>
+        </w:rPr>
+        <w:t xml:space="preserve"> (note: </w:t>
+      </w:r>
+      <w:proofErr w:type="spellStart"/>
+      <w:r>
+        <w:rPr>
+          <w:lang w:val="en-ID"/>
+        </w:rPr>
+        <w:t>hanya</w:t>
+      </w:r>
+      <w:proofErr w:type="spellEnd"/>
+      <w:r>
+        <w:rPr>
+          <w:lang w:val="en-ID"/>
+        </w:rPr>
+        <w:t xml:space="preserve"> </w:t>
+      </w:r>
+      <w:proofErr w:type="spellStart"/>
+      <w:r>
+        <w:rPr>
+          <w:lang w:val="en-ID"/>
+        </w:rPr>
+        <w:t>jika</w:t>
+      </w:r>
+      <w:proofErr w:type="spellEnd"/>
+      <w:r>
+        <w:rPr>
+          <w:lang w:val="en-ID"/>
+        </w:rPr>
+        <w:t xml:space="preserve"> </w:t>
+      </w:r>
+      <w:proofErr w:type="spellStart"/>
+      <w:r>
+        <w:rPr>
+          <w:lang w:val="en-ID"/>
+        </w:rPr>
+        <w:t>isLogin</w:t>
+      </w:r>
+      <w:proofErr w:type="spellEnd"/>
+      <w:r>
+        <w:rPr>
+          <w:lang w:val="en-ID"/>
+        </w:rPr>
+        <w:t xml:space="preserve"> </w:t>
+      </w:r>
+      <w:proofErr w:type="spellStart"/>
+      <w:r>
+        <w:rPr>
+          <w:lang w:val="en-ID"/>
+        </w:rPr>
+        <w:t>diset</w:t>
+      </w:r>
+      <w:proofErr w:type="spellEnd"/>
+      <w:r>
+        <w:rPr>
+          <w:lang w:val="en-ID"/>
+        </w:rPr>
+        <w:t xml:space="preserve"> true pada middleware)</w:t>
+      </w:r>
+    </w:p>
+    <w:p>
+      <w:pPr>
+        <w:rPr>
+          <w:lang w:val="en-ID"/>
+        </w:rPr>
+      </w:pPr>
+      <w:r>
+        <w:rPr>
+          <w:lang w:val="en-ID"/>
+        </w:rPr>
+        <w:drawing>
+          <wp:inline distT="0" distB="0" distL="0" distR="0" wp14:anchorId="50CA7FF9" wp14:editId="039C56E4">
+            <wp:extent cx="2880000" cy="1667385"/>
+            <wp:effectExtent l="0" t="0" r="0" b="9525"/>
+            <wp:docPr id="1405682391" name="Picture 1"/>
+            <wp:cNvGraphicFramePr>
+              <a:graphicFrameLocks xmlns:a="http://schemas.openxmlformats.org/drawingml/2006/main" noChangeAspect="1"/>
+            </wp:cNvGraphicFramePr>
+            <a:graphic xmlns:a="http://schemas.openxmlformats.org/drawingml/2006/main">
+              <a:graphicData uri="http://schemas.openxmlformats.org/drawingml/2006/picture">
+                <pic:pic xmlns:pic="http://schemas.openxmlformats.org/drawingml/2006/picture">
+                  <pic:nvPicPr>
+                    <pic:cNvPr id="1837135391" name=""/>
+                    <pic:cNvPicPr/>
+                  </pic:nvPicPr>
+                  <pic:blipFill>
+                    <a:blip r:embed="rId45"/>
+                    <a:stretch>
+                      <a:fillRect/>
+                    </a:stretch>
+                  </pic:blipFill>
+                  <pic:spPr>
+                    <a:xfrm>
+                      <a:off x="0" y="0"/>
+                      <a:ext cx="2880000" cy="1667385"/>
+                    </a:xfrm>
+                    <a:prstGeom prst="rect">
+                      <a:avLst/>
+                    </a:prstGeom>
+                  </pic:spPr>
+                </pic:pic>
+              </a:graphicData>
+            </a:graphic>
+          </wp:inline>
+        </w:drawing>
+      </w:r>
+    </w:p>
+    <w:p>
+      <w:pPr>
+        <w:rPr>
+          <w:lang w:val="en-ID"/>
+        </w:rPr>
+      </w:pPr>
+      <w:r>
+        <w:rPr>
+          <w:lang w:val="en-ID"/>
+        </w:rPr>
+        <w:drawing>
+          <wp:inline distT="0" distB="0" distL="0" distR="0" wp14:anchorId="2D1D99AD" wp14:editId="639D5910">
+            <wp:extent cx="2880000" cy="1185538"/>
+            <wp:effectExtent l="0" t="0" r="0" b="0"/>
+            <wp:docPr id="706304080" name="Picture 1"/>
+            <wp:cNvGraphicFramePr>
+              <a:graphicFrameLocks xmlns:a="http://schemas.openxmlformats.org/drawingml/2006/main" noChangeAspect="1"/>
+            </wp:cNvGraphicFramePr>
+            <a:graphic xmlns:a="http://schemas.openxmlformats.org/drawingml/2006/main">
+              <a:graphicData uri="http://schemas.openxmlformats.org/drawingml/2006/picture">
+                <pic:pic xmlns:pic="http://schemas.openxmlformats.org/drawingml/2006/picture">
+                  <pic:nvPicPr>
+                    <pic:cNvPr id="897460060" name=""/>
+                    <pic:cNvPicPr/>
+                  </pic:nvPicPr>
+                  <pic:blipFill>
+                    <a:blip r:embed="rId46"/>
+                    <a:stretch>
+                      <a:fillRect/>
+                    </a:stretch>
+                  </pic:blipFill>
+                  <pic:spPr>
+                    <a:xfrm>
+                      <a:off x="0" y="0"/>
+                      <a:ext cx="2880000" cy="1185538"/>
+                    </a:xfrm>
+                    <a:prstGeom prst="rect">
+                      <a:avLst/>
+                    </a:prstGeom>
+                  </pic:spPr>
+                </pic:pic>
+              </a:graphicData>
+            </a:graphic>
+          </wp:inline>
+        </w:drawing>
+      </w:r>
+    </w:p>
+    <w:p>
+      <w:pPr>
+        <w:rPr>
+          <w:lang w:val="en-ID"/>
+        </w:rPr>
+      </w:pPr>
+      <w:r>
+        <w:rPr>
+          <w:lang w:val="en-ID"/>
+        </w:rPr>
+        <w:t xml:space="preserve">o </w:t>
+      </w:r>
+      <w:proofErr w:type="spellStart"/>
+      <w:r>
+        <w:rPr>
+          <w:lang w:val="en-ID"/>
+        </w:rPr>
+        <w:t>Perbandingan</w:t>
+      </w:r>
+      <w:proofErr w:type="spellEnd"/>
+      <w:r>
+        <w:rPr>
+          <w:lang w:val="en-ID"/>
+        </w:rPr>
+        <w:t xml:space="preserve"> </w:t>
+      </w:r>
+      <w:proofErr w:type="spellStart"/>
+      <w:r>
+        <w:rPr>
+          <w:lang w:val="en-ID"/>
+        </w:rPr>
+        <w:t>dengan</w:t>
+      </w:r>
+      <w:proofErr w:type="spellEnd"/>
+      <w:r>
+        <w:rPr>
+          <w:lang w:val="en-ID"/>
+        </w:rPr>
+        <w:t xml:space="preserve"> </w:t>
+      </w:r>
+      <w:proofErr w:type="spellStart"/>
+      <w:r>
+        <w:rPr>
+          <w:lang w:val="en-ID"/>
+        </w:rPr>
+        <w:t>useEffect</w:t>
+      </w:r>
+      <w:proofErr w:type="spellEnd"/>
+      <w:r>
+        <w:rPr>
+          <w:lang w:val="en-ID"/>
+        </w:rPr>
+        <w:t>.</w:t>
+      </w:r>
+    </w:p>
+    <w:p>
+      <w:pPr>
+        <w:rPr>
+          <w:lang w:val="en-ID"/>
+        </w:rPr>
+      </w:pPr>
+      <w:r>
+        <w:rPr>
+          <w:lang w:val="en-ID"/>
+        </w:rPr>
+        <w:t>Middleware</w:t>
+      </w:r>
+    </w:p>
+    <w:p>
+      <w:pPr>
+        <w:rPr>
+          <w:lang w:val="en-ID"/>
+        </w:rPr>
+      </w:pPr>
+      <w:r>
+        <w:rPr>
+          <w:lang w:val="en-ID"/>
+        </w:rPr>
+        <w:drawing>
+          <wp:inline distT="0" distB="0" distL="0" distR="0" wp14:anchorId="0E3E63DE" wp14:editId="231859CF">
+            <wp:extent cx="2880000" cy="1837538"/>
+            <wp:effectExtent l="0" t="0" r="0" b="0"/>
+            <wp:docPr id="817954433" name="Picture 1"/>
+            <wp:cNvGraphicFramePr>
+              <a:graphicFrameLocks xmlns:a="http://schemas.openxmlformats.org/drawingml/2006/main" noChangeAspect="1"/>
+            </wp:cNvGraphicFramePr>
+            <a:graphic xmlns:a="http://schemas.openxmlformats.org/drawingml/2006/main">
+              <a:graphicData uri="http://schemas.openxmlformats.org/drawingml/2006/picture">
+                <pic:pic xmlns:pic="http://schemas.openxmlformats.org/drawingml/2006/picture">
+                  <pic:nvPicPr>
+                    <pic:cNvPr id="817954433" name=""/>
+                    <pic:cNvPicPr/>
+                  </pic:nvPicPr>
+                  <pic:blipFill>
+                    <a:blip r:embed="rId48"/>
+                    <a:stretch>
+                      <a:fillRect/>
+                    </a:stretch>
+                  </pic:blipFill>
+                  <pic:spPr>
+                    <a:xfrm>
+                      <a:off x="0" y="0"/>
+                      <a:ext cx="2880000" cy="1837538"/>
+                    </a:xfrm>
+                    <a:prstGeom prst="rect">
+                      <a:avLst/>
+                    </a:prstGeom>
+                  </pic:spPr>
+                </pic:pic>
+              </a:graphicData>
+            </a:graphic>
+          </wp:inline>
+        </w:drawing>
+      </w:r>
+    </w:p>
+    <w:p>
+      <w:pPr>
+        <w:rPr>
+          <w:lang w:val="en-ID"/>
+        </w:rPr>
+      </w:pPr>
+      <w:proofErr w:type="spellStart"/>
+      <w:r>
+        <w:rPr>
+          <w:lang w:val="en-ID"/>
+        </w:rPr>
+        <w:t>useEffect</w:t>
+      </w:r>
+      <w:proofErr w:type="spellEnd"/>
+    </w:p>
+    <w:p>
+      <w:pPr>
+        <w:rPr>
+          <w:lang w:val="en-ID"/>
+        </w:rPr>
+      </w:pPr>
+      <w:r>
+        <w:rPr>
+          <w:lang w:val="en-ID"/>
+        </w:rPr>
+        <w:lastRenderedPageBreak/>
+        <w:drawing>
+          <wp:inline distT="0" distB="0" distL="0" distR="0" wp14:anchorId="1D631999" wp14:editId="42AA4EBF">
+            <wp:extent cx="2880000" cy="1214154"/>
+            <wp:effectExtent l="0" t="0" r="0" b="5080"/>
+            <wp:docPr id="376185541" name="Picture 1"/>
+            <wp:cNvGraphicFramePr>
+              <a:graphicFrameLocks xmlns:a="http://schemas.openxmlformats.org/drawingml/2006/main" noChangeAspect="1"/>
+            </wp:cNvGraphicFramePr>
+            <a:graphic xmlns:a="http://schemas.openxmlformats.org/drawingml/2006/main">
+              <a:graphicData uri="http://schemas.openxmlformats.org/drawingml/2006/picture">
+                <pic:pic xmlns:pic="http://schemas.openxmlformats.org/drawingml/2006/picture">
+                  <pic:nvPicPr>
+                    <pic:cNvPr id="376185541" name=""/>
+                    <pic:cNvPicPr/>
+                  </pic:nvPicPr>
+                  <pic:blipFill>
+                    <a:blip r:embed="rId50"/>
+                    <a:stretch>
+                      <a:fillRect/>
+                    </a:stretch>
+                  </pic:blipFill>
+                  <pic:spPr>
+                    <a:xfrm>
+                      <a:off x="0" y="0"/>
+                      <a:ext cx="2880000" cy="1214154"/>
+                    </a:xfrm>
+                    <a:prstGeom prst="rect">
+                      <a:avLst/>
+                    </a:prstGeom>
+                  </pic:spPr>
+                </pic:pic>
+              </a:graphicData>
+            </a:graphic>
+          </wp:inline>
+        </w:drawing>
+      </w:r>
+    </w:p>
+    <w:p>
+      <w:pPr>
+        <w:rPr>
+          <w:b/>
+          <w:bCs/>
+          <w:lang w:val="en-ID"/>
+        </w:rPr>
+      </w:pPr>
+      <w:proofErr w:type="spellStart"/>
+      <w:r>
+        <w:rPr>
+          <w:b/>
+          <w:bCs/>
+          <w:lang w:val="en-ID"/>
+        </w:rPr>
+        <w:t>Perbandingan</w:t>
+      </w:r>
+      <w:proofErr w:type="spellEnd"/>
+    </w:p>
+    <w:tbl>
+      <w:tblPr>
+        <w:tblStyle w:val="TableGrid"/>
+        <w:tblW w:w="0" w:type="auto"/>
+        <w:tblLook w:val="04A0" w:firstRow="1" w:lastRow="0" w:firstColumn="1" w:lastColumn="0" w:noHBand="0" w:noVBand="1"/>
+      </w:tblPr>
+      <w:tblGrid>
+        <w:gridCol w:w="1952"/>
+        <w:gridCol w:w="4149"/>
+        <w:gridCol w:w="3249"/>
+      </w:tblGrid>
+      <w:tr>
+        <w:tc>
+          <w:tcPr>
+            <w:tcW w:w="0" w:type="auto"/>
+            <w:hideMark/>
+          </w:tcPr>
+          <w:p>
+            <w:pPr>
+              <w:spacing w:after="160" w:line="278" w:lineRule="auto"/>
+              <w:rPr>
+                <w:lang w:val="en-ID"/>
+              </w:rPr>
+            </w:pPr>
+            <w:r>
+              <w:rPr>
+                <w:b/>
+                <w:bCs/>
+                <w:lang w:val="en-ID"/>
+              </w:rPr>
+              <w:t>Fitur</w:t>
+            </w:r>
+          </w:p>
+        </w:tc>
+        <w:tc>
+          <w:tcPr>
+            <w:tcW w:w="0" w:type="auto"/>
+            <w:hideMark/>
+          </w:tcPr>
+          <w:p>
+            <w:pPr>
+              <w:spacing w:after="160" w:line="278" w:lineRule="auto"/>
+              <w:rPr>
+                <w:lang w:val="en-ID"/>
+              </w:rPr>
+            </w:pPr>
+            <w:proofErr w:type="spellStart"/>
+            <w:r>
+              <w:rPr>
+                <w:b/>
+                <w:bCs/>
+                <w:lang w:val="en-ID"/>
+              </w:rPr>
+              <w:t>useEffect</w:t>
+            </w:r>
+            <w:proofErr w:type="spellEnd"/>
+            <w:r>
+              <w:rPr>
+                <w:b/>
+                <w:bCs/>
+                <w:lang w:val="en-ID"/>
+              </w:rPr>
+              <w:t xml:space="preserve"> (Client</w:t>
+            </w:r>
+            <w:r>
+              <w:rPr>
+                <w:b/>
+                <w:bCs/>
+                <w:lang w:val="en-ID"/>
+              </w:rPr>
+              <w:t xml:space="preserve"> </w:t>
+            </w:r>
+            <w:r>
+              <w:rPr>
+                <w:b/>
+                <w:bCs/>
+                <w:lang w:val="en-ID"/>
+              </w:rPr>
+              <w:t>side)</w:t>
+            </w:r>
+          </w:p>
+        </w:tc>
+        <w:tc>
+          <w:tcPr>
+            <w:tcW w:w="0" w:type="auto"/>
+            <w:hideMark/>
+          </w:tcPr>
+          <w:p>
+            <w:pPr>
+              <w:spacing w:after="160" w:line="278" w:lineRule="auto"/>
+              <w:rPr>
+                <w:lang w:val="en-ID"/>
+              </w:rPr>
+            </w:pPr>
+            <w:r>
+              <w:rPr>
+                <w:b/>
+                <w:bCs/>
+                <w:lang w:val="en-ID"/>
+              </w:rPr>
+              <w:t>M</w:t>
+            </w:r>
+            <w:r>
+              <w:rPr>
+                <w:b/>
+                <w:bCs/>
+                <w:lang w:val="en-ID"/>
+              </w:rPr>
+              <w:t>iddleware</w:t>
+            </w:r>
+            <w:r>
+              <w:rPr>
+                <w:b/>
+                <w:bCs/>
+                <w:lang w:val="en-ID"/>
+              </w:rPr>
+              <w:t xml:space="preserve"> </w:t>
+            </w:r>
+            <w:r>
+              <w:rPr>
+                <w:b/>
+                <w:bCs/>
+                <w:lang w:val="en-ID"/>
+              </w:rPr>
+              <w:t>(Server</w:t>
+            </w:r>
+            <w:r>
+              <w:rPr>
+                <w:b/>
+                <w:bCs/>
+                <w:lang w:val="en-ID"/>
+              </w:rPr>
+              <w:t xml:space="preserve"> </w:t>
+            </w:r>
+            <w:r>
+              <w:rPr>
+                <w:b/>
+                <w:bCs/>
+                <w:lang w:val="en-ID"/>
+              </w:rPr>
+              <w:t>side)</w:t>
+            </w:r>
+          </w:p>
+        </w:tc>
+      </w:tr>
+      <w:tr>
+        <w:tc>
+          <w:tcPr>
+            <w:tcW w:w="0" w:type="auto"/>
+            <w:hideMark/>
+          </w:tcPr>
+          <w:p>
+            <w:pPr>
+              <w:spacing w:after="160" w:line="278" w:lineRule="auto"/>
+              <w:rPr>
+                <w:lang w:val="en-ID"/>
+              </w:rPr>
+            </w:pPr>
+            <w:r>
+              <w:rPr>
+                <w:b/>
+                <w:bCs/>
+                <w:lang w:val="en-ID"/>
+              </w:rPr>
+              <w:t xml:space="preserve">Lokasi </w:t>
+            </w:r>
+            <w:proofErr w:type="spellStart"/>
+            <w:r>
+              <w:rPr>
+                <w:b/>
+                <w:bCs/>
+                <w:lang w:val="en-ID"/>
+              </w:rPr>
+              <w:t>Eksekusi</w:t>
+            </w:r>
+            <w:proofErr w:type="spellEnd"/>
+          </w:p>
+        </w:tc>
+        <w:tc>
+          <w:tcPr>
+            <w:tcW w:w="0" w:type="auto"/>
+            <w:hideMark/>
+          </w:tcPr>
+          <w:p>
+            <w:pPr>
+              <w:spacing w:after="160" w:line="278" w:lineRule="auto"/>
+              <w:rPr>
+                <w:lang w:val="en-ID"/>
+              </w:rPr>
+            </w:pPr>
+            <w:r>
+              <w:rPr>
+                <w:lang w:val="en-ID"/>
+              </w:rPr>
+              <w:t xml:space="preserve">Browser </w:t>
+            </w:r>
+            <w:proofErr w:type="spellStart"/>
+            <w:r>
+              <w:rPr>
+                <w:lang w:val="en-ID"/>
+              </w:rPr>
+              <w:t>pengguna</w:t>
+            </w:r>
+            <w:proofErr w:type="spellEnd"/>
+            <w:r>
+              <w:rPr>
+                <w:lang w:val="en-ID"/>
+              </w:rPr>
+              <w:t xml:space="preserve">, </w:t>
+            </w:r>
+            <w:proofErr w:type="spellStart"/>
+            <w:r>
+              <w:rPr>
+                <w:lang w:val="en-ID"/>
+              </w:rPr>
+              <w:t>setelah</w:t>
+            </w:r>
+            <w:proofErr w:type="spellEnd"/>
+            <w:r>
+              <w:rPr>
+                <w:lang w:val="en-ID"/>
+              </w:rPr>
+              <w:t xml:space="preserve"> </w:t>
+            </w:r>
+            <w:proofErr w:type="spellStart"/>
+            <w:r>
+              <w:rPr>
+                <w:lang w:val="en-ID"/>
+              </w:rPr>
+              <w:t>halaman</w:t>
+            </w:r>
+            <w:proofErr w:type="spellEnd"/>
+            <w:r>
+              <w:rPr>
+                <w:lang w:val="en-ID"/>
+              </w:rPr>
+              <w:t xml:space="preserve"> </w:t>
+            </w:r>
+            <w:proofErr w:type="spellStart"/>
+            <w:r>
+              <w:rPr>
+                <w:lang w:val="en-ID"/>
+              </w:rPr>
+              <w:t>dimuat</w:t>
+            </w:r>
+            <w:proofErr w:type="spellEnd"/>
+            <w:r>
+              <w:rPr>
+                <w:lang w:val="en-ID"/>
+              </w:rPr>
+              <w:t>).</w:t>
+            </w:r>
+          </w:p>
+        </w:tc>
+        <w:tc>
+          <w:tcPr>
+            <w:tcW w:w="0" w:type="auto"/>
+            <w:hideMark/>
+          </w:tcPr>
+          <w:p>
+            <w:pPr>
+              <w:spacing w:after="160" w:line="278" w:lineRule="auto"/>
+              <w:rPr>
+                <w:lang w:val="en-ID"/>
+              </w:rPr>
+            </w:pPr>
+            <w:r>
+              <w:rPr>
+                <w:lang w:val="en-ID"/>
+              </w:rPr>
+              <w:t>Edge Network / Server</w:t>
+            </w:r>
+            <w:r>
+              <w:rPr>
+                <w:lang w:val="en-ID"/>
+              </w:rPr>
+              <w:t xml:space="preserve">, </w:t>
+            </w:r>
+            <w:proofErr w:type="spellStart"/>
+            <w:r>
+              <w:rPr>
+                <w:lang w:val="en-ID"/>
+              </w:rPr>
+              <w:t>sebelum</w:t>
+            </w:r>
+            <w:proofErr w:type="spellEnd"/>
+            <w:r>
+              <w:rPr>
+                <w:lang w:val="en-ID"/>
+              </w:rPr>
+              <w:t xml:space="preserve"> </w:t>
+            </w:r>
+            <w:proofErr w:type="spellStart"/>
+            <w:r>
+              <w:rPr>
+                <w:lang w:val="en-ID"/>
+              </w:rPr>
+              <w:t>halaman</w:t>
+            </w:r>
+            <w:proofErr w:type="spellEnd"/>
+            <w:r>
+              <w:rPr>
+                <w:lang w:val="en-ID"/>
+              </w:rPr>
+              <w:t xml:space="preserve"> </w:t>
+            </w:r>
+            <w:proofErr w:type="spellStart"/>
+            <w:r>
+              <w:rPr>
+                <w:lang w:val="en-ID"/>
+              </w:rPr>
+              <w:t>dikirim</w:t>
+            </w:r>
+            <w:proofErr w:type="spellEnd"/>
+            <w:r>
+              <w:rPr>
+                <w:lang w:val="en-ID"/>
+              </w:rPr>
+              <w:t>.</w:t>
+            </w:r>
+          </w:p>
+        </w:tc>
+      </w:tr>
+      <w:tr>
+        <w:tc>
+          <w:tcPr>
+            <w:tcW w:w="0" w:type="auto"/>
+            <w:hideMark/>
+          </w:tcPr>
+          <w:p>
+            <w:pPr>
+              <w:spacing w:after="160" w:line="278" w:lineRule="auto"/>
+              <w:rPr>
+                <w:lang w:val="en-ID"/>
+              </w:rPr>
+            </w:pPr>
+            <w:proofErr w:type="spellStart"/>
+            <w:r>
+              <w:rPr>
+                <w:b/>
+                <w:bCs/>
+                <w:lang w:val="en-ID"/>
+              </w:rPr>
+              <w:t>Keamanan</w:t>
+            </w:r>
+            <w:proofErr w:type="spellEnd"/>
+          </w:p>
+        </w:tc>
+        <w:tc>
+          <w:tcPr>
+            <w:tcW w:w="0" w:type="auto"/>
+            <w:hideMark/>
+          </w:tcPr>
+          <w:p>
+            <w:pPr>
+              <w:spacing w:after="160" w:line="278" w:lineRule="auto"/>
+              <w:rPr>
+                <w:lang w:val="en-ID"/>
+              </w:rPr>
+            </w:pPr>
+            <w:proofErr w:type="spellStart"/>
+            <w:r>
+              <w:rPr>
+                <w:b/>
+                <w:bCs/>
+                <w:lang w:val="en-ID"/>
+              </w:rPr>
+              <w:t>Rendah</w:t>
+            </w:r>
+            <w:proofErr w:type="spellEnd"/>
+            <w:r>
+              <w:rPr>
+                <w:b/>
+                <w:bCs/>
+                <w:lang w:val="en-ID"/>
+              </w:rPr>
+              <w:t>.</w:t>
+            </w:r>
+            <w:r>
+              <w:rPr>
+                <w:lang w:val="en-ID"/>
+              </w:rPr>
+              <w:t xml:space="preserve"> </w:t>
+            </w:r>
+            <w:proofErr w:type="spellStart"/>
+            <w:r>
+              <w:rPr>
+                <w:lang w:val="en-ID"/>
+              </w:rPr>
+              <w:t>Konten</w:t>
+            </w:r>
+            <w:proofErr w:type="spellEnd"/>
+            <w:r>
+              <w:rPr>
+                <w:lang w:val="en-ID"/>
+              </w:rPr>
+              <w:t xml:space="preserve"> </w:t>
+            </w:r>
+            <w:proofErr w:type="spellStart"/>
+            <w:r>
+              <w:rPr>
+                <w:lang w:val="en-ID"/>
+              </w:rPr>
+              <w:t>halaman</w:t>
+            </w:r>
+            <w:proofErr w:type="spellEnd"/>
+            <w:r>
+              <w:rPr>
+                <w:lang w:val="en-ID"/>
+              </w:rPr>
+              <w:t xml:space="preserve"> </w:t>
+            </w:r>
+            <w:proofErr w:type="spellStart"/>
+            <w:r>
+              <w:rPr>
+                <w:lang w:val="en-ID"/>
+              </w:rPr>
+              <w:t>sempat</w:t>
+            </w:r>
+            <w:proofErr w:type="spellEnd"/>
+            <w:r>
+              <w:rPr>
+                <w:lang w:val="en-ID"/>
+              </w:rPr>
+              <w:t xml:space="preserve"> </w:t>
+            </w:r>
+            <w:proofErr w:type="spellStart"/>
+            <w:r>
+              <w:rPr>
+                <w:lang w:val="en-ID"/>
+              </w:rPr>
+              <w:t>terunduh</w:t>
+            </w:r>
+            <w:proofErr w:type="spellEnd"/>
+            <w:r>
+              <w:rPr>
+                <w:lang w:val="en-ID"/>
+              </w:rPr>
+              <w:t xml:space="preserve"> dan </w:t>
+            </w:r>
+            <w:proofErr w:type="spellStart"/>
+            <w:r>
+              <w:rPr>
+                <w:lang w:val="en-ID"/>
+              </w:rPr>
+              <w:t>mungkin</w:t>
+            </w:r>
+            <w:proofErr w:type="spellEnd"/>
+            <w:r>
+              <w:rPr>
+                <w:lang w:val="en-ID"/>
+              </w:rPr>
+              <w:t xml:space="preserve"> "</w:t>
+            </w:r>
+            <w:proofErr w:type="spellStart"/>
+            <w:r>
+              <w:rPr>
+                <w:lang w:val="en-ID"/>
+              </w:rPr>
+              <w:t>berkedip</w:t>
+            </w:r>
+            <w:proofErr w:type="spellEnd"/>
+            <w:r>
+              <w:rPr>
+                <w:lang w:val="en-ID"/>
+              </w:rPr>
+              <w:t xml:space="preserve">" </w:t>
+            </w:r>
+            <w:proofErr w:type="spellStart"/>
+            <w:r>
+              <w:rPr>
+                <w:lang w:val="en-ID"/>
+              </w:rPr>
+              <w:t>sebelum</w:t>
+            </w:r>
+            <w:proofErr w:type="spellEnd"/>
+            <w:r>
+              <w:rPr>
+                <w:lang w:val="en-ID"/>
+              </w:rPr>
+              <w:t xml:space="preserve"> redirect.</w:t>
+            </w:r>
+          </w:p>
+        </w:tc>
+        <w:tc>
+          <w:tcPr>
+            <w:tcW w:w="0" w:type="auto"/>
+            <w:hideMark/>
+          </w:tcPr>
+          <w:p>
+            <w:pPr>
+              <w:spacing w:after="160" w:line="278" w:lineRule="auto"/>
+              <w:rPr>
+                <w:lang w:val="en-ID"/>
+              </w:rPr>
+            </w:pPr>
+            <w:r>
+              <w:rPr>
+                <w:b/>
+                <w:bCs/>
+                <w:lang w:val="en-ID"/>
+              </w:rPr>
+              <w:t>Tinggi.</w:t>
+            </w:r>
+            <w:r>
+              <w:rPr>
+                <w:lang w:val="en-ID"/>
+              </w:rPr>
+              <w:t xml:space="preserve"> Request </w:t>
+            </w:r>
+            <w:proofErr w:type="spellStart"/>
+            <w:r>
+              <w:rPr>
+                <w:lang w:val="en-ID"/>
+              </w:rPr>
+              <w:t>dicegat</w:t>
+            </w:r>
+            <w:proofErr w:type="spellEnd"/>
+            <w:r>
+              <w:rPr>
+                <w:lang w:val="en-ID"/>
+              </w:rPr>
+              <w:t xml:space="preserve"> </w:t>
+            </w:r>
+            <w:proofErr w:type="spellStart"/>
+            <w:r>
+              <w:rPr>
+                <w:lang w:val="en-ID"/>
+              </w:rPr>
+              <w:t>sebelum</w:t>
+            </w:r>
+            <w:proofErr w:type="spellEnd"/>
+            <w:r>
+              <w:rPr>
+                <w:lang w:val="en-ID"/>
+              </w:rPr>
+              <w:t xml:space="preserve"> </w:t>
+            </w:r>
+            <w:proofErr w:type="spellStart"/>
+            <w:r>
+              <w:rPr>
+                <w:lang w:val="en-ID"/>
+              </w:rPr>
+              <w:t>mencapai</w:t>
+            </w:r>
+            <w:proofErr w:type="spellEnd"/>
+            <w:r>
+              <w:rPr>
+                <w:lang w:val="en-ID"/>
+              </w:rPr>
+              <w:t xml:space="preserve"> browser.</w:t>
+            </w:r>
+          </w:p>
+        </w:tc>
+      </w:tr>
+      <w:tr>
+        <w:tc>
+          <w:tcPr>
+            <w:tcW w:w="0" w:type="auto"/>
+            <w:hideMark/>
+          </w:tcPr>
+          <w:p>
+            <w:pPr>
+              <w:spacing w:after="160" w:line="278" w:lineRule="auto"/>
+              <w:rPr>
+                <w:lang w:val="en-ID"/>
+              </w:rPr>
+            </w:pPr>
+            <w:proofErr w:type="spellStart"/>
+            <w:r>
+              <w:rPr>
+                <w:b/>
+                <w:bCs/>
+                <w:lang w:val="en-ID"/>
+              </w:rPr>
+              <w:t>Pengalaman</w:t>
+            </w:r>
+            <w:proofErr w:type="spellEnd"/>
+            <w:r>
+              <w:rPr>
+                <w:b/>
+                <w:bCs/>
+                <w:lang w:val="en-ID"/>
+              </w:rPr>
+              <w:t xml:space="preserve"> </w:t>
+            </w:r>
+            <w:proofErr w:type="spellStart"/>
+            <w:r>
+              <w:rPr>
+                <w:b/>
+                <w:bCs/>
+                <w:lang w:val="en-ID"/>
+              </w:rPr>
+              <w:t>Pengguna</w:t>
+            </w:r>
+            <w:proofErr w:type="spellEnd"/>
+          </w:p>
+        </w:tc>
+        <w:tc>
+          <w:tcPr>
+            <w:tcW w:w="0" w:type="auto"/>
+            <w:hideMark/>
+          </w:tcPr>
+          <w:p>
+            <w:pPr>
+              <w:spacing w:after="160" w:line="278" w:lineRule="auto"/>
+              <w:rPr>
+                <w:lang w:val="en-ID"/>
+              </w:rPr>
+            </w:pPr>
+            <w:r>
+              <w:rPr>
+                <w:lang w:val="en-ID"/>
+              </w:rPr>
+              <w:t xml:space="preserve">Ada </w:t>
+            </w:r>
+            <w:proofErr w:type="spellStart"/>
+            <w:r>
+              <w:rPr>
+                <w:lang w:val="en-ID"/>
+              </w:rPr>
+              <w:t>jeda</w:t>
+            </w:r>
+            <w:proofErr w:type="spellEnd"/>
+            <w:r>
+              <w:rPr>
+                <w:lang w:val="en-ID"/>
+              </w:rPr>
+              <w:t>/</w:t>
+            </w:r>
+            <w:r>
+              <w:rPr>
+                <w:lang w:val="en-ID"/>
+              </w:rPr>
+              <w:t xml:space="preserve">loading </w:t>
+            </w:r>
+            <w:proofErr w:type="spellStart"/>
+            <w:r>
+              <w:rPr>
+                <w:lang w:val="en-ID"/>
+              </w:rPr>
+              <w:t>sebelum</w:t>
+            </w:r>
+            <w:proofErr w:type="spellEnd"/>
+            <w:r>
+              <w:rPr>
+                <w:lang w:val="en-ID"/>
+              </w:rPr>
+              <w:t xml:space="preserve"> </w:t>
+            </w:r>
+            <w:proofErr w:type="spellStart"/>
+            <w:r>
+              <w:rPr>
+                <w:lang w:val="en-ID"/>
+              </w:rPr>
+              <w:t>dialihkan</w:t>
+            </w:r>
+            <w:proofErr w:type="spellEnd"/>
+            <w:r>
+              <w:rPr>
+                <w:lang w:val="en-ID"/>
+              </w:rPr>
+              <w:t>.</w:t>
+            </w:r>
+          </w:p>
+        </w:tc>
+        <w:tc>
+          <w:tcPr>
+            <w:tcW w:w="0" w:type="auto"/>
+            <w:hideMark/>
+          </w:tcPr>
+          <w:p>
+            <w:pPr>
+              <w:spacing w:after="160" w:line="278" w:lineRule="auto"/>
+              <w:rPr>
+                <w:lang w:val="en-ID"/>
+              </w:rPr>
+            </w:pPr>
+            <w:proofErr w:type="spellStart"/>
+            <w:r>
+              <w:rPr>
+                <w:lang w:val="en-ID"/>
+              </w:rPr>
+              <w:t>Pengalihan</w:t>
+            </w:r>
+            <w:proofErr w:type="spellEnd"/>
+            <w:r>
+              <w:rPr>
+                <w:lang w:val="en-ID"/>
+              </w:rPr>
+              <w:t xml:space="preserve"> </w:t>
+            </w:r>
+            <w:proofErr w:type="spellStart"/>
+            <w:r>
+              <w:rPr>
+                <w:lang w:val="en-ID"/>
+              </w:rPr>
+              <w:t>instan</w:t>
+            </w:r>
+            <w:proofErr w:type="spellEnd"/>
+            <w:r>
+              <w:rPr>
+                <w:lang w:val="en-ID"/>
+              </w:rPr>
+              <w:t xml:space="preserve"> </w:t>
+            </w:r>
+            <w:proofErr w:type="spellStart"/>
+            <w:r>
+              <w:rPr>
+                <w:lang w:val="en-ID"/>
+              </w:rPr>
+              <w:t>tanpa</w:t>
+            </w:r>
+            <w:proofErr w:type="spellEnd"/>
+            <w:r>
+              <w:rPr>
+                <w:lang w:val="en-ID"/>
+              </w:rPr>
+              <w:t xml:space="preserve"> </w:t>
+            </w:r>
+            <w:proofErr w:type="spellStart"/>
+            <w:r>
+              <w:rPr>
+                <w:lang w:val="en-ID"/>
+              </w:rPr>
+              <w:t>memuat</w:t>
+            </w:r>
+            <w:proofErr w:type="spellEnd"/>
+            <w:r>
+              <w:rPr>
+                <w:lang w:val="en-ID"/>
+              </w:rPr>
+              <w:t xml:space="preserve"> </w:t>
+            </w:r>
+            <w:proofErr w:type="spellStart"/>
+            <w:r>
+              <w:rPr>
+                <w:lang w:val="en-ID"/>
+              </w:rPr>
+              <w:t>halaman</w:t>
+            </w:r>
+            <w:proofErr w:type="spellEnd"/>
+            <w:r>
+              <w:rPr>
+                <w:lang w:val="en-ID"/>
+              </w:rPr>
+              <w:t xml:space="preserve"> </w:t>
+            </w:r>
+            <w:proofErr w:type="spellStart"/>
+            <w:r>
+              <w:rPr>
+                <w:lang w:val="en-ID"/>
+              </w:rPr>
+              <w:t>tujuan</w:t>
+            </w:r>
+            <w:proofErr w:type="spellEnd"/>
+            <w:r>
+              <w:rPr>
+                <w:lang w:val="en-ID"/>
+              </w:rPr>
+              <w:t xml:space="preserve"> </w:t>
+            </w:r>
+            <w:proofErr w:type="spellStart"/>
+            <w:r>
+              <w:rPr>
+                <w:lang w:val="en-ID"/>
+              </w:rPr>
+              <w:t>asli</w:t>
+            </w:r>
+            <w:proofErr w:type="spellEnd"/>
+            <w:r>
+              <w:rPr>
+                <w:lang w:val="en-ID"/>
+              </w:rPr>
+              <w:t>.</w:t>
+            </w:r>
+          </w:p>
+        </w:tc>
+      </w:tr>
+      <w:tr>
+        <w:tc>
+          <w:tcPr>
+            <w:tcW w:w="0" w:type="auto"/>
+            <w:hideMark/>
+          </w:tcPr>
+          <w:p>
+            <w:pPr>
+              <w:spacing w:after="160" w:line="278" w:lineRule="auto"/>
+              <w:rPr>
+                <w:lang w:val="en-ID"/>
+              </w:rPr>
+            </w:pPr>
+            <w:r>
+              <w:rPr>
+                <w:b/>
+                <w:bCs/>
+                <w:lang w:val="en-ID"/>
+              </w:rPr>
+              <w:t xml:space="preserve">Akses </w:t>
+            </w:r>
+            <w:proofErr w:type="spellStart"/>
+            <w:r>
+              <w:rPr>
+                <w:b/>
+                <w:bCs/>
+                <w:lang w:val="en-ID"/>
+              </w:rPr>
+              <w:t>ke</w:t>
+            </w:r>
+            <w:proofErr w:type="spellEnd"/>
+            <w:r>
+              <w:rPr>
+                <w:b/>
+                <w:bCs/>
+                <w:lang w:val="en-ID"/>
+              </w:rPr>
+              <w:t xml:space="preserve"> API</w:t>
+            </w:r>
+          </w:p>
+        </w:tc>
+        <w:tc>
+          <w:tcPr>
+            <w:tcW w:w="0" w:type="auto"/>
+            <w:hideMark/>
+          </w:tcPr>
+          <w:p>
+            <w:pPr>
+              <w:spacing w:after="160" w:line="278" w:lineRule="auto"/>
+              <w:rPr>
+                <w:lang w:val="en-ID"/>
+              </w:rPr>
+            </w:pPr>
+            <w:r>
+              <w:rPr>
+                <w:lang w:val="en-ID"/>
+              </w:rPr>
+              <w:t xml:space="preserve">Bisa </w:t>
+            </w:r>
+            <w:proofErr w:type="spellStart"/>
+            <w:r>
+              <w:rPr>
+                <w:lang w:val="en-ID"/>
+              </w:rPr>
+              <w:t>akses</w:t>
+            </w:r>
+            <w:proofErr w:type="spellEnd"/>
+            <w:r>
+              <w:rPr>
+                <w:lang w:val="en-ID"/>
+              </w:rPr>
+              <w:t xml:space="preserve"> window, </w:t>
+            </w:r>
+            <w:proofErr w:type="spellStart"/>
+            <w:r>
+              <w:rPr>
+                <w:lang w:val="en-ID"/>
+              </w:rPr>
+              <w:t>localStorage</w:t>
+            </w:r>
+            <w:proofErr w:type="spellEnd"/>
+            <w:r>
+              <w:rPr>
+                <w:lang w:val="en-ID"/>
+              </w:rPr>
+              <w:t>, document.</w:t>
+            </w:r>
+          </w:p>
+        </w:tc>
+        <w:tc>
+          <w:tcPr>
+            <w:tcW w:w="0" w:type="auto"/>
+            <w:hideMark/>
+          </w:tcPr>
+          <w:p>
+            <w:pPr>
+              <w:spacing w:after="160" w:line="278" w:lineRule="auto"/>
+              <w:rPr>
+                <w:lang w:val="en-ID"/>
+              </w:rPr>
+            </w:pPr>
+            <w:r>
+              <w:rPr>
+                <w:lang w:val="en-ID"/>
+              </w:rPr>
+              <w:t xml:space="preserve">Tidak </w:t>
+            </w:r>
+            <w:proofErr w:type="spellStart"/>
+            <w:r>
+              <w:rPr>
+                <w:lang w:val="en-ID"/>
+              </w:rPr>
+              <w:t>ada</w:t>
+            </w:r>
+            <w:proofErr w:type="spellEnd"/>
+            <w:r>
+              <w:rPr>
+                <w:lang w:val="en-ID"/>
+              </w:rPr>
+              <w:t xml:space="preserve"> </w:t>
+            </w:r>
+            <w:proofErr w:type="spellStart"/>
+            <w:r>
+              <w:rPr>
+                <w:lang w:val="en-ID"/>
+              </w:rPr>
+              <w:t>akses</w:t>
+            </w:r>
+            <w:proofErr w:type="spellEnd"/>
+            <w:r>
+              <w:rPr>
+                <w:lang w:val="en-ID"/>
+              </w:rPr>
+              <w:t xml:space="preserve"> window. Hanya </w:t>
+            </w:r>
+            <w:proofErr w:type="spellStart"/>
+            <w:r>
+              <w:rPr>
+                <w:lang w:val="en-ID"/>
+              </w:rPr>
+              <w:t>bisa</w:t>
+            </w:r>
+            <w:proofErr w:type="spellEnd"/>
+            <w:r>
+              <w:rPr>
+                <w:lang w:val="en-ID"/>
+              </w:rPr>
+              <w:t xml:space="preserve"> </w:t>
+            </w:r>
+            <w:proofErr w:type="spellStart"/>
+            <w:r>
+              <w:rPr>
+                <w:lang w:val="en-ID"/>
+              </w:rPr>
+              <w:t>akses</w:t>
+            </w:r>
+            <w:proofErr w:type="spellEnd"/>
+            <w:r>
+              <w:rPr>
+                <w:lang w:val="en-ID"/>
+              </w:rPr>
+              <w:t xml:space="preserve"> cookies &amp; headers.</w:t>
+            </w:r>
+          </w:p>
+        </w:tc>
+      </w:tr>
+      <w:tr>
+        <w:tc>
+          <w:tcPr>
+            <w:tcW w:w="0" w:type="auto"/>
+            <w:hideMark/>
+          </w:tcPr>
+          <w:p>
+            <w:pPr>
+              <w:spacing w:after="160" w:line="278" w:lineRule="auto"/>
+              <w:rPr>
+                <w:lang w:val="en-ID"/>
+              </w:rPr>
+            </w:pPr>
+            <w:proofErr w:type="spellStart"/>
+            <w:r>
+              <w:rPr>
+                <w:b/>
+                <w:bCs/>
+                <w:lang w:val="en-ID"/>
+              </w:rPr>
+              <w:t>Skalabilitas</w:t>
+            </w:r>
+            <w:proofErr w:type="spellEnd"/>
+          </w:p>
+        </w:tc>
+        <w:tc>
+          <w:tcPr>
+            <w:tcW w:w="0" w:type="auto"/>
+            <w:hideMark/>
+          </w:tcPr>
+          <w:p>
+            <w:pPr>
+              <w:spacing w:after="160" w:line="278" w:lineRule="auto"/>
+              <w:rPr>
+                <w:lang w:val="en-ID"/>
+              </w:rPr>
+            </w:pPr>
+            <w:r>
+              <w:rPr>
+                <w:lang w:val="en-ID"/>
+              </w:rPr>
+              <w:t xml:space="preserve">Harus </w:t>
+            </w:r>
+            <w:proofErr w:type="spellStart"/>
+            <w:r>
+              <w:rPr>
+                <w:lang w:val="en-ID"/>
+              </w:rPr>
+              <w:t>dipasang</w:t>
+            </w:r>
+            <w:proofErr w:type="spellEnd"/>
+            <w:r>
+              <w:rPr>
+                <w:lang w:val="en-ID"/>
+              </w:rPr>
+              <w:t xml:space="preserve"> di </w:t>
+            </w:r>
+            <w:proofErr w:type="spellStart"/>
+            <w:r>
+              <w:rPr>
+                <w:lang w:val="en-ID"/>
+              </w:rPr>
+              <w:t>setiap</w:t>
+            </w:r>
+            <w:proofErr w:type="spellEnd"/>
+            <w:r>
+              <w:rPr>
+                <w:lang w:val="en-ID"/>
+              </w:rPr>
+              <w:t xml:space="preserve"> file </w:t>
+            </w:r>
+            <w:proofErr w:type="spellStart"/>
+            <w:r>
+              <w:rPr>
+                <w:lang w:val="en-ID"/>
+              </w:rPr>
+              <w:t>komponen</w:t>
+            </w:r>
+            <w:proofErr w:type="spellEnd"/>
+            <w:r>
+              <w:rPr>
+                <w:lang w:val="en-ID"/>
+              </w:rPr>
+              <w:t>.</w:t>
+            </w:r>
+          </w:p>
+        </w:tc>
+        <w:tc>
+          <w:tcPr>
+            <w:tcW w:w="0" w:type="auto"/>
+            <w:hideMark/>
+          </w:tcPr>
+          <w:p>
+            <w:pPr>
+              <w:spacing w:after="160" w:line="278" w:lineRule="auto"/>
+              <w:rPr>
+                <w:lang w:val="en-ID"/>
+              </w:rPr>
+            </w:pPr>
+            <w:proofErr w:type="spellStart"/>
+            <w:r>
+              <w:rPr>
+                <w:lang w:val="en-ID"/>
+              </w:rPr>
+              <w:t>Terpusat</w:t>
+            </w:r>
+            <w:proofErr w:type="spellEnd"/>
+            <w:r>
+              <w:rPr>
+                <w:lang w:val="en-ID"/>
+              </w:rPr>
+              <w:t xml:space="preserve"> di </w:t>
+            </w:r>
+            <w:proofErr w:type="spellStart"/>
+            <w:r>
+              <w:rPr>
+                <w:lang w:val="en-ID"/>
+              </w:rPr>
+              <w:t>satu</w:t>
+            </w:r>
+            <w:proofErr w:type="spellEnd"/>
+            <w:r>
+              <w:rPr>
+                <w:lang w:val="en-ID"/>
+              </w:rPr>
+              <w:t xml:space="preserve"> file </w:t>
+            </w:r>
+            <w:proofErr w:type="spellStart"/>
+            <w:r>
+              <w:rPr>
+                <w:lang w:val="en-ID"/>
+              </w:rPr>
+              <w:t>untuk</w:t>
+            </w:r>
+            <w:proofErr w:type="spellEnd"/>
+            <w:r>
+              <w:rPr>
+                <w:lang w:val="en-ID"/>
+              </w:rPr>
+              <w:t xml:space="preserve"> </w:t>
+            </w:r>
+            <w:proofErr w:type="spellStart"/>
+            <w:r>
+              <w:rPr>
+                <w:lang w:val="en-ID"/>
+              </w:rPr>
+              <w:t>banyak</w:t>
+            </w:r>
+            <w:proofErr w:type="spellEnd"/>
+            <w:r>
+              <w:rPr>
+                <w:lang w:val="en-ID"/>
+              </w:rPr>
+              <w:t xml:space="preserve"> </w:t>
+            </w:r>
+            <w:proofErr w:type="spellStart"/>
+            <w:r>
+              <w:rPr>
+                <w:lang w:val="en-ID"/>
+              </w:rPr>
+              <w:t>rute</w:t>
+            </w:r>
+            <w:proofErr w:type="spellEnd"/>
+            <w:r>
+              <w:rPr>
+                <w:lang w:val="en-ID"/>
+              </w:rPr>
+              <w:t xml:space="preserve"> </w:t>
+            </w:r>
+            <w:proofErr w:type="spellStart"/>
+            <w:r>
+              <w:rPr>
+                <w:lang w:val="en-ID"/>
+              </w:rPr>
+              <w:t>sekaligus</w:t>
+            </w:r>
+            <w:proofErr w:type="spellEnd"/>
+            <w:r>
+              <w:rPr>
+                <w:lang w:val="en-ID"/>
+              </w:rPr>
+              <w:t xml:space="preserve"> (matcher).</w:t>
+            </w:r>
+          </w:p>
+        </w:tc>
+      </w:tr>
+    </w:tbl>
     <w:p>
       <w:pPr>
         <w:rPr>

--- a/Laporan/03_Ahmad Dzul Fadhli Jobsheet 12,13&14.docx
+++ b/Laporan/03_Ahmad Dzul Fadhli Jobsheet 12,13&14.docx
@@ -1994,21 +1994,7 @@
         <w:rPr>
           <w:lang w:val="en-ID"/>
         </w:rPr>
-        <w:t xml:space="preserve">E. </w:t>
-      </w:r>
-      <w:proofErr w:type="spellStart"/>
-      <w:r>
-        <w:rPr>
-          <w:lang w:val="en-ID"/>
-        </w:rPr>
-        <w:t>Pengujian</w:t>
-      </w:r>
-      <w:proofErr w:type="spellEnd"/>
-      <w:r>
-        <w:rPr>
-          <w:lang w:val="en-ID"/>
-        </w:rPr>
-        <w:t xml:space="preserve"> Manual Revalidation</w:t>
+        <w:t>E. Pengujian Manual Revalidation</w:t>
       </w:r>
     </w:p>
     <w:p>
@@ -2215,21 +2201,7 @@
         <w:rPr>
           <w:lang w:val="en-ID"/>
         </w:rPr>
-        <w:t xml:space="preserve">F. </w:t>
-      </w:r>
-      <w:proofErr w:type="spellStart"/>
-      <w:r>
-        <w:rPr>
-          <w:lang w:val="en-ID"/>
-        </w:rPr>
-        <w:t>Perbandingan</w:t>
-      </w:r>
-      <w:proofErr w:type="spellEnd"/>
-      <w:r>
-        <w:rPr>
-          <w:lang w:val="en-ID"/>
-        </w:rPr>
-        <w:t xml:space="preserve"> SSG vs ISR</w:t>
+        <w:t>F. Perbandingan SSG vs ISR</w:t>
       </w:r>
     </w:p>
     <w:tbl>
@@ -2615,30 +2587,8 @@
         <w:rPr>
           <w:lang w:val="en-ID"/>
         </w:rPr>
-        <w:t xml:space="preserve">G. </w:t>
-      </w:r>
-      <w:proofErr w:type="spellStart"/>
-      <w:r>
-        <w:rPr>
-          <w:lang w:val="en-ID"/>
-        </w:rPr>
-        <w:t>Tugas</w:t>
-      </w:r>
-      <w:proofErr w:type="spellEnd"/>
-      <w:r>
-        <w:rPr>
-          <w:lang w:val="en-ID"/>
-        </w:rPr>
-        <w:t xml:space="preserve"> </w:t>
-      </w:r>
-      <w:proofErr w:type="spellStart"/>
-      <w:r>
-        <w:rPr>
-          <w:lang w:val="en-ID"/>
-        </w:rPr>
-        <w:t>Praktikum</w:t>
-      </w:r>
-      <w:proofErr w:type="spellEnd"/>
+        <w:t>G. Tugas Praktikum</w:t>
+      </w:r>
     </w:p>
     <w:p>
       <w:pPr>
@@ -3439,30 +3389,8 @@
         <w:rPr>
           <w:lang w:val="en-ID"/>
         </w:rPr>
-        <w:t xml:space="preserve">H. </w:t>
-      </w:r>
-      <w:proofErr w:type="spellStart"/>
-      <w:r>
-        <w:rPr>
-          <w:lang w:val="en-ID"/>
-        </w:rPr>
-        <w:t>Pertanyaan</w:t>
-      </w:r>
-      <w:proofErr w:type="spellEnd"/>
-      <w:r>
-        <w:rPr>
-          <w:lang w:val="en-ID"/>
-        </w:rPr>
-        <w:t xml:space="preserve"> </w:t>
-      </w:r>
-      <w:proofErr w:type="spellStart"/>
-      <w:r>
-        <w:rPr>
-          <w:lang w:val="en-ID"/>
-        </w:rPr>
-        <w:t>Analisis</w:t>
-      </w:r>
-      <w:proofErr w:type="spellEnd"/>
+        <w:t>H. Pertanyaan Analisis</w:t>
+      </w:r>
     </w:p>
     <w:p>
       <w:pPr>
@@ -5953,16 +5881,8 @@
         <w:rPr>
           <w:lang w:val="en-ID"/>
         </w:rPr>
-        <w:t xml:space="preserve">D. </w:t>
-      </w:r>
-      <w:proofErr w:type="spellStart"/>
-      <w:r>
-        <w:rPr>
-          <w:lang w:val="en-ID"/>
-        </w:rPr>
-        <w:t>Pengujian</w:t>
-      </w:r>
-      <w:proofErr w:type="spellEnd"/>
+        <w:t>D. Pengujian</w:t>
+      </w:r>
     </w:p>
     <w:p>
       <w:pPr>
@@ -6843,30 +6763,8 @@
         <w:rPr>
           <w:lang w:val="en-ID"/>
         </w:rPr>
-        <w:t xml:space="preserve">E. </w:t>
-      </w:r>
-      <w:proofErr w:type="spellStart"/>
-      <w:r>
-        <w:rPr>
-          <w:lang w:val="en-ID"/>
-        </w:rPr>
-        <w:t>Perbandingan</w:t>
-      </w:r>
-      <w:proofErr w:type="spellEnd"/>
-      <w:r>
-        <w:rPr>
-          <w:lang w:val="en-ID"/>
-        </w:rPr>
-        <w:t xml:space="preserve"> Middleware vs </w:t>
-      </w:r>
-      <w:proofErr w:type="spellStart"/>
-      <w:r>
-        <w:rPr>
-          <w:lang w:val="en-ID"/>
-        </w:rPr>
-        <w:t>useEffect</w:t>
-      </w:r>
-      <w:proofErr w:type="spellEnd"/>
+        <w:t>E. Perbandingan Middleware vs useEffect</w:t>
+      </w:r>
     </w:p>
     <w:tbl>
       <w:tblPr>
@@ -7303,30 +7201,8 @@
         <w:rPr>
           <w:lang w:val="en-ID"/>
         </w:rPr>
-        <w:t xml:space="preserve">F. </w:t>
-      </w:r>
-      <w:proofErr w:type="spellStart"/>
-      <w:r>
-        <w:rPr>
-          <w:lang w:val="en-ID"/>
-        </w:rPr>
-        <w:t>Tugas</w:t>
-      </w:r>
-      <w:proofErr w:type="spellEnd"/>
-      <w:r>
-        <w:rPr>
-          <w:lang w:val="en-ID"/>
-        </w:rPr>
-        <w:t xml:space="preserve"> </w:t>
-      </w:r>
-      <w:proofErr w:type="spellStart"/>
-      <w:r>
-        <w:rPr>
-          <w:lang w:val="en-ID"/>
-        </w:rPr>
-        <w:t>Praktikum</w:t>
-      </w:r>
-      <w:proofErr w:type="spellEnd"/>
+        <w:t>F. Tugas Praktikum</w:t>
+      </w:r>
     </w:p>
     <w:p>
       <w:pPr>
@@ -8695,7 +8571,7 @@
               <w:rPr>
                 <w:lang w:val="en-ID"/>
               </w:rPr>
-              <w:t>Edge Network / Server</w:t>
+              <w:t>Server</w:t>
             </w:r>
             <w:r>
               <w:rPr>
@@ -9566,17 +9442,1494 @@
     </w:p>
     <w:p>
       <w:pPr>
-        <w:rPr>
-          <w:lang w:val="en-ID"/>
-        </w:rPr>
-      </w:pPr>
-    </w:p>
-    <w:p>
-      <w:pPr>
-        <w:rPr>
-          <w:lang w:val="en-ID"/>
-        </w:rPr>
-      </w:pPr>
+        <w:pStyle w:val="Heading2"/>
+        <w:rPr>
+          <w:lang w:val="en-ID"/>
+        </w:rPr>
+      </w:pPr>
+      <w:r>
+        <w:rPr>
+          <w:lang w:val="en-ID"/>
+        </w:rPr>
+        <w:t>G. Pertanyaan Analisis</w:t>
+      </w:r>
+    </w:p>
+    <w:p>
+      <w:pPr>
+        <w:rPr>
+          <w:lang w:val="en-ID"/>
+        </w:rPr>
+      </w:pPr>
+      <w:r>
+        <w:rPr>
+          <w:lang w:val="en-ID"/>
+        </w:rPr>
+        <w:t xml:space="preserve">1. </w:t>
+      </w:r>
+      <w:proofErr w:type="spellStart"/>
+      <w:r>
+        <w:rPr>
+          <w:lang w:val="en-ID"/>
+        </w:rPr>
+        <w:t>Mengapa</w:t>
+      </w:r>
+      <w:proofErr w:type="spellEnd"/>
+      <w:r>
+        <w:rPr>
+          <w:lang w:val="en-ID"/>
+        </w:rPr>
+        <w:t xml:space="preserve"> middleware </w:t>
+      </w:r>
+      <w:proofErr w:type="spellStart"/>
+      <w:r>
+        <w:rPr>
+          <w:lang w:val="en-ID"/>
+        </w:rPr>
+        <w:t>lebih</w:t>
+      </w:r>
+      <w:proofErr w:type="spellEnd"/>
+      <w:r>
+        <w:rPr>
+          <w:lang w:val="en-ID"/>
+        </w:rPr>
+        <w:t xml:space="preserve"> </w:t>
+      </w:r>
+      <w:proofErr w:type="spellStart"/>
+      <w:r>
+        <w:rPr>
+          <w:lang w:val="en-ID"/>
+        </w:rPr>
+        <w:t>aman</w:t>
+      </w:r>
+      <w:proofErr w:type="spellEnd"/>
+      <w:r>
+        <w:rPr>
+          <w:lang w:val="en-ID"/>
+        </w:rPr>
+        <w:t xml:space="preserve"> </w:t>
+      </w:r>
+      <w:proofErr w:type="spellStart"/>
+      <w:r>
+        <w:rPr>
+          <w:lang w:val="en-ID"/>
+        </w:rPr>
+        <w:t>dibanding</w:t>
+      </w:r>
+      <w:proofErr w:type="spellEnd"/>
+      <w:r>
+        <w:rPr>
+          <w:lang w:val="en-ID"/>
+        </w:rPr>
+        <w:t xml:space="preserve"> </w:t>
+      </w:r>
+      <w:proofErr w:type="spellStart"/>
+      <w:r>
+        <w:rPr>
+          <w:lang w:val="en-ID"/>
+        </w:rPr>
+        <w:t>useEffect</w:t>
+      </w:r>
+      <w:proofErr w:type="spellEnd"/>
+      <w:r>
+        <w:rPr>
+          <w:lang w:val="en-ID"/>
+        </w:rPr>
+        <w:t>?</w:t>
+      </w:r>
+    </w:p>
+    <w:p>
+      <w:pPr>
+        <w:rPr>
+          <w:u w:val="single"/>
+          <w:lang w:val="en-ID"/>
+        </w:rPr>
+      </w:pPr>
+      <w:r>
+        <w:rPr>
+          <w:u w:val="single"/>
+          <w:lang w:val="en-ID"/>
+        </w:rPr>
+        <w:t>Karena</w:t>
+      </w:r>
+      <w:r>
+        <w:rPr>
+          <w:u w:val="single"/>
+          <w:lang w:val="en-ID"/>
+        </w:rPr>
+        <w:t xml:space="preserve"> </w:t>
+      </w:r>
+      <w:proofErr w:type="spellStart"/>
+      <w:r>
+        <w:rPr>
+          <w:u w:val="single"/>
+          <w:lang w:val="en-ID"/>
+        </w:rPr>
+        <w:t>pengecekan</w:t>
+      </w:r>
+      <w:proofErr w:type="spellEnd"/>
+      <w:r>
+        <w:rPr>
+          <w:u w:val="single"/>
+          <w:lang w:val="en-ID"/>
+        </w:rPr>
+        <w:t xml:space="preserve"> </w:t>
+      </w:r>
+      <w:proofErr w:type="spellStart"/>
+      <w:r>
+        <w:rPr>
+          <w:u w:val="single"/>
+          <w:lang w:val="en-ID"/>
+        </w:rPr>
+        <w:t>terjadi</w:t>
+      </w:r>
+      <w:proofErr w:type="spellEnd"/>
+      <w:r>
+        <w:rPr>
+          <w:u w:val="single"/>
+          <w:lang w:val="en-ID"/>
+        </w:rPr>
+        <w:t xml:space="preserve"> di </w:t>
+      </w:r>
+      <w:proofErr w:type="spellStart"/>
+      <w:r>
+        <w:rPr>
+          <w:u w:val="single"/>
+          <w:lang w:val="en-ID"/>
+        </w:rPr>
+        <w:t>sisi</w:t>
+      </w:r>
+      <w:proofErr w:type="spellEnd"/>
+      <w:r>
+        <w:rPr>
+          <w:u w:val="single"/>
+          <w:lang w:val="en-ID"/>
+        </w:rPr>
+        <w:t xml:space="preserve"> server </w:t>
+      </w:r>
+      <w:proofErr w:type="spellStart"/>
+      <w:r>
+        <w:rPr>
+          <w:u w:val="single"/>
+          <w:lang w:val="en-ID"/>
+        </w:rPr>
+        <w:t>sebelum</w:t>
+      </w:r>
+      <w:proofErr w:type="spellEnd"/>
+      <w:r>
+        <w:rPr>
+          <w:u w:val="single"/>
+          <w:lang w:val="en-ID"/>
+        </w:rPr>
+        <w:t xml:space="preserve"> </w:t>
+      </w:r>
+      <w:proofErr w:type="spellStart"/>
+      <w:r>
+        <w:rPr>
+          <w:u w:val="single"/>
+          <w:lang w:val="en-ID"/>
+        </w:rPr>
+        <w:t>konten</w:t>
+      </w:r>
+      <w:proofErr w:type="spellEnd"/>
+      <w:r>
+        <w:rPr>
+          <w:u w:val="single"/>
+          <w:lang w:val="en-ID"/>
+        </w:rPr>
+        <w:t xml:space="preserve"> </w:t>
+      </w:r>
+      <w:proofErr w:type="spellStart"/>
+      <w:r>
+        <w:rPr>
+          <w:u w:val="single"/>
+          <w:lang w:val="en-ID"/>
+        </w:rPr>
+        <w:t>halaman</w:t>
+      </w:r>
+      <w:proofErr w:type="spellEnd"/>
+      <w:r>
+        <w:rPr>
+          <w:u w:val="single"/>
+          <w:lang w:val="en-ID"/>
+        </w:rPr>
+        <w:t xml:space="preserve"> </w:t>
+      </w:r>
+      <w:proofErr w:type="spellStart"/>
+      <w:r>
+        <w:rPr>
+          <w:u w:val="single"/>
+          <w:lang w:val="en-ID"/>
+        </w:rPr>
+        <w:t>dikirim</w:t>
+      </w:r>
+      <w:proofErr w:type="spellEnd"/>
+      <w:r>
+        <w:rPr>
+          <w:u w:val="single"/>
+          <w:lang w:val="en-ID"/>
+        </w:rPr>
+        <w:t xml:space="preserve"> </w:t>
+      </w:r>
+      <w:proofErr w:type="spellStart"/>
+      <w:r>
+        <w:rPr>
+          <w:u w:val="single"/>
+          <w:lang w:val="en-ID"/>
+        </w:rPr>
+        <w:t>ke</w:t>
+      </w:r>
+      <w:proofErr w:type="spellEnd"/>
+      <w:r>
+        <w:rPr>
+          <w:u w:val="single"/>
+          <w:lang w:val="en-ID"/>
+        </w:rPr>
+        <w:t xml:space="preserve"> browser, </w:t>
+      </w:r>
+      <w:proofErr w:type="spellStart"/>
+      <w:r>
+        <w:rPr>
+          <w:u w:val="single"/>
+          <w:lang w:val="en-ID"/>
+        </w:rPr>
+        <w:t>sehingga</w:t>
+      </w:r>
+      <w:proofErr w:type="spellEnd"/>
+      <w:r>
+        <w:rPr>
+          <w:u w:val="single"/>
+          <w:lang w:val="en-ID"/>
+        </w:rPr>
+        <w:t xml:space="preserve"> </w:t>
+      </w:r>
+      <w:proofErr w:type="spellStart"/>
+      <w:r>
+        <w:rPr>
+          <w:u w:val="single"/>
+          <w:lang w:val="en-ID"/>
+        </w:rPr>
+        <w:t>mencegah</w:t>
+      </w:r>
+      <w:proofErr w:type="spellEnd"/>
+      <w:r>
+        <w:rPr>
+          <w:u w:val="single"/>
+          <w:lang w:val="en-ID"/>
+        </w:rPr>
+        <w:t xml:space="preserve"> </w:t>
+      </w:r>
+      <w:proofErr w:type="spellStart"/>
+      <w:r>
+        <w:rPr>
+          <w:u w:val="single"/>
+          <w:lang w:val="en-ID"/>
+        </w:rPr>
+        <w:t>kebocoran</w:t>
+      </w:r>
+      <w:proofErr w:type="spellEnd"/>
+      <w:r>
+        <w:rPr>
+          <w:u w:val="single"/>
+          <w:lang w:val="en-ID"/>
+        </w:rPr>
+        <w:t xml:space="preserve"> data </w:t>
+      </w:r>
+      <w:proofErr w:type="spellStart"/>
+      <w:r>
+        <w:rPr>
+          <w:u w:val="single"/>
+          <w:lang w:val="en-ID"/>
+        </w:rPr>
+        <w:t>sensitif</w:t>
+      </w:r>
+      <w:proofErr w:type="spellEnd"/>
+      <w:r>
+        <w:rPr>
+          <w:u w:val="single"/>
+          <w:lang w:val="en-ID"/>
+        </w:rPr>
+        <w:t xml:space="preserve"> </w:t>
+      </w:r>
+      <w:proofErr w:type="spellStart"/>
+      <w:r>
+        <w:rPr>
+          <w:u w:val="single"/>
+          <w:lang w:val="en-ID"/>
+        </w:rPr>
+        <w:t>ke</w:t>
+      </w:r>
+      <w:proofErr w:type="spellEnd"/>
+      <w:r>
+        <w:rPr>
+          <w:u w:val="single"/>
+          <w:lang w:val="en-ID"/>
+        </w:rPr>
+        <w:t xml:space="preserve"> client.</w:t>
+      </w:r>
+    </w:p>
+    <w:p>
+      <w:pPr>
+        <w:rPr>
+          <w:lang w:val="en-ID"/>
+        </w:rPr>
+      </w:pPr>
+      <w:r>
+        <w:rPr>
+          <w:lang w:val="en-ID"/>
+        </w:rPr>
+        <w:t xml:space="preserve">2. </w:t>
+      </w:r>
+      <w:proofErr w:type="spellStart"/>
+      <w:r>
+        <w:rPr>
+          <w:lang w:val="en-ID"/>
+        </w:rPr>
+        <w:t>Mengapa</w:t>
+      </w:r>
+      <w:proofErr w:type="spellEnd"/>
+      <w:r>
+        <w:rPr>
+          <w:lang w:val="en-ID"/>
+        </w:rPr>
+        <w:t xml:space="preserve"> middleware </w:t>
+      </w:r>
+      <w:proofErr w:type="spellStart"/>
+      <w:r>
+        <w:rPr>
+          <w:lang w:val="en-ID"/>
+        </w:rPr>
+        <w:t>tidak</w:t>
+      </w:r>
+      <w:proofErr w:type="spellEnd"/>
+      <w:r>
+        <w:rPr>
+          <w:lang w:val="en-ID"/>
+        </w:rPr>
+        <w:t xml:space="preserve"> </w:t>
+      </w:r>
+      <w:proofErr w:type="spellStart"/>
+      <w:r>
+        <w:rPr>
+          <w:lang w:val="en-ID"/>
+        </w:rPr>
+        <w:t>menimbulkan</w:t>
+      </w:r>
+      <w:proofErr w:type="spellEnd"/>
+      <w:r>
+        <w:rPr>
+          <w:lang w:val="en-ID"/>
+        </w:rPr>
+        <w:t xml:space="preserve"> glitch?</w:t>
+      </w:r>
+    </w:p>
+    <w:p>
+      <w:pPr>
+        <w:rPr>
+          <w:u w:val="single"/>
+          <w:lang w:val="en-ID"/>
+        </w:rPr>
+      </w:pPr>
+      <w:r>
+        <w:rPr>
+          <w:u w:val="single"/>
+          <w:lang w:val="en-ID"/>
+        </w:rPr>
+        <w:t>Karena</w:t>
+      </w:r>
+      <w:r>
+        <w:rPr>
+          <w:u w:val="single"/>
+          <w:lang w:val="en-ID"/>
+        </w:rPr>
+        <w:t xml:space="preserve"> proses </w:t>
+      </w:r>
+      <w:proofErr w:type="spellStart"/>
+      <w:r>
+        <w:rPr>
+          <w:u w:val="single"/>
+          <w:lang w:val="en-ID"/>
+        </w:rPr>
+        <w:t>pengalihan</w:t>
+      </w:r>
+      <w:proofErr w:type="spellEnd"/>
+      <w:r>
+        <w:rPr>
+          <w:u w:val="single"/>
+          <w:lang w:val="en-ID"/>
+        </w:rPr>
+        <w:t xml:space="preserve"> (redirect) </w:t>
+      </w:r>
+      <w:proofErr w:type="spellStart"/>
+      <w:r>
+        <w:rPr>
+          <w:u w:val="single"/>
+          <w:lang w:val="en-ID"/>
+        </w:rPr>
+        <w:t>dilakukan</w:t>
+      </w:r>
+      <w:proofErr w:type="spellEnd"/>
+      <w:r>
+        <w:rPr>
+          <w:u w:val="single"/>
+          <w:lang w:val="en-ID"/>
+        </w:rPr>
+        <w:t xml:space="preserve"> pada level HTTP </w:t>
+      </w:r>
+      <w:proofErr w:type="spellStart"/>
+      <w:r>
+        <w:rPr>
+          <w:u w:val="single"/>
+          <w:lang w:val="en-ID"/>
+        </w:rPr>
+        <w:t>sebelum</w:t>
+      </w:r>
+      <w:proofErr w:type="spellEnd"/>
+      <w:r>
+        <w:rPr>
+          <w:u w:val="single"/>
+          <w:lang w:val="en-ID"/>
+        </w:rPr>
+        <w:t xml:space="preserve"> browser </w:t>
+      </w:r>
+      <w:proofErr w:type="spellStart"/>
+      <w:r>
+        <w:rPr>
+          <w:u w:val="single"/>
+          <w:lang w:val="en-ID"/>
+        </w:rPr>
+        <w:t>sempat</w:t>
+      </w:r>
+      <w:proofErr w:type="spellEnd"/>
+      <w:r>
+        <w:rPr>
+          <w:u w:val="single"/>
+          <w:lang w:val="en-ID"/>
+        </w:rPr>
+        <w:t xml:space="preserve"> </w:t>
+      </w:r>
+      <w:proofErr w:type="spellStart"/>
+      <w:r>
+        <w:rPr>
+          <w:u w:val="single"/>
+          <w:lang w:val="en-ID"/>
+        </w:rPr>
+        <w:t>merender</w:t>
+      </w:r>
+      <w:proofErr w:type="spellEnd"/>
+      <w:r>
+        <w:rPr>
+          <w:u w:val="single"/>
+          <w:lang w:val="en-ID"/>
+        </w:rPr>
+        <w:t xml:space="preserve"> </w:t>
+      </w:r>
+      <w:proofErr w:type="spellStart"/>
+      <w:r>
+        <w:rPr>
+          <w:u w:val="single"/>
+          <w:lang w:val="en-ID"/>
+        </w:rPr>
+        <w:t>komponen</w:t>
+      </w:r>
+      <w:proofErr w:type="spellEnd"/>
+      <w:r>
+        <w:rPr>
+          <w:u w:val="single"/>
+          <w:lang w:val="en-ID"/>
+        </w:rPr>
+        <w:t xml:space="preserve"> UI </w:t>
+      </w:r>
+      <w:proofErr w:type="spellStart"/>
+      <w:r>
+        <w:rPr>
+          <w:u w:val="single"/>
+          <w:lang w:val="en-ID"/>
+        </w:rPr>
+        <w:t>apa</w:t>
+      </w:r>
+      <w:proofErr w:type="spellEnd"/>
+      <w:r>
+        <w:rPr>
+          <w:u w:val="single"/>
+          <w:lang w:val="en-ID"/>
+        </w:rPr>
+        <w:t xml:space="preserve"> pun.</w:t>
+      </w:r>
+    </w:p>
+    <w:p>
+      <w:pPr>
+        <w:rPr>
+          <w:lang w:val="en-ID"/>
+        </w:rPr>
+      </w:pPr>
+      <w:r>
+        <w:rPr>
+          <w:lang w:val="en-ID"/>
+        </w:rPr>
+        <w:t xml:space="preserve">3. Apa </w:t>
+      </w:r>
+      <w:proofErr w:type="spellStart"/>
+      <w:r>
+        <w:rPr>
+          <w:lang w:val="en-ID"/>
+        </w:rPr>
+        <w:t>risiko</w:t>
+      </w:r>
+      <w:proofErr w:type="spellEnd"/>
+      <w:r>
+        <w:rPr>
+          <w:lang w:val="en-ID"/>
+        </w:rPr>
+        <w:t xml:space="preserve"> </w:t>
+      </w:r>
+      <w:proofErr w:type="spellStart"/>
+      <w:r>
+        <w:rPr>
+          <w:lang w:val="en-ID"/>
+        </w:rPr>
+        <w:t>jika</w:t>
+      </w:r>
+      <w:proofErr w:type="spellEnd"/>
+      <w:r>
+        <w:rPr>
+          <w:lang w:val="en-ID"/>
+        </w:rPr>
+        <w:t xml:space="preserve"> </w:t>
+      </w:r>
+      <w:proofErr w:type="spellStart"/>
+      <w:r>
+        <w:rPr>
+          <w:lang w:val="en-ID"/>
+        </w:rPr>
+        <w:t>semua</w:t>
+      </w:r>
+      <w:proofErr w:type="spellEnd"/>
+      <w:r>
+        <w:rPr>
+          <w:lang w:val="en-ID"/>
+        </w:rPr>
+        <w:t xml:space="preserve"> </w:t>
+      </w:r>
+      <w:proofErr w:type="spellStart"/>
+      <w:r>
+        <w:rPr>
+          <w:lang w:val="en-ID"/>
+        </w:rPr>
+        <w:t>halaman</w:t>
+      </w:r>
+      <w:proofErr w:type="spellEnd"/>
+      <w:r>
+        <w:rPr>
+          <w:lang w:val="en-ID"/>
+        </w:rPr>
+        <w:t xml:space="preserve"> </w:t>
+      </w:r>
+      <w:proofErr w:type="spellStart"/>
+      <w:r>
+        <w:rPr>
+          <w:lang w:val="en-ID"/>
+        </w:rPr>
+        <w:t>diproteksi</w:t>
+      </w:r>
+      <w:proofErr w:type="spellEnd"/>
+      <w:r>
+        <w:rPr>
+          <w:lang w:val="en-ID"/>
+        </w:rPr>
+        <w:t xml:space="preserve"> </w:t>
+      </w:r>
+      <w:proofErr w:type="spellStart"/>
+      <w:r>
+        <w:rPr>
+          <w:lang w:val="en-ID"/>
+        </w:rPr>
+        <w:t>tanpa</w:t>
+      </w:r>
+      <w:proofErr w:type="spellEnd"/>
+      <w:r>
+        <w:rPr>
+          <w:lang w:val="en-ID"/>
+        </w:rPr>
+        <w:t xml:space="preserve"> </w:t>
+      </w:r>
+      <w:proofErr w:type="spellStart"/>
+      <w:r>
+        <w:rPr>
+          <w:lang w:val="en-ID"/>
+        </w:rPr>
+        <w:t>pengecualian</w:t>
+      </w:r>
+      <w:proofErr w:type="spellEnd"/>
+      <w:r>
+        <w:rPr>
+          <w:lang w:val="en-ID"/>
+        </w:rPr>
+        <w:t>?</w:t>
+      </w:r>
+    </w:p>
+    <w:p>
+      <w:pPr>
+        <w:rPr>
+          <w:u w:val="single"/>
+          <w:lang w:val="en-ID"/>
+        </w:rPr>
+      </w:pPr>
+      <w:proofErr w:type="spellStart"/>
+      <w:r>
+        <w:rPr>
+          <w:u w:val="single"/>
+          <w:lang w:val="en-ID"/>
+        </w:rPr>
+        <w:lastRenderedPageBreak/>
+        <w:t>P</w:t>
+      </w:r>
+      <w:r>
+        <w:rPr>
+          <w:u w:val="single"/>
+          <w:lang w:val="en-ID"/>
+        </w:rPr>
+        <w:t>engguna</w:t>
+      </w:r>
+      <w:proofErr w:type="spellEnd"/>
+      <w:r>
+        <w:rPr>
+          <w:u w:val="single"/>
+          <w:lang w:val="en-ID"/>
+        </w:rPr>
+        <w:t xml:space="preserve"> </w:t>
+      </w:r>
+      <w:proofErr w:type="spellStart"/>
+      <w:r>
+        <w:rPr>
+          <w:u w:val="single"/>
+          <w:lang w:val="en-ID"/>
+        </w:rPr>
+        <w:t>tidak</w:t>
+      </w:r>
+      <w:proofErr w:type="spellEnd"/>
+      <w:r>
+        <w:rPr>
+          <w:u w:val="single"/>
+          <w:lang w:val="en-ID"/>
+        </w:rPr>
+        <w:t xml:space="preserve"> </w:t>
+      </w:r>
+      <w:proofErr w:type="spellStart"/>
+      <w:r>
+        <w:rPr>
+          <w:u w:val="single"/>
+          <w:lang w:val="en-ID"/>
+        </w:rPr>
+        <w:t>akan</w:t>
+      </w:r>
+      <w:proofErr w:type="spellEnd"/>
+      <w:r>
+        <w:rPr>
+          <w:u w:val="single"/>
+          <w:lang w:val="en-ID"/>
+        </w:rPr>
+        <w:t xml:space="preserve"> </w:t>
+      </w:r>
+      <w:proofErr w:type="spellStart"/>
+      <w:r>
+        <w:rPr>
+          <w:u w:val="single"/>
+          <w:lang w:val="en-ID"/>
+        </w:rPr>
+        <w:t>bisa</w:t>
+      </w:r>
+      <w:proofErr w:type="spellEnd"/>
+      <w:r>
+        <w:rPr>
+          <w:u w:val="single"/>
+          <w:lang w:val="en-ID"/>
+        </w:rPr>
+        <w:t xml:space="preserve"> </w:t>
+      </w:r>
+      <w:proofErr w:type="spellStart"/>
+      <w:r>
+        <w:rPr>
+          <w:u w:val="single"/>
+          <w:lang w:val="en-ID"/>
+        </w:rPr>
+        <w:t>mengakses</w:t>
+      </w:r>
+      <w:proofErr w:type="spellEnd"/>
+      <w:r>
+        <w:rPr>
+          <w:u w:val="single"/>
+          <w:lang w:val="en-ID"/>
+        </w:rPr>
+        <w:t xml:space="preserve"> </w:t>
+      </w:r>
+      <w:proofErr w:type="spellStart"/>
+      <w:r>
+        <w:rPr>
+          <w:u w:val="single"/>
+          <w:lang w:val="en-ID"/>
+        </w:rPr>
+        <w:t>halaman</w:t>
+      </w:r>
+      <w:proofErr w:type="spellEnd"/>
+      <w:r>
+        <w:rPr>
+          <w:u w:val="single"/>
+          <w:lang w:val="en-ID"/>
+        </w:rPr>
+        <w:t xml:space="preserve"> login </w:t>
+      </w:r>
+      <w:proofErr w:type="spellStart"/>
+      <w:r>
+        <w:rPr>
+          <w:u w:val="single"/>
+          <w:lang w:val="en-ID"/>
+        </w:rPr>
+        <w:t>atau</w:t>
+      </w:r>
+      <w:proofErr w:type="spellEnd"/>
+      <w:r>
+        <w:rPr>
+          <w:u w:val="single"/>
+          <w:lang w:val="en-ID"/>
+        </w:rPr>
+        <w:t xml:space="preserve"> </w:t>
+      </w:r>
+      <w:proofErr w:type="spellStart"/>
+      <w:r>
+        <w:rPr>
+          <w:u w:val="single"/>
+          <w:lang w:val="en-ID"/>
+        </w:rPr>
+        <w:t>aset</w:t>
+      </w:r>
+      <w:proofErr w:type="spellEnd"/>
+      <w:r>
+        <w:rPr>
+          <w:u w:val="single"/>
+          <w:lang w:val="en-ID"/>
+        </w:rPr>
+        <w:t xml:space="preserve"> </w:t>
+      </w:r>
+      <w:proofErr w:type="spellStart"/>
+      <w:r>
+        <w:rPr>
+          <w:u w:val="single"/>
+          <w:lang w:val="en-ID"/>
+        </w:rPr>
+        <w:t>publik</w:t>
+      </w:r>
+      <w:proofErr w:type="spellEnd"/>
+      <w:r>
+        <w:rPr>
+          <w:u w:val="single"/>
+          <w:lang w:val="en-ID"/>
+        </w:rPr>
+        <w:t xml:space="preserve">, </w:t>
+      </w:r>
+      <w:proofErr w:type="spellStart"/>
+      <w:r>
+        <w:rPr>
+          <w:u w:val="single"/>
+          <w:lang w:val="en-ID"/>
+        </w:rPr>
+        <w:t>sehingga</w:t>
+      </w:r>
+      <w:proofErr w:type="spellEnd"/>
+      <w:r>
+        <w:rPr>
+          <w:u w:val="single"/>
+          <w:lang w:val="en-ID"/>
+        </w:rPr>
+        <w:t xml:space="preserve"> </w:t>
+      </w:r>
+      <w:proofErr w:type="spellStart"/>
+      <w:r>
+        <w:rPr>
+          <w:u w:val="single"/>
+          <w:lang w:val="en-ID"/>
+        </w:rPr>
+        <w:t>menciptakan</w:t>
+      </w:r>
+      <w:proofErr w:type="spellEnd"/>
+      <w:r>
+        <w:rPr>
+          <w:u w:val="single"/>
+          <w:lang w:val="en-ID"/>
+        </w:rPr>
+        <w:t xml:space="preserve"> infinite redirect loop yang </w:t>
+      </w:r>
+      <w:proofErr w:type="spellStart"/>
+      <w:r>
+        <w:rPr>
+          <w:u w:val="single"/>
+          <w:lang w:val="en-ID"/>
+        </w:rPr>
+        <w:t>merusak</w:t>
+      </w:r>
+      <w:proofErr w:type="spellEnd"/>
+      <w:r>
+        <w:rPr>
+          <w:u w:val="single"/>
+          <w:lang w:val="en-ID"/>
+        </w:rPr>
+        <w:t xml:space="preserve"> </w:t>
+      </w:r>
+      <w:proofErr w:type="spellStart"/>
+      <w:r>
+        <w:rPr>
+          <w:u w:val="single"/>
+          <w:lang w:val="en-ID"/>
+        </w:rPr>
+        <w:t>aplikasi</w:t>
+      </w:r>
+      <w:proofErr w:type="spellEnd"/>
+      <w:r>
+        <w:rPr>
+          <w:u w:val="single"/>
+          <w:lang w:val="en-ID"/>
+        </w:rPr>
+        <w:t>.</w:t>
+      </w:r>
+    </w:p>
+    <w:p>
+      <w:pPr>
+        <w:rPr>
+          <w:lang w:val="en-ID"/>
+        </w:rPr>
+      </w:pPr>
+      <w:r>
+        <w:rPr>
+          <w:lang w:val="en-ID"/>
+        </w:rPr>
+        <w:t xml:space="preserve">4. Kapan middleware </w:t>
+      </w:r>
+      <w:proofErr w:type="spellStart"/>
+      <w:r>
+        <w:rPr>
+          <w:lang w:val="en-ID"/>
+        </w:rPr>
+        <w:t>tidak</w:t>
+      </w:r>
+      <w:proofErr w:type="spellEnd"/>
+      <w:r>
+        <w:rPr>
+          <w:lang w:val="en-ID"/>
+        </w:rPr>
+        <w:t xml:space="preserve"> </w:t>
+      </w:r>
+      <w:proofErr w:type="spellStart"/>
+      <w:r>
+        <w:rPr>
+          <w:lang w:val="en-ID"/>
+        </w:rPr>
+        <w:t>diperlukan</w:t>
+      </w:r>
+      <w:proofErr w:type="spellEnd"/>
+      <w:r>
+        <w:rPr>
+          <w:lang w:val="en-ID"/>
+        </w:rPr>
+        <w:t>?</w:t>
+      </w:r>
+    </w:p>
+    <w:p>
+      <w:pPr>
+        <w:rPr>
+          <w:u w:val="single"/>
+          <w:lang w:val="en-ID"/>
+        </w:rPr>
+      </w:pPr>
+      <w:r>
+        <w:rPr>
+          <w:u w:val="single"/>
+          <w:lang w:val="en-ID"/>
+        </w:rPr>
+        <w:t>Jika</w:t>
+      </w:r>
+      <w:r>
+        <w:rPr>
+          <w:u w:val="single"/>
+          <w:lang w:val="en-ID"/>
+        </w:rPr>
+        <w:t xml:space="preserve"> </w:t>
+      </w:r>
+      <w:proofErr w:type="spellStart"/>
+      <w:r>
+        <w:rPr>
+          <w:u w:val="single"/>
+          <w:lang w:val="en-ID"/>
+        </w:rPr>
+        <w:t>logika</w:t>
+      </w:r>
+      <w:proofErr w:type="spellEnd"/>
+      <w:r>
+        <w:rPr>
+          <w:u w:val="single"/>
+          <w:lang w:val="en-ID"/>
+        </w:rPr>
+        <w:t xml:space="preserve"> </w:t>
+      </w:r>
+      <w:proofErr w:type="spellStart"/>
+      <w:r>
+        <w:rPr>
+          <w:u w:val="single"/>
+          <w:lang w:val="en-ID"/>
+        </w:rPr>
+        <w:t>proteksi</w:t>
+      </w:r>
+      <w:proofErr w:type="spellEnd"/>
+      <w:r>
+        <w:rPr>
+          <w:u w:val="single"/>
+          <w:lang w:val="en-ID"/>
+        </w:rPr>
+        <w:t xml:space="preserve"> </w:t>
+      </w:r>
+      <w:proofErr w:type="spellStart"/>
+      <w:r>
+        <w:rPr>
+          <w:u w:val="single"/>
+          <w:lang w:val="en-ID"/>
+        </w:rPr>
+        <w:t>hanya</w:t>
+      </w:r>
+      <w:proofErr w:type="spellEnd"/>
+      <w:r>
+        <w:rPr>
+          <w:u w:val="single"/>
+          <w:lang w:val="en-ID"/>
+        </w:rPr>
+        <w:t xml:space="preserve"> </w:t>
+      </w:r>
+      <w:proofErr w:type="spellStart"/>
+      <w:r>
+        <w:rPr>
+          <w:u w:val="single"/>
+          <w:lang w:val="en-ID"/>
+        </w:rPr>
+        <w:t>bersifat</w:t>
+      </w:r>
+      <w:proofErr w:type="spellEnd"/>
+      <w:r>
+        <w:rPr>
+          <w:u w:val="single"/>
+          <w:lang w:val="en-ID"/>
+        </w:rPr>
+        <w:t xml:space="preserve"> </w:t>
+      </w:r>
+      <w:proofErr w:type="spellStart"/>
+      <w:r>
+        <w:rPr>
+          <w:u w:val="single"/>
+          <w:lang w:val="en-ID"/>
+        </w:rPr>
+        <w:t>opsional</w:t>
+      </w:r>
+      <w:proofErr w:type="spellEnd"/>
+      <w:r>
+        <w:rPr>
+          <w:u w:val="single"/>
+          <w:lang w:val="en-ID"/>
+        </w:rPr>
+        <w:t xml:space="preserve"> </w:t>
+      </w:r>
+      <w:proofErr w:type="spellStart"/>
+      <w:r>
+        <w:rPr>
+          <w:u w:val="single"/>
+          <w:lang w:val="en-ID"/>
+        </w:rPr>
+        <w:t>untuk</w:t>
+      </w:r>
+      <w:proofErr w:type="spellEnd"/>
+      <w:r>
+        <w:rPr>
+          <w:u w:val="single"/>
+          <w:lang w:val="en-ID"/>
+        </w:rPr>
+        <w:t xml:space="preserve"> </w:t>
+      </w:r>
+      <w:proofErr w:type="spellStart"/>
+      <w:r>
+        <w:rPr>
+          <w:u w:val="single"/>
+          <w:lang w:val="en-ID"/>
+        </w:rPr>
+        <w:t>perubahan</w:t>
+      </w:r>
+      <w:proofErr w:type="spellEnd"/>
+      <w:r>
+        <w:rPr>
+          <w:u w:val="single"/>
+          <w:lang w:val="en-ID"/>
+        </w:rPr>
+        <w:t xml:space="preserve"> UI </w:t>
+      </w:r>
+      <w:proofErr w:type="spellStart"/>
+      <w:r>
+        <w:rPr>
+          <w:u w:val="single"/>
+          <w:lang w:val="en-ID"/>
+        </w:rPr>
+        <w:t>kecil</w:t>
+      </w:r>
+      <w:proofErr w:type="spellEnd"/>
+      <w:r>
+        <w:rPr>
+          <w:u w:val="single"/>
+          <w:lang w:val="en-ID"/>
+        </w:rPr>
+        <w:t xml:space="preserve"> </w:t>
+      </w:r>
+      <w:proofErr w:type="spellStart"/>
+      <w:r>
+        <w:rPr>
+          <w:u w:val="single"/>
+          <w:lang w:val="en-ID"/>
+        </w:rPr>
+        <w:t>atau</w:t>
+      </w:r>
+      <w:proofErr w:type="spellEnd"/>
+      <w:r>
+        <w:rPr>
+          <w:u w:val="single"/>
+          <w:lang w:val="en-ID"/>
+        </w:rPr>
+        <w:t xml:space="preserve"> </w:t>
+      </w:r>
+      <w:proofErr w:type="spellStart"/>
+      <w:r>
+        <w:rPr>
+          <w:u w:val="single"/>
+          <w:lang w:val="en-ID"/>
+        </w:rPr>
+        <w:t>jika</w:t>
+      </w:r>
+      <w:proofErr w:type="spellEnd"/>
+      <w:r>
+        <w:rPr>
+          <w:u w:val="single"/>
+          <w:lang w:val="en-ID"/>
+        </w:rPr>
+        <w:t xml:space="preserve"> data yang </w:t>
+      </w:r>
+      <w:proofErr w:type="spellStart"/>
+      <w:r>
+        <w:rPr>
+          <w:u w:val="single"/>
+          <w:lang w:val="en-ID"/>
+        </w:rPr>
+        <w:t>dicek</w:t>
+      </w:r>
+      <w:proofErr w:type="spellEnd"/>
+      <w:r>
+        <w:rPr>
+          <w:u w:val="single"/>
+          <w:lang w:val="en-ID"/>
+        </w:rPr>
+        <w:t xml:space="preserve"> </w:t>
+      </w:r>
+      <w:proofErr w:type="spellStart"/>
+      <w:r>
+        <w:rPr>
+          <w:u w:val="single"/>
+          <w:lang w:val="en-ID"/>
+        </w:rPr>
+        <w:t>hanya</w:t>
+      </w:r>
+      <w:proofErr w:type="spellEnd"/>
+      <w:r>
+        <w:rPr>
+          <w:u w:val="single"/>
+          <w:lang w:val="en-ID"/>
+        </w:rPr>
+        <w:t xml:space="preserve"> </w:t>
+      </w:r>
+      <w:proofErr w:type="spellStart"/>
+      <w:r>
+        <w:rPr>
+          <w:u w:val="single"/>
+          <w:lang w:val="en-ID"/>
+        </w:rPr>
+        <w:t>tersedia</w:t>
+      </w:r>
+      <w:proofErr w:type="spellEnd"/>
+      <w:r>
+        <w:rPr>
+          <w:u w:val="single"/>
+          <w:lang w:val="en-ID"/>
+        </w:rPr>
+        <w:t xml:space="preserve"> di </w:t>
+      </w:r>
+      <w:proofErr w:type="spellStart"/>
+      <w:r>
+        <w:rPr>
+          <w:u w:val="single"/>
+          <w:lang w:val="en-ID"/>
+        </w:rPr>
+        <w:t>localStorage</w:t>
+      </w:r>
+      <w:proofErr w:type="spellEnd"/>
+      <w:r>
+        <w:rPr>
+          <w:u w:val="single"/>
+          <w:lang w:val="en-ID"/>
+        </w:rPr>
+        <w:t xml:space="preserve"> yang </w:t>
+      </w:r>
+      <w:proofErr w:type="spellStart"/>
+      <w:r>
+        <w:rPr>
+          <w:u w:val="single"/>
+          <w:lang w:val="en-ID"/>
+        </w:rPr>
+        <w:t>tidak</w:t>
+      </w:r>
+      <w:proofErr w:type="spellEnd"/>
+      <w:r>
+        <w:rPr>
+          <w:u w:val="single"/>
+          <w:lang w:val="en-ID"/>
+        </w:rPr>
+        <w:t xml:space="preserve"> </w:t>
+      </w:r>
+      <w:proofErr w:type="spellStart"/>
+      <w:r>
+        <w:rPr>
+          <w:u w:val="single"/>
+          <w:lang w:val="en-ID"/>
+        </w:rPr>
+        <w:t>bisa</w:t>
+      </w:r>
+      <w:proofErr w:type="spellEnd"/>
+      <w:r>
+        <w:rPr>
+          <w:u w:val="single"/>
+          <w:lang w:val="en-ID"/>
+        </w:rPr>
+        <w:t xml:space="preserve"> </w:t>
+      </w:r>
+      <w:proofErr w:type="spellStart"/>
+      <w:r>
+        <w:rPr>
+          <w:u w:val="single"/>
+          <w:lang w:val="en-ID"/>
+        </w:rPr>
+        <w:t>dibaca</w:t>
+      </w:r>
+      <w:proofErr w:type="spellEnd"/>
+      <w:r>
+        <w:rPr>
+          <w:u w:val="single"/>
+          <w:lang w:val="en-ID"/>
+        </w:rPr>
+        <w:t xml:space="preserve"> server.</w:t>
+      </w:r>
+    </w:p>
+    <w:p>
+      <w:pPr>
+        <w:rPr>
+          <w:lang w:val="en-ID"/>
+        </w:rPr>
+      </w:pPr>
+      <w:r>
+        <w:rPr>
+          <w:lang w:val="en-ID"/>
+        </w:rPr>
+        <w:t xml:space="preserve">5. Apa </w:t>
+      </w:r>
+      <w:proofErr w:type="spellStart"/>
+      <w:r>
+        <w:rPr>
+          <w:lang w:val="en-ID"/>
+        </w:rPr>
+        <w:t>perbedaan</w:t>
+      </w:r>
+      <w:proofErr w:type="spellEnd"/>
+      <w:r>
+        <w:rPr>
+          <w:lang w:val="en-ID"/>
+        </w:rPr>
+        <w:t xml:space="preserve"> middleware dan API route?</w:t>
+      </w:r>
+    </w:p>
+    <w:p>
+      <w:pPr>
+        <w:rPr>
+          <w:u w:val="single"/>
+          <w:lang w:val="en-ID"/>
+        </w:rPr>
+      </w:pPr>
+      <w:r>
+        <w:rPr>
+          <w:u w:val="single"/>
+          <w:lang w:val="en-ID"/>
+        </w:rPr>
+        <w:t>M</w:t>
+      </w:r>
+      <w:r>
+        <w:rPr>
+          <w:u w:val="single"/>
+          <w:lang w:val="en-ID"/>
+        </w:rPr>
+        <w:t xml:space="preserve">iddleware </w:t>
+      </w:r>
+      <w:proofErr w:type="spellStart"/>
+      <w:r>
+        <w:rPr>
+          <w:u w:val="single"/>
+          <w:lang w:val="en-ID"/>
+        </w:rPr>
+        <w:t>berfungsi</w:t>
+      </w:r>
+      <w:proofErr w:type="spellEnd"/>
+      <w:r>
+        <w:rPr>
+          <w:u w:val="single"/>
+          <w:lang w:val="en-ID"/>
+        </w:rPr>
+        <w:t xml:space="preserve"> </w:t>
+      </w:r>
+      <w:proofErr w:type="spellStart"/>
+      <w:r>
+        <w:rPr>
+          <w:u w:val="single"/>
+          <w:lang w:val="en-ID"/>
+        </w:rPr>
+        <w:t>sebagai</w:t>
+      </w:r>
+      <w:proofErr w:type="spellEnd"/>
+      <w:r>
+        <w:rPr>
+          <w:u w:val="single"/>
+          <w:lang w:val="en-ID"/>
+        </w:rPr>
+        <w:t xml:space="preserve"> </w:t>
+      </w:r>
+      <w:proofErr w:type="spellStart"/>
+      <w:r>
+        <w:rPr>
+          <w:u w:val="single"/>
+          <w:lang w:val="en-ID"/>
+        </w:rPr>
+        <w:t>pencegat</w:t>
+      </w:r>
+      <w:proofErr w:type="spellEnd"/>
+      <w:r>
+        <w:rPr>
+          <w:u w:val="single"/>
+          <w:lang w:val="en-ID"/>
+        </w:rPr>
+        <w:t xml:space="preserve"> (interceptor) </w:t>
+      </w:r>
+      <w:proofErr w:type="spellStart"/>
+      <w:r>
+        <w:rPr>
+          <w:u w:val="single"/>
+          <w:lang w:val="en-ID"/>
+        </w:rPr>
+        <w:t>permintaan</w:t>
+      </w:r>
+      <w:proofErr w:type="spellEnd"/>
+      <w:r>
+        <w:rPr>
+          <w:u w:val="single"/>
+          <w:lang w:val="en-ID"/>
+        </w:rPr>
+        <w:t xml:space="preserve"> </w:t>
+      </w:r>
+      <w:proofErr w:type="spellStart"/>
+      <w:r>
+        <w:rPr>
+          <w:u w:val="single"/>
+          <w:lang w:val="en-ID"/>
+        </w:rPr>
+        <w:t>sebelum</w:t>
+      </w:r>
+      <w:proofErr w:type="spellEnd"/>
+      <w:r>
+        <w:rPr>
+          <w:u w:val="single"/>
+          <w:lang w:val="en-ID"/>
+        </w:rPr>
+        <w:t xml:space="preserve"> </w:t>
+      </w:r>
+      <w:proofErr w:type="spellStart"/>
+      <w:r>
+        <w:rPr>
+          <w:u w:val="single"/>
+          <w:lang w:val="en-ID"/>
+        </w:rPr>
+        <w:t>mencapai</w:t>
+      </w:r>
+      <w:proofErr w:type="spellEnd"/>
+      <w:r>
+        <w:rPr>
+          <w:u w:val="single"/>
+          <w:lang w:val="en-ID"/>
+        </w:rPr>
+        <w:t xml:space="preserve"> </w:t>
+      </w:r>
+      <w:proofErr w:type="spellStart"/>
+      <w:r>
+        <w:rPr>
+          <w:u w:val="single"/>
+          <w:lang w:val="en-ID"/>
+        </w:rPr>
+        <w:t>tujuan</w:t>
+      </w:r>
+      <w:proofErr w:type="spellEnd"/>
+      <w:r>
+        <w:rPr>
+          <w:u w:val="single"/>
+          <w:lang w:val="en-ID"/>
+        </w:rPr>
+        <w:t xml:space="preserve">, </w:t>
+      </w:r>
+      <w:proofErr w:type="spellStart"/>
+      <w:r>
+        <w:rPr>
+          <w:u w:val="single"/>
+          <w:lang w:val="en-ID"/>
+        </w:rPr>
+        <w:t>sementara</w:t>
+      </w:r>
+      <w:proofErr w:type="spellEnd"/>
+      <w:r>
+        <w:rPr>
+          <w:u w:val="single"/>
+          <w:lang w:val="en-ID"/>
+        </w:rPr>
+        <w:t xml:space="preserve"> API route </w:t>
+      </w:r>
+      <w:proofErr w:type="spellStart"/>
+      <w:r>
+        <w:rPr>
+          <w:u w:val="single"/>
+          <w:lang w:val="en-ID"/>
+        </w:rPr>
+        <w:t>adalah</w:t>
+      </w:r>
+      <w:proofErr w:type="spellEnd"/>
+      <w:r>
+        <w:rPr>
+          <w:u w:val="single"/>
+          <w:lang w:val="en-ID"/>
+        </w:rPr>
+        <w:t xml:space="preserve"> </w:t>
+      </w:r>
+      <w:proofErr w:type="spellStart"/>
+      <w:r>
+        <w:rPr>
+          <w:u w:val="single"/>
+          <w:lang w:val="en-ID"/>
+        </w:rPr>
+        <w:t>tujuan</w:t>
+      </w:r>
+      <w:proofErr w:type="spellEnd"/>
+      <w:r>
+        <w:rPr>
+          <w:u w:val="single"/>
+          <w:lang w:val="en-ID"/>
+        </w:rPr>
+        <w:t xml:space="preserve"> </w:t>
+      </w:r>
+      <w:proofErr w:type="spellStart"/>
+      <w:r>
+        <w:rPr>
+          <w:u w:val="single"/>
+          <w:lang w:val="en-ID"/>
+        </w:rPr>
+        <w:t>akhir</w:t>
+      </w:r>
+      <w:proofErr w:type="spellEnd"/>
+      <w:r>
+        <w:rPr>
+          <w:u w:val="single"/>
+          <w:lang w:val="en-ID"/>
+        </w:rPr>
+        <w:t xml:space="preserve"> </w:t>
+      </w:r>
+      <w:proofErr w:type="spellStart"/>
+      <w:r>
+        <w:rPr>
+          <w:u w:val="single"/>
+          <w:lang w:val="en-ID"/>
+        </w:rPr>
+        <w:t>untuk</w:t>
+      </w:r>
+      <w:proofErr w:type="spellEnd"/>
+      <w:r>
+        <w:rPr>
+          <w:u w:val="single"/>
+          <w:lang w:val="en-ID"/>
+        </w:rPr>
+        <w:t xml:space="preserve"> </w:t>
+      </w:r>
+      <w:proofErr w:type="spellStart"/>
+      <w:r>
+        <w:rPr>
+          <w:u w:val="single"/>
+          <w:lang w:val="en-ID"/>
+        </w:rPr>
+        <w:t>memproses</w:t>
+      </w:r>
+      <w:proofErr w:type="spellEnd"/>
+      <w:r>
+        <w:rPr>
+          <w:u w:val="single"/>
+          <w:lang w:val="en-ID"/>
+        </w:rPr>
+        <w:t xml:space="preserve"> </w:t>
+      </w:r>
+      <w:proofErr w:type="spellStart"/>
+      <w:r>
+        <w:rPr>
+          <w:u w:val="single"/>
+          <w:lang w:val="en-ID"/>
+        </w:rPr>
+        <w:t>logika</w:t>
+      </w:r>
+      <w:proofErr w:type="spellEnd"/>
+      <w:r>
+        <w:rPr>
+          <w:u w:val="single"/>
+          <w:lang w:val="en-ID"/>
+        </w:rPr>
+        <w:t xml:space="preserve"> data dan </w:t>
+      </w:r>
+      <w:proofErr w:type="spellStart"/>
+      <w:r>
+        <w:rPr>
+          <w:u w:val="single"/>
+          <w:lang w:val="en-ID"/>
+        </w:rPr>
+        <w:t>mengirimkan</w:t>
+      </w:r>
+      <w:proofErr w:type="spellEnd"/>
+      <w:r>
+        <w:rPr>
+          <w:u w:val="single"/>
+          <w:lang w:val="en-ID"/>
+        </w:rPr>
+        <w:t xml:space="preserve"> </w:t>
+      </w:r>
+      <w:proofErr w:type="spellStart"/>
+      <w:r>
+        <w:rPr>
+          <w:u w:val="single"/>
+          <w:lang w:val="en-ID"/>
+        </w:rPr>
+        <w:t>respon</w:t>
+      </w:r>
+      <w:proofErr w:type="spellEnd"/>
+      <w:r>
+        <w:rPr>
+          <w:u w:val="single"/>
+          <w:lang w:val="en-ID"/>
+        </w:rPr>
+        <w:t>.</w:t>
+      </w:r>
     </w:p>
     <w:sectPr>
       <w:pgSz w:w="12240" w:h="15840"/>

--- a/Laporan/03_Ahmad Dzul Fadhli Jobsheet 12,13&14.docx
+++ b/Laporan/03_Ahmad Dzul Fadhli Jobsheet 12,13&14.docx
@@ -10930,6 +10930,167 @@
         </w:rPr>
         <w:t>.</w:t>
       </w:r>
+    </w:p>
+    <w:p>
+      <w:pPr>
+        <w:jc w:val="left"/>
+        <w:rPr>
+          <w:u w:val="single"/>
+          <w:lang w:val="en-ID"/>
+        </w:rPr>
+      </w:pPr>
+      <w:r>
+        <w:rPr>
+          <w:u w:val="single"/>
+          <w:lang w:val="en-ID"/>
+        </w:rPr>
+        <w:br w:type="page"/>
+      </w:r>
+    </w:p>
+    <w:p>
+      <w:pPr>
+        <w:pStyle w:val="Heading1"/>
+        <w:pBdr>
+          <w:bottom w:val="single" w:sz="6" w:space="1" w:color="auto"/>
+        </w:pBdr>
+      </w:pPr>
+      <w:r>
+        <w:lastRenderedPageBreak/>
+        <w:t xml:space="preserve">Laporan Jobsheet </w:t>
+      </w:r>
+      <w:r>
+        <w:t>1</w:t>
+      </w:r>
+      <w:r>
+        <w:t>4</w:t>
+      </w:r>
+      <w:r>
+        <w:t>:</w:t>
+      </w:r>
+      <w:r>
+        <w:t xml:space="preserve"> </w:t>
+      </w:r>
+      <w:r>
+        <w:t>Sistem Autentikasi</w:t>
+      </w:r>
+      <w:r>
+        <w:t xml:space="preserve"> - </w:t>
+      </w:r>
+      <w:r>
+        <w:t>Proteksi Route</w:t>
+      </w:r>
+      <w:r>
+        <w:t xml:space="preserve"> Matkul </w:t>
+      </w:r>
+      <w:r>
+        <w:t xml:space="preserve">Pemograman Berbasis Network </w:t>
+      </w:r>
+      <w:r>
+        <w:br/>
+      </w:r>
+      <w:r>
+        <w:t>Ahmad Dzul Fadhli Hannan | TI3F | 2341720106</w:t>
+      </w:r>
+    </w:p>
+    <w:p>
+      <w:pPr>
+        <w:pStyle w:val="Heading2"/>
+      </w:pPr>
+      <w:r>
+        <w:rPr>
+          <w:rFonts w:ascii="Segoe UI Symbol" w:hAnsi="Segoe UI Symbol" w:cs="Segoe UI Symbol"/>
+        </w:rPr>
+        <w:t>🛠</w:t>
+      </w:r>
+      <w:r>
+        <w:t xml:space="preserve"> C. Langkah Praktikum </w:t>
+      </w:r>
+    </w:p>
+    <w:p>
+      <w:pPr>
+        <w:rPr>
+          <w:u w:val="single"/>
+        </w:rPr>
+      </w:pPr>
+      <w:r>
+        <w:rPr>
+          <w:u w:val="single"/>
+        </w:rPr>
+        <w:t>Bagian 1 – Install NextAuth</w:t>
+      </w:r>
+    </w:p>
+    <w:p>
+      <w:pPr>
+        <w:rPr>
+          <w:u w:val="single"/>
+          <w:lang w:val="en-ID"/>
+        </w:rPr>
+      </w:pPr>
+      <w:r>
+        <w:rPr>
+          <w:u w:val="single"/>
+          <w:lang w:val="en-ID"/>
+        </w:rPr>
+        <w:drawing>
+          <wp:inline distT="0" distB="0" distL="0" distR="0" wp14:anchorId="24BBD42D" wp14:editId="28DC2B7C">
+            <wp:extent cx="2880000" cy="1394769"/>
+            <wp:effectExtent l="0" t="0" r="0" b="0"/>
+            <wp:docPr id="1346369484" name="Picture 1"/>
+            <wp:cNvGraphicFramePr>
+              <a:graphicFrameLocks xmlns:a="http://schemas.openxmlformats.org/drawingml/2006/main" noChangeAspect="1"/>
+            </wp:cNvGraphicFramePr>
+            <a:graphic xmlns:a="http://schemas.openxmlformats.org/drawingml/2006/main">
+              <a:graphicData uri="http://schemas.openxmlformats.org/drawingml/2006/picture">
+                <pic:pic xmlns:pic="http://schemas.openxmlformats.org/drawingml/2006/picture">
+                  <pic:nvPicPr>
+                    <pic:cNvPr id="1346369484" name=""/>
+                    <pic:cNvPicPr/>
+                  </pic:nvPicPr>
+                  <pic:blipFill>
+                    <a:blip r:embed="rId51"/>
+                    <a:stretch>
+                      <a:fillRect/>
+                    </a:stretch>
+                  </pic:blipFill>
+                  <pic:spPr>
+                    <a:xfrm>
+                      <a:off x="0" y="0"/>
+                      <a:ext cx="2880000" cy="1394769"/>
+                    </a:xfrm>
+                    <a:prstGeom prst="rect">
+                      <a:avLst/>
+                    </a:prstGeom>
+                  </pic:spPr>
+                </pic:pic>
+              </a:graphicData>
+            </a:graphic>
+          </wp:inline>
+        </w:drawing>
+      </w:r>
+    </w:p>
+    <w:p>
+      <w:pPr>
+        <w:rPr>
+          <w:u w:val="single"/>
+          <w:lang w:val="en-ID"/>
+        </w:rPr>
+      </w:pPr>
+    </w:p>
+    <w:p>
+      <w:pPr>
+        <w:rPr>
+          <w:u w:val="single"/>
+          <w:lang w:val="en-ID"/>
+        </w:rPr>
+      </w:pPr>
+    </w:p>
+    <w:p>
+      <w:pPr>
+        <w:rPr>
+          <w:u w:val="single"/>
+          <w:lang w:val="en-ID"/>
+        </w:rPr>
+      </w:pPr>
     </w:p>
     <w:sectPr>
       <w:pgSz w:w="12240" w:h="15840"/>

--- a/Laporan/03_Ahmad Dzul Fadhli Jobsheet 12,13&14.docx
+++ b/Laporan/03_Ahmad Dzul Fadhli Jobsheet 12,13&14.docx
@@ -11008,14 +11008,9 @@
     </w:p>
     <w:p>
       <w:pPr>
-        <w:rPr>
-          <w:u w:val="single"/>
-        </w:rPr>
-      </w:pPr>
-      <w:r>
-        <w:rPr>
-          <w:u w:val="single"/>
-        </w:rPr>
+        <w:pStyle w:val="Heading3"/>
+      </w:pPr>
+      <w:r>
         <w:t>Bagian 1 – Install NextAuth</w:t>
       </w:r>
     </w:p>
@@ -11070,12 +11065,342 @@
     </w:p>
     <w:p>
       <w:pPr>
-        <w:rPr>
-          <w:u w:val="single"/>
-          <w:lang w:val="en-ID"/>
-        </w:rPr>
-      </w:pPr>
-    </w:p>
+        <w:pStyle w:val="Heading3"/>
+      </w:pPr>
+      <w:r>
+        <w:t xml:space="preserve">Bagian 2 – </w:t>
+      </w:r>
+      <w:proofErr w:type="spellStart"/>
+      <w:r>
+        <w:t>Konfigurasi</w:t>
+      </w:r>
+      <w:proofErr w:type="spellEnd"/>
+      <w:r>
+        <w:t xml:space="preserve"> API Auth</w:t>
+      </w:r>
+    </w:p>
+    <w:p>
+      <w:proofErr w:type="spellStart"/>
+      <w:r>
+        <w:t>Buat</w:t>
+      </w:r>
+      <w:proofErr w:type="spellEnd"/>
+      <w:r>
+        <w:t xml:space="preserve"> file dan folder pada folder pages/</w:t>
+      </w:r>
+      <w:proofErr w:type="spellStart"/>
+      <w:r>
+        <w:t>api</w:t>
+      </w:r>
+      <w:proofErr w:type="spellEnd"/>
+      <w:r>
+        <w:t>/auth</w:t>
+      </w:r>
+      <w:proofErr w:type="gramStart"/>
+      <w:r>
+        <w:t>/[</w:t>
+      </w:r>
+      <w:proofErr w:type="gramEnd"/>
+      <w:r>
+        <w:t>...</w:t>
+      </w:r>
+      <w:proofErr w:type="spellStart"/>
+      <w:r>
+        <w:t>nextauth</w:t>
+      </w:r>
+      <w:proofErr w:type="spellEnd"/>
+      <w:r>
+        <w:t>].</w:t>
+      </w:r>
+      <w:proofErr w:type="spellStart"/>
+      <w:r>
+        <w:t>ts</w:t>
+      </w:r>
+      <w:proofErr w:type="spellEnd"/>
+    </w:p>
+    <w:p>
+      <w:proofErr w:type="spellStart"/>
+      <w:r>
+        <w:t>Modifikasi</w:t>
+      </w:r>
+      <w:proofErr w:type="spellEnd"/>
+      <w:r>
+        <w:t xml:space="preserve"> file […</w:t>
+      </w:r>
+      <w:proofErr w:type="spellStart"/>
+      <w:r>
+        <w:t>nextauth</w:t>
+      </w:r>
+      <w:proofErr w:type="spellEnd"/>
+      <w:r>
+        <w:t>].</w:t>
+      </w:r>
+      <w:proofErr w:type="spellStart"/>
+      <w:r>
+        <w:t>ts</w:t>
+      </w:r>
+      <w:proofErr w:type="spellEnd"/>
+      <w:r>
+        <w:t>:</w:t>
+      </w:r>
+    </w:p>
+    <w:p>
+      <w:r>
+        <w:lastRenderedPageBreak/>
+        <w:drawing>
+          <wp:inline distT="0" distB="0" distL="0" distR="0" wp14:anchorId="60B1C11A" wp14:editId="78A4758F">
+            <wp:extent cx="2880000" cy="4989947"/>
+            <wp:effectExtent l="0" t="0" r="0" b="1270"/>
+            <wp:docPr id="1279150384" name="Picture 1"/>
+            <wp:cNvGraphicFramePr>
+              <a:graphicFrameLocks xmlns:a="http://schemas.openxmlformats.org/drawingml/2006/main" noChangeAspect="1"/>
+            </wp:cNvGraphicFramePr>
+            <a:graphic xmlns:a="http://schemas.openxmlformats.org/drawingml/2006/main">
+              <a:graphicData uri="http://schemas.openxmlformats.org/drawingml/2006/picture">
+                <pic:pic xmlns:pic="http://schemas.openxmlformats.org/drawingml/2006/picture">
+                  <pic:nvPicPr>
+                    <pic:cNvPr id="1279150384" name=""/>
+                    <pic:cNvPicPr/>
+                  </pic:nvPicPr>
+                  <pic:blipFill>
+                    <a:blip r:embed="rId52"/>
+                    <a:stretch>
+                      <a:fillRect/>
+                    </a:stretch>
+                  </pic:blipFill>
+                  <pic:spPr>
+                    <a:xfrm>
+                      <a:off x="0" y="0"/>
+                      <a:ext cx="2880000" cy="4989947"/>
+                    </a:xfrm>
+                    <a:prstGeom prst="rect">
+                      <a:avLst/>
+                    </a:prstGeom>
+                  </pic:spPr>
+                </pic:pic>
+              </a:graphicData>
+            </a:graphic>
+          </wp:inline>
+        </w:drawing>
+      </w:r>
+    </w:p>
+    <w:p>
+      <w:pPr>
+        <w:pStyle w:val="Heading3"/>
+      </w:pPr>
+      <w:r>
+        <w:t xml:space="preserve">Bagian 3 – </w:t>
+      </w:r>
+      <w:proofErr w:type="spellStart"/>
+      <w:r>
+        <w:t>Tambahkan</w:t>
+      </w:r>
+      <w:proofErr w:type="spellEnd"/>
+      <w:r>
+        <w:t xml:space="preserve"> Secret</w:t>
+      </w:r>
+    </w:p>
+    <w:p>
+      <w:pPr>
+        <w:rPr>
+          <w:lang w:val="en-ID"/>
+        </w:rPr>
+      </w:pPr>
+      <w:r>
+        <w:rPr>
+          <w:lang w:val="en-ID"/>
+        </w:rPr>
+        <w:t>Buka file .</w:t>
+      </w:r>
+      <w:proofErr w:type="spellStart"/>
+      <w:proofErr w:type="gramStart"/>
+      <w:r>
+        <w:rPr>
+          <w:lang w:val="en-ID"/>
+        </w:rPr>
+        <w:t>env.local</w:t>
+      </w:r>
+      <w:proofErr w:type="spellEnd"/>
+      <w:proofErr w:type="gramEnd"/>
+      <w:r>
+        <w:rPr>
+          <w:lang w:val="en-ID"/>
+        </w:rPr>
+        <w:t xml:space="preserve"> dan </w:t>
+      </w:r>
+      <w:proofErr w:type="spellStart"/>
+      <w:r>
+        <w:rPr>
+          <w:lang w:val="en-ID"/>
+        </w:rPr>
+        <w:t>tambahkan</w:t>
+      </w:r>
+      <w:proofErr w:type="spellEnd"/>
+      <w:r>
+        <w:rPr>
+          <w:lang w:val="en-ID"/>
+        </w:rPr>
+        <w:t xml:space="preserve"> code pada line 12</w:t>
+      </w:r>
+    </w:p>
+    <w:p>
+      <w:pPr>
+        <w:rPr>
+          <w:lang w:val="en-ID"/>
+        </w:rPr>
+      </w:pPr>
+      <w:r>
+        <w:rPr>
+          <w:lang w:val="en-ID"/>
+        </w:rPr>
+        <w:t>o NEXTAUTH_SECRET=RANDOM_BASE64_STRING</w:t>
+      </w:r>
+    </w:p>
+    <w:p>
+      <w:pPr>
+        <w:rPr>
+          <w:lang w:val="en-ID"/>
+        </w:rPr>
+      </w:pPr>
+      <w:r>
+        <w:rPr>
+          <w:lang w:val="en-ID"/>
+        </w:rPr>
+        <w:t xml:space="preserve">o </w:t>
+      </w:r>
+      <w:proofErr w:type="spellStart"/>
+      <w:r>
+        <w:rPr>
+          <w:lang w:val="en-ID"/>
+        </w:rPr>
+        <w:t>Untuk</w:t>
+      </w:r>
+      <w:proofErr w:type="spellEnd"/>
+      <w:r>
+        <w:rPr>
+          <w:lang w:val="en-ID"/>
+        </w:rPr>
+        <w:t xml:space="preserve"> </w:t>
+      </w:r>
+      <w:proofErr w:type="spellStart"/>
+      <w:r>
+        <w:rPr>
+          <w:lang w:val="en-ID"/>
+        </w:rPr>
+        <w:t>mendapatkan</w:t>
+      </w:r>
+      <w:proofErr w:type="spellEnd"/>
+      <w:r>
+        <w:rPr>
+          <w:lang w:val="en-ID"/>
+        </w:rPr>
+        <w:t xml:space="preserve"> </w:t>
+      </w:r>
+      <w:proofErr w:type="spellStart"/>
+      <w:r>
+        <w:rPr>
+          <w:lang w:val="en-ID"/>
+        </w:rPr>
+        <w:t>nilai</w:t>
+      </w:r>
+      <w:proofErr w:type="spellEnd"/>
+      <w:r>
+        <w:rPr>
+          <w:lang w:val="en-ID"/>
+        </w:rPr>
+        <w:t xml:space="preserve"> RANDOM_BASE64_STRING </w:t>
+      </w:r>
+      <w:proofErr w:type="spellStart"/>
+      <w:r>
+        <w:rPr>
+          <w:lang w:val="en-ID"/>
+        </w:rPr>
+        <w:t>gunakan</w:t>
+      </w:r>
+      <w:proofErr w:type="spellEnd"/>
+      <w:r>
+        <w:rPr>
+          <w:lang w:val="en-ID"/>
+        </w:rPr>
+        <w:t xml:space="preserve"> generator</w:t>
+      </w:r>
+    </w:p>
+    <w:p>
+      <w:pPr>
+        <w:rPr>
+          <w:lang w:val="en-ID"/>
+        </w:rPr>
+      </w:pPr>
+      <w:r>
+        <w:rPr>
+          <w:lang w:val="en-ID"/>
+        </w:rPr>
+        <w:t xml:space="preserve">RANDOM_BASE64_STRING </w:t>
+      </w:r>
+      <w:proofErr w:type="spellStart"/>
+      <w:r>
+        <w:rPr>
+          <w:lang w:val="en-ID"/>
+        </w:rPr>
+        <w:t>seperti</w:t>
+      </w:r>
+      <w:proofErr w:type="spellEnd"/>
+      <w:r>
+        <w:rPr>
+          <w:lang w:val="en-ID"/>
+        </w:rPr>
+        <w:t xml:space="preserve"> </w:t>
+      </w:r>
+      <w:hyperlink r:id="rId53" w:history="1">
+        <w:r>
+          <w:rPr>
+            <w:rStyle w:val="Hyperlink"/>
+            <w:lang w:val="en-ID"/>
+          </w:rPr>
+          <w:t>https://www.convertsimple.com/randombase64-generator/</w:t>
+        </w:r>
+      </w:hyperlink>
+    </w:p>
+    <w:p>
+      <w:r>
+        <w:drawing>
+          <wp:inline distT="0" distB="0" distL="0" distR="0" wp14:anchorId="50920D77" wp14:editId="6528BAF3">
+            <wp:extent cx="2880000" cy="430769"/>
+            <wp:effectExtent l="0" t="0" r="0" b="7620"/>
+            <wp:docPr id="938654606" name="Picture 1"/>
+            <wp:cNvGraphicFramePr>
+              <a:graphicFrameLocks xmlns:a="http://schemas.openxmlformats.org/drawingml/2006/main" noChangeAspect="1"/>
+            </wp:cNvGraphicFramePr>
+            <a:graphic xmlns:a="http://schemas.openxmlformats.org/drawingml/2006/main">
+              <a:graphicData uri="http://schemas.openxmlformats.org/drawingml/2006/picture">
+                <pic:pic xmlns:pic="http://schemas.openxmlformats.org/drawingml/2006/picture">
+                  <pic:nvPicPr>
+                    <pic:cNvPr id="938654606" name=""/>
+                    <pic:cNvPicPr/>
+                  </pic:nvPicPr>
+                  <pic:blipFill>
+                    <a:blip r:embed="rId54"/>
+                    <a:stretch>
+                      <a:fillRect/>
+                    </a:stretch>
+                  </pic:blipFill>
+                  <pic:spPr>
+                    <a:xfrm>
+                      <a:off x="0" y="0"/>
+                      <a:ext cx="2880000" cy="430769"/>
+                    </a:xfrm>
+                    <a:prstGeom prst="rect">
+                      <a:avLst/>
+                    </a:prstGeom>
+                  </pic:spPr>
+                </pic:pic>
+              </a:graphicData>
+            </a:graphic>
+          </wp:inline>
+        </w:drawing>
+      </w:r>
+    </w:p>
+    <w:p/>
     <w:p>
       <w:pPr>
         <w:rPr>

--- a/Laporan/03_Ahmad Dzul Fadhli Jobsheet 12,13&14.docx
+++ b/Laporan/03_Ahmad Dzul Fadhli Jobsheet 12,13&14.docx
@@ -11388,6 +11388,88 @@
                     <a:xfrm>
                       <a:off x="0" y="0"/>
                       <a:ext cx="2880000" cy="430769"/>
+                    </a:xfrm>
+                    <a:prstGeom prst="rect">
+                      <a:avLst/>
+                    </a:prstGeom>
+                  </pic:spPr>
+                </pic:pic>
+              </a:graphicData>
+            </a:graphic>
+          </wp:inline>
+        </w:drawing>
+      </w:r>
+    </w:p>
+    <w:p>
+      <w:pPr>
+        <w:pStyle w:val="Heading3"/>
+      </w:pPr>
+      <w:r>
+        <w:t xml:space="preserve">Bagian 4 – </w:t>
+      </w:r>
+      <w:proofErr w:type="spellStart"/>
+      <w:r>
+        <w:t>Tambahkan</w:t>
+      </w:r>
+      <w:proofErr w:type="spellEnd"/>
+      <w:r>
+        <w:t xml:space="preserve"> </w:t>
+      </w:r>
+      <w:proofErr w:type="spellStart"/>
+      <w:r>
+        <w:t>SessionProvider</w:t>
+      </w:r>
+      <w:proofErr w:type="spellEnd"/>
+    </w:p>
+    <w:p>
+      <w:r>
+        <w:t>Buka file _</w:t>
+      </w:r>
+      <w:proofErr w:type="spellStart"/>
+      <w:r>
+        <w:t>app.tsx</w:t>
+      </w:r>
+      <w:proofErr w:type="spellEnd"/>
+      <w:r>
+        <w:t xml:space="preserve"> dan </w:t>
+      </w:r>
+      <w:proofErr w:type="spellStart"/>
+      <w:r>
+        <w:t>modifikasi</w:t>
+      </w:r>
+      <w:proofErr w:type="spellEnd"/>
+      <w:r>
+        <w:t>:</w:t>
+      </w:r>
+    </w:p>
+    <w:p>
+      <w:r>
+        <w:lastRenderedPageBreak/>
+        <w:drawing>
+          <wp:inline distT="0" distB="0" distL="0" distR="0" wp14:anchorId="05BA5ED2" wp14:editId="77BE44C3">
+            <wp:extent cx="2880000" cy="1473538"/>
+            <wp:effectExtent l="0" t="0" r="0" b="0"/>
+            <wp:docPr id="1064081035" name="Picture 1"/>
+            <wp:cNvGraphicFramePr>
+              <a:graphicFrameLocks xmlns:a="http://schemas.openxmlformats.org/drawingml/2006/main" noChangeAspect="1"/>
+            </wp:cNvGraphicFramePr>
+            <a:graphic xmlns:a="http://schemas.openxmlformats.org/drawingml/2006/main">
+              <a:graphicData uri="http://schemas.openxmlformats.org/drawingml/2006/picture">
+                <pic:pic xmlns:pic="http://schemas.openxmlformats.org/drawingml/2006/picture">
+                  <pic:nvPicPr>
+                    <pic:cNvPr id="1064081035" name=""/>
+                    <pic:cNvPicPr/>
+                  </pic:nvPicPr>
+                  <pic:blipFill>
+                    <a:blip r:embed="rId55"/>
+                    <a:stretch>
+                      <a:fillRect/>
+                    </a:stretch>
+                  </pic:blipFill>
+                  <pic:spPr>
+                    <a:xfrm>
+                      <a:off x="0" y="0"/>
+                      <a:ext cx="2880000" cy="1473538"/>
                     </a:xfrm>
                     <a:prstGeom prst="rect">
                       <a:avLst/>
